--- a/assets/resume.docx
+++ b/assets/resume.docx
@@ -41,6 +41,13 @@
           <w:szCs w:val="40"/>
         </w:rPr>
       </w:r>
+      <w:r>
+        <w:rPr>
+          <w:rFonts w:ascii="Arial" w:hAnsi="Arial"/>
+          <w:sz w:val="40"/>
+          <w:szCs w:val="40"/>
+        </w:rPr>
+      </w:r>
     </w:p>
     <w:p>
       <w:pPr>
@@ -63,6 +70,11 @@
           <w:rFonts w:ascii="Arial" w:hAnsi="Arial" w:cs="Calibri"/>
         </w:rPr>
       </w:r>
+      <w:r>
+        <w:rPr>
+          <w:rFonts w:ascii="Arial" w:hAnsi="Arial" w:cs="Calibri"/>
+        </w:rPr>
+      </w:r>
     </w:p>
     <w:p>
       <w:pPr>
@@ -74,23 +86,23 @@
       </w:pPr>
       <w:r>
         <w:rPr>
-          <w:rStyle w:val="744"/>
+          <w:rStyle w:val="898"/>
           <w:rFonts w:cs="Calibri"/>
           <w:color w:val="auto"/>
           <w:u w:val="none"/>
         </w:rPr>
-        <w:t xml:space="preserve">Ahilyanagar, Maharashtra   |   </w:t>
+        <w:t xml:space="preserve">Ahilyanagar, Maharashtra</w:t>
       </w:r>
       <w:r>
         <w:rPr>
           <w:rFonts w:cs="Calibri"/>
         </w:rPr>
-        <w:t xml:space="preserve">+91-9604841402   |   </w:t>
+        <w:t xml:space="preserve">  |   </w:t>
       </w:r>
       <w:hyperlink r:id="rId10" w:tooltip="mailto:kd026513@gmail.com" w:history="1">
         <w:r>
           <w:rPr>
-            <w:rStyle w:val="744"/>
+            <w:rStyle w:val="898"/>
             <w:rFonts w:cs="Calibri"/>
           </w:rPr>
           <w:t xml:space="preserve">kd026513@gmail.com</w:t>
@@ -98,7 +110,7 @@
       </w:hyperlink>
       <w:r>
         <w:rPr>
-          <w:rStyle w:val="744"/>
+          <w:rStyle w:val="898"/>
           <w:rFonts w:cs="Calibri"/>
           <w:color w:val="auto"/>
           <w:u w:val="none"/>
@@ -114,7 +126,7 @@
       <w:hyperlink r:id="rId11" w:tooltip="https://www.linkedin.com/in/ketan-darkunde" w:history="1">
         <w:r>
           <w:rPr>
-            <w:rStyle w:val="744"/>
+            <w:rStyle w:val="898"/>
             <w:rFonts w:cs="Calibri"/>
           </w:rPr>
           <w:t xml:space="preserve">linkedin.com/in/ketan-darkunde</w:t>
@@ -158,6 +170,16 @@
           <w:szCs w:val="26"/>
         </w:rPr>
       </w:r>
+      <w:r>
+        <w:rPr>
+          <w:rFonts w:ascii="Arial" w:hAnsi="Arial" w:cs="Arial"/>
+          <w:b/>
+          <w:bCs/>
+          <w:color w:val="0a649e"/>
+          <w:sz w:val="26"/>
+          <w:szCs w:val="26"/>
+        </w:rPr>
+      </w:r>
     </w:p>
     <w:p>
       <w:pPr>
@@ -181,111 +203,6 @@
         </w:rPr>
         <w:t xml:space="preserve">Dynamic professional with 5+ years of comprehensive experience in DevOps.</w:t>
       </w:r>
-      <w:r>
-        <w:rPr>
-          <w:rFonts w:cs="Calibri"/>
-          <w:color w:val="000000" w:themeColor="dark1"/>
-        </w:rPr>
-      </w:r>
-    </w:p>
-    <w:p>
-      <w:pPr>
-        <w:numPr>
-          <w:ilvl w:val="0"/>
-          <w:numId w:val="3"/>
-        </w:numPr>
-        <w:pBdr/>
-        <w:spacing w:after="0" w:line="276" w:lineRule="auto"/>
-        <w:ind/>
-        <w:jc w:val="both"/>
-        <w:rPr>
-          <w:rFonts w:cs="Calibri"/>
-          <w:color w:val="000000" w:themeColor="dark1"/>
-        </w:rPr>
-      </w:pPr>
-      <w:r>
-        <w:rPr>
-          <w:rFonts w:cs="Calibri"/>
-          <w:color w:val="000000" w:themeColor="dark1"/>
-        </w:rPr>
-        <w:t xml:space="preserve">Exceptional skills in CI/CD Integration to streamline Continuous Integration (CI) and Continuous Deployment (CD) pipelines, working in agile environment.</w:t>
-      </w:r>
-      <w:r>
-        <w:rPr>
-          <w:rFonts w:cs="Calibri"/>
-          <w:color w:val="000000" w:themeColor="dark1"/>
-        </w:rPr>
-      </w:r>
-    </w:p>
-    <w:p>
-      <w:pPr>
-        <w:numPr>
-          <w:ilvl w:val="0"/>
-          <w:numId w:val="3"/>
-        </w:numPr>
-        <w:pBdr/>
-        <w:spacing w:after="0" w:line="276" w:lineRule="auto"/>
-        <w:ind/>
-        <w:jc w:val="both"/>
-        <w:rPr>
-          <w:rFonts w:cs="Calibri"/>
-          <w:color w:val="000000" w:themeColor="dark1"/>
-        </w:rPr>
-      </w:pPr>
-      <w:r>
-        <w:rPr>
-          <w:rFonts w:cs="Calibri"/>
-          <w:color w:val="000000" w:themeColor="dark1"/>
-        </w:rPr>
-        <w:t xml:space="preserve">Strong experience Windows &amp; Linux server management.</w:t>
-      </w:r>
-      <w:r>
-        <w:rPr>
-          <w:rFonts w:cs="Calibri"/>
-          <w:color w:val="000000" w:themeColor="dark1"/>
-        </w:rPr>
-      </w:r>
-    </w:p>
-    <w:p>
-      <w:pPr>
-        <w:numPr>
-          <w:ilvl w:val="0"/>
-          <w:numId w:val="3"/>
-        </w:numPr>
-        <w:pBdr/>
-        <w:spacing w:after="0" w:line="276" w:lineRule="auto"/>
-        <w:ind/>
-        <w:jc w:val="both"/>
-        <w:rPr>
-          <w:rFonts w:cs="Calibri"/>
-          <w:color w:val="000000" w:themeColor="dark1"/>
-        </w:rPr>
-      </w:pPr>
-      <w:r>
-        <w:rPr>
-          <w:rFonts w:cs="Calibri"/>
-          <w:color w:val="000000" w:themeColor="dark1"/>
-        </w:rPr>
-        <w:t xml:space="preserve">Good knowledge in using PowerShell scripting to automate tasks on Windows servers, improving system efficiency and reducing manual intervention.</w:t>
-      </w:r>
-      <w:r>
-        <w:rPr>
-          <w:rFonts w:cs="Calibri"/>
-          <w:color w:val="000000" w:themeColor="dark1"/>
-        </w:rPr>
-      </w:r>
-    </w:p>
-    <w:p>
-      <w:pPr>
-        <w:pBdr/>
-        <w:spacing w:after="0" w:line="276" w:lineRule="auto"/>
-        <w:ind/>
-        <w:jc w:val="both"/>
-        <w:rPr>
-          <w:rFonts w:cs="Calibri"/>
-          <w:color w:val="000000" w:themeColor="dark1"/>
-        </w:rPr>
-      </w:pPr>
       <w:r>
         <w:rPr>
           <w:rFonts w:cs="Calibri"/>
@@ -301,6 +218,141 @@
     </w:p>
     <w:p>
       <w:pPr>
+        <w:numPr>
+          <w:ilvl w:val="0"/>
+          <w:numId w:val="3"/>
+        </w:numPr>
+        <w:pBdr/>
+        <w:spacing w:after="0" w:line="276" w:lineRule="auto"/>
+        <w:ind/>
+        <w:jc w:val="both"/>
+        <w:rPr>
+          <w:rFonts w:cs="Calibri"/>
+          <w:color w:val="000000" w:themeColor="dark1"/>
+        </w:rPr>
+      </w:pPr>
+      <w:r>
+        <w:rPr>
+          <w:rFonts w:cs="Calibri"/>
+          <w:color w:val="000000" w:themeColor="dark1"/>
+        </w:rPr>
+        <w:t xml:space="preserve">Exceptional skills in CI/CD Integration to streamline Continuous Integration (CI) and Continuous Deployment (CD) pipelines, working in agile environment.</w:t>
+      </w:r>
+      <w:r>
+        <w:rPr>
+          <w:rFonts w:cs="Calibri"/>
+          <w:color w:val="000000" w:themeColor="dark1"/>
+        </w:rPr>
+      </w:r>
+      <w:r>
+        <w:rPr>
+          <w:rFonts w:cs="Calibri"/>
+          <w:color w:val="000000" w:themeColor="dark1"/>
+        </w:rPr>
+      </w:r>
+    </w:p>
+    <w:p>
+      <w:pPr>
+        <w:numPr>
+          <w:ilvl w:val="0"/>
+          <w:numId w:val="3"/>
+        </w:numPr>
+        <w:pBdr/>
+        <w:spacing w:after="0" w:line="276" w:lineRule="auto"/>
+        <w:ind/>
+        <w:jc w:val="both"/>
+        <w:rPr>
+          <w:rFonts w:cs="Calibri"/>
+          <w:color w:val="000000" w:themeColor="dark1"/>
+        </w:rPr>
+      </w:pPr>
+      <w:r>
+        <w:rPr>
+          <w:rFonts w:cs="Calibri"/>
+          <w:color w:val="000000" w:themeColor="dark1"/>
+        </w:rPr>
+        <w:t xml:space="preserve">Strong experience Windows &amp; Linux server management.</w:t>
+      </w:r>
+      <w:r>
+        <w:rPr>
+          <w:rFonts w:cs="Calibri"/>
+          <w:color w:val="000000" w:themeColor="dark1"/>
+        </w:rPr>
+      </w:r>
+      <w:r>
+        <w:rPr>
+          <w:rFonts w:cs="Calibri"/>
+          <w:color w:val="000000" w:themeColor="dark1"/>
+        </w:rPr>
+      </w:r>
+    </w:p>
+    <w:p>
+      <w:pPr>
+        <w:numPr>
+          <w:ilvl w:val="0"/>
+          <w:numId w:val="3"/>
+        </w:numPr>
+        <w:pBdr/>
+        <w:spacing w:after="0" w:line="276" w:lineRule="auto"/>
+        <w:ind/>
+        <w:jc w:val="both"/>
+        <w:rPr>
+          <w:rFonts w:cs="Calibri"/>
+          <w:color w:val="000000" w:themeColor="dark1"/>
+        </w:rPr>
+      </w:pPr>
+      <w:r>
+        <w:rPr>
+          <w:rFonts w:cs="Calibri"/>
+          <w:color w:val="000000" w:themeColor="dark1"/>
+        </w:rPr>
+        <w:t xml:space="preserve">Good knowledge in using PowerShell scripting to automate tasks on Windows servers, improving system efficiency and reducing manual intervention.</w:t>
+      </w:r>
+      <w:r>
+        <w:rPr>
+          <w:rFonts w:cs="Calibri"/>
+          <w:color w:val="000000" w:themeColor="dark1"/>
+        </w:rPr>
+      </w:r>
+      <w:r>
+        <w:rPr>
+          <w:rFonts w:cs="Calibri"/>
+          <w:color w:val="000000" w:themeColor="dark1"/>
+        </w:rPr>
+      </w:r>
+    </w:p>
+    <w:p>
+      <w:pPr>
+        <w:pBdr/>
+        <w:spacing w:after="0" w:line="276" w:lineRule="auto"/>
+        <w:ind/>
+        <w:jc w:val="both"/>
+        <w:rPr>
+          <w:rFonts w:cs="Calibri"/>
+          <w:color w:val="000000" w:themeColor="dark1"/>
+        </w:rPr>
+      </w:pPr>
+      <w:r>
+        <w:rPr>
+          <w:rFonts w:cs="Calibri"/>
+          <w:color w:val="000000" w:themeColor="dark1"/>
+        </w:rPr>
+      </w:r>
+      <w:r>
+        <w:rPr>
+          <w:rFonts w:cs="Calibri"/>
+          <w:color w:val="000000" w:themeColor="dark1"/>
+        </w:rPr>
+      </w:r>
+      <w:r>
+        <w:rPr>
+          <w:rFonts w:cs="Calibri"/>
+          <w:color w:val="000000" w:themeColor="dark1"/>
+        </w:rPr>
+      </w:r>
+    </w:p>
+    <w:p>
+      <w:pPr>
         <w:pBdr/>
         <w:spacing w:after="0" w:line="276" w:lineRule="auto"/>
         <w:ind/>
@@ -323,6 +375,16 @@
           <w:szCs w:val="26"/>
         </w:rPr>
         <w:t xml:space="preserve">SKILLS</w:t>
+      </w:r>
+      <w:r>
+        <w:rPr>
+          <w:rFonts w:ascii="Arial" w:hAnsi="Arial" w:cs="Arial"/>
+          <w:b/>
+          <w:bCs/>
+          <w:color w:val="0a649e"/>
+          <w:sz w:val="26"/>
+          <w:szCs w:val="26"/>
+        </w:rPr>
       </w:r>
       <w:r>
         <w:rPr>
@@ -372,6 +434,12 @@
           <w:color w:val="000000" w:themeColor="dark1"/>
         </w:rPr>
       </w:r>
+      <w:r>
+        <w:rPr>
+          <w:rFonts w:cs="Calibri"/>
+          <w:color w:val="000000" w:themeColor="dark1"/>
+        </w:rPr>
+      </w:r>
     </w:p>
     <w:p>
       <w:pPr>
@@ -410,6 +478,12 @@
           <w:color w:val="000000" w:themeColor="dark1"/>
         </w:rPr>
       </w:r>
+      <w:r>
+        <w:rPr>
+          <w:rFonts w:cs="Calibri"/>
+          <w:color w:val="000000" w:themeColor="dark1"/>
+        </w:rPr>
+      </w:r>
     </w:p>
     <w:p>
       <w:pPr>
@@ -448,6 +522,12 @@
           <w:color w:val="000000" w:themeColor="dark1"/>
         </w:rPr>
       </w:r>
+      <w:r>
+        <w:rPr>
+          <w:rFonts w:cs="Calibri"/>
+          <w:color w:val="000000" w:themeColor="dark1"/>
+        </w:rPr>
+      </w:r>
     </w:p>
     <w:p>
       <w:pPr>
@@ -486,6 +566,12 @@
           <w:color w:val="000000" w:themeColor="dark1"/>
         </w:rPr>
       </w:r>
+      <w:r>
+        <w:rPr>
+          <w:rFonts w:cs="Calibri"/>
+          <w:color w:val="000000" w:themeColor="dark1"/>
+        </w:rPr>
+      </w:r>
     </w:p>
     <w:p>
       <w:pPr>
@@ -524,6 +610,12 @@
           <w:color w:val="000000" w:themeColor="dark1"/>
         </w:rPr>
       </w:r>
+      <w:r>
+        <w:rPr>
+          <w:rFonts w:cs="Calibri"/>
+          <w:color w:val="000000" w:themeColor="dark1"/>
+        </w:rPr>
+      </w:r>
     </w:p>
     <w:p>
       <w:pPr>
@@ -562,6 +654,12 @@
           <w:color w:val="000000" w:themeColor="dark1"/>
         </w:rPr>
       </w:r>
+      <w:r>
+        <w:rPr>
+          <w:rFonts w:cs="Calibri"/>
+          <w:color w:val="000000" w:themeColor="dark1"/>
+        </w:rPr>
+      </w:r>
     </w:p>
     <w:p>
       <w:pPr>
@@ -574,6 +672,12 @@
           <w:color w:val="000000" w:themeColor="dark1"/>
         </w:rPr>
       </w:pPr>
+      <w:r>
+        <w:rPr>
+          <w:rFonts w:cs="Calibri"/>
+          <w:color w:val="000000" w:themeColor="dark1"/>
+        </w:rPr>
+      </w:r>
       <w:r>
         <w:rPr>
           <w:rFonts w:cs="Calibri"/>
@@ -614,6 +718,12 @@
           <w:szCs w:val="26"/>
         </w:rPr>
       </w:r>
+      <w:r>
+        <w:rPr>
+          <w:sz w:val="26"/>
+          <w:szCs w:val="26"/>
+        </w:rPr>
+      </w:r>
     </w:p>
     <w:p>
       <w:pPr>
@@ -638,6 +748,15 @@
           <w:szCs w:val="24"/>
         </w:rPr>
         <w:t xml:space="preserve">Technical Analyst 2</w:t>
+      </w:r>
+      <w:r>
+        <w:rPr>
+          <w:rFonts w:eastAsia="Microsoft JhengHei" w:cs="Calibri"/>
+          <w:i/>
+          <w:iCs/>
+          <w:sz w:val="24"/>
+          <w:szCs w:val="24"/>
+        </w:rPr>
       </w:r>
       <w:r>
         <w:rPr>
@@ -717,6 +836,12 @@
           <w:color w:val="000000" w:themeColor="dark1"/>
         </w:rPr>
       </w:r>
+      <w:r>
+        <w:rPr>
+          <w:rFonts w:cs="Calibri"/>
+          <w:color w:val="000000" w:themeColor="dark1"/>
+        </w:rPr>
+      </w:r>
     </w:p>
     <w:p>
       <w:pPr>
@@ -762,6 +887,12 @@
           <w:color w:val="000000" w:themeColor="dark1"/>
         </w:rPr>
       </w:r>
+      <w:r>
+        <w:rPr>
+          <w:rFonts w:cs="Calibri"/>
+          <w:color w:val="000000" w:themeColor="dark1"/>
+        </w:rPr>
+      </w:r>
     </w:p>
     <w:p>
       <w:pPr>
@@ -780,6 +911,12 @@
       </w:pPr>
       <w:r>
         <w:t xml:space="preserve">Collaborated closely with development and operations teams to troubleshoot and resolve infrastructure issues, ensuring smooth deployments and seamless release cycles.</w:t>
+      </w:r>
+      <w:r>
+        <w:rPr>
+          <w:rFonts w:cs="Calibri"/>
+          <w:color w:val="000000" w:themeColor="dark1"/>
+        </w:rPr>
       </w:r>
       <w:r>
         <w:rPr>
@@ -816,6 +953,12 @@
           <w:color w:val="000000" w:themeColor="dark1"/>
         </w:rPr>
       </w:r>
+      <w:r>
+        <w:rPr>
+          <w:rFonts w:cs="Calibri"/>
+          <w:color w:val="000000" w:themeColor="dark1"/>
+        </w:rPr>
+      </w:r>
     </w:p>
     <w:p>
       <w:pPr>
@@ -845,6 +988,12 @@
           <w:color w:val="000000" w:themeColor="dark1"/>
         </w:rPr>
       </w:r>
+      <w:r>
+        <w:rPr>
+          <w:rFonts w:cs="Calibri"/>
+          <w:color w:val="000000" w:themeColor="dark1"/>
+        </w:rPr>
+      </w:r>
     </w:p>
     <w:p>
       <w:pPr>
@@ -874,6 +1023,12 @@
           <w:color w:val="000000" w:themeColor="dark1"/>
         </w:rPr>
       </w:r>
+      <w:r>
+        <w:rPr>
+          <w:rFonts w:cs="Calibri"/>
+          <w:color w:val="000000" w:themeColor="dark1"/>
+        </w:rPr>
+      </w:r>
     </w:p>
     <w:p>
       <w:pPr>
@@ -896,6 +1051,12 @@
           <w:color w:val="000000" w:themeColor="dark1"/>
         </w:rPr>
         <w:t xml:space="preserve">Contributed to the continuous improvement of deployment strategies, focusing on scalability, reliability and best practices in automation.</w:t>
+      </w:r>
+      <w:r>
+        <w:rPr>
+          <w:rFonts w:cs="Calibri"/>
+          <w:color w:val="000000" w:themeColor="dark1"/>
+        </w:rPr>
       </w:r>
       <w:r>
         <w:rPr>
@@ -940,6 +1101,12 @@
           <w:color w:val="000000" w:themeColor="dark1"/>
         </w:rPr>
       </w:r>
+      <w:r>
+        <w:rPr>
+          <w:rFonts w:cs="Calibri"/>
+          <w:color w:val="000000" w:themeColor="dark1"/>
+        </w:rPr>
+      </w:r>
     </w:p>
     <w:p>
       <w:pPr>
@@ -951,6 +1118,11 @@
           <w:rFonts w:eastAsia="Microsoft JhengHei" w:cs="Calibri"/>
         </w:rPr>
       </w:pPr>
+      <w:r>
+        <w:rPr>
+          <w:rFonts w:eastAsia="Microsoft JhengHei" w:cs="Calibri"/>
+        </w:rPr>
+      </w:r>
       <w:r>
         <w:rPr>
           <w:rFonts w:eastAsia="Microsoft JhengHei" w:cs="Calibri"/>
@@ -995,6 +1167,15 @@
           <w:szCs w:val="24"/>
         </w:rPr>
       </w:r>
+      <w:r>
+        <w:rPr>
+          <w:rFonts w:eastAsia="Microsoft JhengHei" w:cs="Calibri"/>
+          <w:i/>
+          <w:iCs/>
+          <w:sz w:val="24"/>
+          <w:szCs w:val="24"/>
+        </w:rPr>
+      </w:r>
     </w:p>
     <w:p>
       <w:pPr>
@@ -1022,7 +1203,7 @@
     </w:p>
     <w:p>
       <w:pPr>
-        <w:pStyle w:val="758"/>
+        <w:pStyle w:val="912"/>
         <w:numPr>
           <w:ilvl w:val="0"/>
           <w:numId w:val="2"/>
@@ -1052,6 +1233,12 @@
           <w:color w:val="000000" w:themeColor="dark1"/>
         </w:rPr>
       </w:pPr>
+      <w:r>
+        <w:rPr>
+          <w:rFonts w:cs="Calibri"/>
+          <w:color w:val="000000" w:themeColor="dark1"/>
+        </w:rPr>
+      </w:r>
       <w:r>
         <w:rPr>
           <w:rFonts w:cs="Calibri"/>
@@ -1100,6 +1287,16 @@
           <w:szCs w:val="26"/>
         </w:rPr>
       </w:r>
+      <w:r>
+        <w:rPr>
+          <w:rFonts w:ascii="Arial" w:hAnsi="Arial" w:cs="Arial"/>
+          <w:b/>
+          <w:bCs/>
+          <w:color w:val="0a649e"/>
+          <w:sz w:val="26"/>
+          <w:szCs w:val="26"/>
+        </w:rPr>
+      </w:r>
     </w:p>
     <w:p>
       <w:pPr>
@@ -1128,6 +1325,13 @@
           <w:bCs/>
         </w:rPr>
       </w:r>
+      <w:r>
+        <w:rPr>
+          <w:rFonts w:eastAsia="Microsoft JhengHei" w:cs="Calibri"/>
+          <w:b/>
+          <w:bCs/>
+        </w:rPr>
+      </w:r>
     </w:p>
     <w:p>
       <w:pPr>
@@ -1166,6 +1370,12 @@
           <w:color w:val="000000" w:themeColor="dark1"/>
         </w:rPr>
         <w:t xml:space="preserve">Gained knowledge in Windows and Linux Server Administration, Computer Network, Cybersecurity, Cyber Forensics, and IT Infrastructure Management.</w:t>
+      </w:r>
+      <w:r>
+        <w:rPr>
+          <w:rFonts w:cs="Calibri"/>
+          <w:color w:val="000000" w:themeColor="dark1"/>
+        </w:rPr>
       </w:r>
       <w:r>
         <w:rPr>
@@ -1217,6 +1427,12 @@
           <w:color w:val="000000" w:themeColor="dark1"/>
         </w:rPr>
       </w:r>
+      <w:r>
+        <w:rPr>
+          <w:rFonts w:cs="Calibri"/>
+          <w:color w:val="000000" w:themeColor="dark1"/>
+        </w:rPr>
+      </w:r>
     </w:p>
     <w:p>
       <w:pPr>
@@ -1246,6 +1462,12 @@
           <w:color w:val="000000" w:themeColor="dark1"/>
         </w:rPr>
       </w:r>
+      <w:r>
+        <w:rPr>
+          <w:rFonts w:cs="Calibri"/>
+          <w:color w:val="000000" w:themeColor="dark1"/>
+        </w:rPr>
+      </w:r>
     </w:p>
     <w:p>
       <w:pPr>
@@ -1275,6 +1497,12 @@
           <w:color w:val="000000" w:themeColor="dark1"/>
         </w:rPr>
       </w:r>
+      <w:r>
+        <w:rPr>
+          <w:rFonts w:cs="Calibri"/>
+          <w:color w:val="000000" w:themeColor="dark1"/>
+        </w:rPr>
+      </w:r>
     </w:p>
     <w:p>
       <w:pPr>
@@ -1304,6 +1532,12 @@
           <w:color w:val="000000" w:themeColor="dark1"/>
         </w:rPr>
       </w:r>
+      <w:r>
+        <w:rPr>
+          <w:rFonts w:cs="Calibri"/>
+          <w:color w:val="000000" w:themeColor="dark1"/>
+        </w:rPr>
+      </w:r>
     </w:p>
     <w:p>
       <w:pPr>
@@ -1333,6 +1567,12 @@
           <w:color w:val="000000" w:themeColor="dark1"/>
         </w:rPr>
       </w:r>
+      <w:r>
+        <w:rPr>
+          <w:rFonts w:cs="Calibri"/>
+          <w:color w:val="000000" w:themeColor="dark1"/>
+        </w:rPr>
+      </w:r>
     </w:p>
     <w:p>
       <w:pPr>
@@ -1345,6 +1585,12 @@
           <w:color w:val="000000" w:themeColor="dark1"/>
         </w:rPr>
       </w:pPr>
+      <w:r>
+        <w:rPr>
+          <w:rFonts w:cs="Calibri"/>
+          <w:color w:val="000000" w:themeColor="dark1"/>
+        </w:rPr>
+      </w:r>
       <w:r>
         <w:rPr>
           <w:rFonts w:cs="Calibri"/>
@@ -1385,6 +1631,13 @@
           <w:bCs/>
         </w:rPr>
       </w:r>
+      <w:r>
+        <w:rPr>
+          <w:rFonts w:eastAsia="Microsoft JhengHei" w:cs="Calibri"/>
+          <w:b/>
+          <w:bCs/>
+        </w:rPr>
+      </w:r>
     </w:p>
     <w:p>
       <w:pPr>
@@ -1406,16 +1659,26 @@
           <w:rFonts w:eastAsia="Microsoft JhengHei" w:cs="Calibri"/>
         </w:rPr>
       </w:r>
-    </w:p>
-    <w:p>
-      <w:pPr>
-        <w:pBdr/>
-        <w:spacing w:after="0" w:line="276" w:lineRule="auto"/>
-        <w:ind/>
+      <w:r>
         <w:rPr>
           <w:rFonts w:eastAsia="Microsoft JhengHei" w:cs="Calibri"/>
         </w:rPr>
-      </w:pPr>
+      </w:r>
+    </w:p>
+    <w:p>
+      <w:pPr>
+        <w:pBdr/>
+        <w:spacing w:after="0" w:line="276" w:lineRule="auto"/>
+        <w:ind/>
+        <w:rPr>
+          <w:rFonts w:eastAsia="Microsoft JhengHei" w:cs="Calibri"/>
+        </w:rPr>
+      </w:pPr>
+      <w:r>
+        <w:rPr>
+          <w:rFonts w:eastAsia="Microsoft JhengHei" w:cs="Calibri"/>
+        </w:rPr>
+      </w:r>
       <w:r>
         <w:rPr>
           <w:rFonts w:eastAsia="Microsoft JhengHei" w:cs="Calibri"/>
@@ -1454,6 +1717,13 @@
           <w:bCs/>
         </w:rPr>
       </w:r>
+      <w:r>
+        <w:rPr>
+          <w:rFonts w:eastAsia="Microsoft JhengHei" w:cs="Calibri"/>
+          <w:b/>
+          <w:bCs/>
+        </w:rPr>
+      </w:r>
     </w:p>
     <w:p>
       <w:pPr>
@@ -1475,16 +1745,26 @@
           <w:rFonts w:eastAsia="Microsoft JhengHei" w:cs="Calibri"/>
         </w:rPr>
       </w:r>
-    </w:p>
-    <w:p>
-      <w:pPr>
-        <w:pBdr/>
-        <w:spacing w:after="0" w:line="276" w:lineRule="auto"/>
-        <w:ind/>
+      <w:r>
         <w:rPr>
           <w:rFonts w:eastAsia="Microsoft JhengHei" w:cs="Calibri"/>
         </w:rPr>
-      </w:pPr>
+      </w:r>
+    </w:p>
+    <w:p>
+      <w:pPr>
+        <w:pBdr/>
+        <w:spacing w:after="0" w:line="276" w:lineRule="auto"/>
+        <w:ind/>
+        <w:rPr>
+          <w:rFonts w:eastAsia="Microsoft JhengHei" w:cs="Calibri"/>
+        </w:rPr>
+      </w:pPr>
+      <w:r>
+        <w:rPr>
+          <w:rFonts w:eastAsia="Microsoft JhengHei" w:cs="Calibri"/>
+        </w:rPr>
+      </w:r>
       <w:r>
         <w:rPr>
           <w:rFonts w:eastAsia="Microsoft JhengHei" w:cs="Calibri"/>
@@ -1543,6 +1823,12 @@
           <w:color w:val="000000" w:themeColor="dark1"/>
         </w:rPr>
       </w:r>
+      <w:r>
+        <w:rPr>
+          <w:rFonts w:cs="Calibri"/>
+          <w:color w:val="000000" w:themeColor="dark1"/>
+        </w:rPr>
+      </w:r>
     </w:p>
     <w:p>
       <w:pPr>
@@ -1571,6 +1857,12 @@
           <w:color w:val="000000" w:themeColor="dark1"/>
         </w:rPr>
       </w:r>
+      <w:r>
+        <w:rPr>
+          <w:rFonts w:cs="Calibri"/>
+          <w:color w:val="000000" w:themeColor="dark1"/>
+        </w:rPr>
+      </w:r>
     </w:p>
     <w:p>
       <w:pPr>
@@ -1592,6 +1884,12 @@
           <w:color w:val="000000" w:themeColor="dark1"/>
         </w:rPr>
         <w:t xml:space="preserve">Hindi</w:t>
+      </w:r>
+      <w:r>
+        <w:rPr>
+          <w:rFonts w:cs="Calibri"/>
+          <w:color w:val="000000" w:themeColor="dark1"/>
+        </w:rPr>
       </w:r>
       <w:r>
         <w:rPr>
@@ -1683,7 +1981,7 @@
 <w:hdr xmlns:wpc="http://schemas.microsoft.com/office/word/2010/wordprocessingCanvas" xmlns:mc="http://schemas.openxmlformats.org/markup-compatibility/2006" xmlns:o="urn:schemas-microsoft-com:office:office" xmlns:r="http://schemas.openxmlformats.org/officeDocument/2006/relationships" xmlns:m="http://schemas.openxmlformats.org/officeDocument/2006/math" xmlns:v="urn:schemas-microsoft-com:vml" xmlns:wp14="http://schemas.microsoft.com/office/word/2010/wordprocessingDrawing" xmlns:wp="http://schemas.openxmlformats.org/drawingml/2006/wordprocessingDrawing" xmlns:w10="urn:schemas-microsoft-com:office:word" xmlns:w="http://schemas.openxmlformats.org/wordprocessingml/2006/main" xmlns:w14="http://schemas.microsoft.com/office/word/2010/wordml" xmlns:w15="http://schemas.microsoft.com/office/word/2012/wordml" xmlns:wpg="http://schemas.microsoft.com/office/word/2010/wordprocessingGroup" xmlns:wpi="http://schemas.microsoft.com/office/word/2010/wordprocessingInk" xmlns:wne="http://schemas.microsoft.com/office/word/2006/wordml" xmlns:a="http://schemas.openxmlformats.org/drawingml/2006/main" xmlns:wps="http://schemas.microsoft.com/office/word/2010/wordprocessingShape" mc:Ignorable="w14 w15 wp14">
   <w:p>
     <w:pPr>
-      <w:pStyle w:val="762"/>
+      <w:pStyle w:val="916"/>
       <w:pBdr/>
       <w:spacing/>
       <w:ind/>
@@ -2371,9 +2669,9 @@
     <w:lsdException w:name="Bibliography" w:uiPriority="37"/>
     <w:lsdException w:name="TOC Heading" w:uiPriority="39" w:qFormat="1"/>
   </w:latentStyles>
-  <w:style w:type="table" w:styleId="12">
+  <w:style w:type="table" w:styleId="717">
     <w:name w:val="Table Grid"/>
-    <w:basedOn w:val="727"/>
+    <w:basedOn w:val="881"/>
     <w:uiPriority w:val="59"/>
     <w:pPr>
       <w:pBdr/>
@@ -2570,9 +2868,9 @@
       </w:tcPr>
     </w:tblStylePr>
   </w:style>
-  <w:style w:type="table" w:styleId="13">
+  <w:style w:type="table" w:styleId="718">
     <w:name w:val="Table Grid Light"/>
-    <w:basedOn w:val="727"/>
+    <w:basedOn w:val="881"/>
     <w:uiPriority w:val="59"/>
     <w:pPr>
       <w:pBdr/>
@@ -2769,9 +3067,9 @@
       </w:tcPr>
     </w:tblStylePr>
   </w:style>
-  <w:style w:type="table" w:styleId="14">
+  <w:style w:type="table" w:styleId="719">
     <w:name w:val="Plain Table 1"/>
-    <w:basedOn w:val="727"/>
+    <w:basedOn w:val="881"/>
     <w:uiPriority w:val="59"/>
     <w:pPr>
       <w:pBdr/>
@@ -2994,9 +3292,9 @@
       </w:tcPr>
     </w:tblStylePr>
   </w:style>
-  <w:style w:type="table" w:styleId="15">
+  <w:style w:type="table" w:styleId="720">
     <w:name w:val="Plain Table 2"/>
-    <w:basedOn w:val="727"/>
+    <w:basedOn w:val="881"/>
     <w:uiPriority w:val="59"/>
     <w:pPr>
       <w:pBdr/>
@@ -3227,9 +3525,9 @@
       </w:tcPr>
     </w:tblStylePr>
   </w:style>
-  <w:style w:type="table" w:styleId="16">
+  <w:style w:type="table" w:styleId="721">
     <w:name w:val="Plain Table 3"/>
-    <w:basedOn w:val="727"/>
+    <w:basedOn w:val="881"/>
     <w:uiPriority w:val="99"/>
     <w:pPr>
       <w:pBdr/>
@@ -3457,9 +3755,9 @@
       </w:tcPr>
     </w:tblStylePr>
   </w:style>
-  <w:style w:type="table" w:styleId="17">
+  <w:style w:type="table" w:styleId="722">
     <w:name w:val="Plain Table 4"/>
-    <w:basedOn w:val="727"/>
+    <w:basedOn w:val="881"/>
     <w:uiPriority w:val="99"/>
     <w:pPr>
       <w:pBdr/>
@@ -3673,9 +3971,9 @@
       </w:tcPr>
     </w:tblStylePr>
   </w:style>
-  <w:style w:type="table" w:styleId="18">
+  <w:style w:type="table" w:styleId="723">
     <w:name w:val="Plain Table 5"/>
-    <w:basedOn w:val="727"/>
+    <w:basedOn w:val="881"/>
     <w:uiPriority w:val="99"/>
     <w:pPr>
       <w:pBdr/>
@@ -3906,9 +4204,9 @@
       </w:tcPr>
     </w:tblStylePr>
   </w:style>
-  <w:style w:type="table" w:styleId="19">
+  <w:style w:type="table" w:styleId="724">
     <w:name w:val="Grid Table 1 Light"/>
-    <w:basedOn w:val="727"/>
+    <w:basedOn w:val="881"/>
     <w:uiPriority w:val="99"/>
     <w:pPr>
       <w:pBdr/>
@@ -4129,9 +4427,9 @@
       </w:tcPr>
     </w:tblStylePr>
   </w:style>
-  <w:style w:type="table" w:styleId="20">
+  <w:style w:type="table" w:styleId="725">
     <w:name w:val="Grid Table 1 Light - Accent 1"/>
-    <w:basedOn w:val="727"/>
+    <w:basedOn w:val="881"/>
     <w:uiPriority w:val="99"/>
     <w:pPr>
       <w:pBdr/>
@@ -4352,9 +4650,9 @@
       </w:tcPr>
     </w:tblStylePr>
   </w:style>
-  <w:style w:type="table" w:styleId="21">
+  <w:style w:type="table" w:styleId="726">
     <w:name w:val="Grid Table 1 Light - Accent 2"/>
-    <w:basedOn w:val="727"/>
+    <w:basedOn w:val="881"/>
     <w:uiPriority w:val="99"/>
     <w:pPr>
       <w:pBdr/>
@@ -4575,9 +4873,9 @@
       </w:tcPr>
     </w:tblStylePr>
   </w:style>
-  <w:style w:type="table" w:styleId="22">
+  <w:style w:type="table" w:styleId="727">
     <w:name w:val="Grid Table 1 Light - Accent 3"/>
-    <w:basedOn w:val="727"/>
+    <w:basedOn w:val="881"/>
     <w:uiPriority w:val="99"/>
     <w:pPr>
       <w:pBdr/>
@@ -4798,9 +5096,9 @@
       </w:tcPr>
     </w:tblStylePr>
   </w:style>
-  <w:style w:type="table" w:styleId="23">
+  <w:style w:type="table" w:styleId="728">
     <w:name w:val="Grid Table 1 Light - Accent 4"/>
-    <w:basedOn w:val="727"/>
+    <w:basedOn w:val="881"/>
     <w:uiPriority w:val="99"/>
     <w:pPr>
       <w:pBdr/>
@@ -5021,9 +5319,9 @@
       </w:tcPr>
     </w:tblStylePr>
   </w:style>
-  <w:style w:type="table" w:styleId="24">
+  <w:style w:type="table" w:styleId="729">
     <w:name w:val="Grid Table 1 Light - Accent 5"/>
-    <w:basedOn w:val="727"/>
+    <w:basedOn w:val="881"/>
     <w:uiPriority w:val="99"/>
     <w:pPr>
       <w:pBdr/>
@@ -5244,9 +5542,9 @@
       </w:tcPr>
     </w:tblStylePr>
   </w:style>
-  <w:style w:type="table" w:styleId="25">
+  <w:style w:type="table" w:styleId="730">
     <w:name w:val="Grid Table 1 Light - Accent 6"/>
-    <w:basedOn w:val="727"/>
+    <w:basedOn w:val="881"/>
     <w:uiPriority w:val="99"/>
     <w:pPr>
       <w:pBdr/>
@@ -5467,9 +5765,9 @@
       </w:tcPr>
     </w:tblStylePr>
   </w:style>
-  <w:style w:type="table" w:styleId="26">
+  <w:style w:type="table" w:styleId="731">
     <w:name w:val="Grid Table 2"/>
-    <w:basedOn w:val="727"/>
+    <w:basedOn w:val="881"/>
     <w:uiPriority w:val="99"/>
     <w:pPr>
       <w:pBdr/>
@@ -5699,9 +5997,9 @@
       </w:tcPr>
     </w:tblStylePr>
   </w:style>
-  <w:style w:type="table" w:styleId="27">
+  <w:style w:type="table" w:styleId="732">
     <w:name w:val="Grid Table 2 - Accent 1"/>
-    <w:basedOn w:val="727"/>
+    <w:basedOn w:val="881"/>
     <w:uiPriority w:val="99"/>
     <w:pPr>
       <w:pBdr/>
@@ -5931,9 +6229,9 @@
       </w:tcPr>
     </w:tblStylePr>
   </w:style>
-  <w:style w:type="table" w:styleId="28">
+  <w:style w:type="table" w:styleId="733">
     <w:name w:val="Grid Table 2 - Accent 2"/>
-    <w:basedOn w:val="727"/>
+    <w:basedOn w:val="881"/>
     <w:uiPriority w:val="99"/>
     <w:pPr>
       <w:pBdr/>
@@ -6163,9 +6461,9 @@
       </w:tcPr>
     </w:tblStylePr>
   </w:style>
-  <w:style w:type="table" w:styleId="29">
+  <w:style w:type="table" w:styleId="734">
     <w:name w:val="Grid Table 2 - Accent 3"/>
-    <w:basedOn w:val="727"/>
+    <w:basedOn w:val="881"/>
     <w:uiPriority w:val="99"/>
     <w:pPr>
       <w:pBdr/>
@@ -6395,9 +6693,9 @@
       </w:tcPr>
     </w:tblStylePr>
   </w:style>
-  <w:style w:type="table" w:styleId="30">
+  <w:style w:type="table" w:styleId="735">
     <w:name w:val="Grid Table 2 - Accent 4"/>
-    <w:basedOn w:val="727"/>
+    <w:basedOn w:val="881"/>
     <w:uiPriority w:val="99"/>
     <w:pPr>
       <w:pBdr/>
@@ -6627,9 +6925,9 @@
       </w:tcPr>
     </w:tblStylePr>
   </w:style>
-  <w:style w:type="table" w:styleId="31">
+  <w:style w:type="table" w:styleId="736">
     <w:name w:val="Grid Table 2 - Accent 5"/>
-    <w:basedOn w:val="727"/>
+    <w:basedOn w:val="881"/>
     <w:uiPriority w:val="99"/>
     <w:pPr>
       <w:pBdr/>
@@ -6859,9 +7157,9 @@
       </w:tcPr>
     </w:tblStylePr>
   </w:style>
-  <w:style w:type="table" w:styleId="32">
+  <w:style w:type="table" w:styleId="737">
     <w:name w:val="Grid Table 2 - Accent 6"/>
-    <w:basedOn w:val="727"/>
+    <w:basedOn w:val="881"/>
     <w:uiPriority w:val="99"/>
     <w:pPr>
       <w:pBdr/>
@@ -7091,9 +7389,9 @@
       </w:tcPr>
     </w:tblStylePr>
   </w:style>
-  <w:style w:type="table" w:styleId="33">
+  <w:style w:type="table" w:styleId="738">
     <w:name w:val="Grid Table 3"/>
-    <w:basedOn w:val="727"/>
+    <w:basedOn w:val="881"/>
     <w:uiPriority w:val="99"/>
     <w:pPr>
       <w:pBdr/>
@@ -7192,29 +7490,6 @@
         <w:tblBorders/>
       </w:tblPr>
       <w:tcPr>
-        <w:shd w:color="ffffff"/>
-        <w:tcBorders>
-          <w:top w:val="none" w:color="000000" w:sz="4" w:space="0"/>
-          <w:left w:val="none" w:color="000000" w:sz="4" w:space="0"/>
-          <w:bottom w:val="none" w:color="000000" w:sz="4" w:space="0"/>
-          <w:right w:val="none" w:color="000000" w:sz="4" w:space="0"/>
-        </w:tcBorders>
-      </w:tcPr>
-    </w:tblStylePr>
-    <w:tblStylePr w:type="firstRow">
-      <w:rPr>
-        <w:b/>
-        <w:color w:val="404040"/>
-      </w:rPr>
-      <w:pPr>
-        <w:pBdr/>
-        <w:spacing/>
-        <w:ind/>
-      </w:pPr>
-      <w:tblPr>
-        <w:tblBorders/>
-      </w:tblPr>
-      <w:tcPr>
         <w:shd w:val="clear" w:color="ffffff"/>
         <w:tcBorders>
           <w:top w:val="none" w:color="000000" w:sz="4" w:space="0"/>
@@ -7224,30 +7499,7 @@
         </w:tcBorders>
       </w:tcPr>
     </w:tblStylePr>
-    <w:tblStylePr w:type="lastCol">
-      <w:rPr>
-        <w:i/>
-        <w:color w:val="404040"/>
-      </w:rPr>
-      <w:pPr>
-        <w:pBdr/>
-        <w:spacing/>
-        <w:ind/>
-      </w:pPr>
-      <w:tblPr>
-        <w:tblBorders/>
-      </w:tblPr>
-      <w:tcPr>
-        <w:shd w:color="ffffff"/>
-        <w:tcBorders>
-          <w:top w:val="none" w:color="000000" w:sz="4" w:space="0"/>
-          <w:left w:val="none" w:color="000000" w:sz="4" w:space="0"/>
-          <w:bottom w:val="none" w:color="000000" w:sz="4" w:space="0"/>
-          <w:right w:val="none" w:color="000000" w:sz="4" w:space="0"/>
-        </w:tcBorders>
-      </w:tcPr>
-    </w:tblStylePr>
-    <w:tblStylePr w:type="lastRow">
+    <w:tblStylePr w:type="firstRow">
       <w:rPr>
         <w:b/>
         <w:color w:val="404040"/>
@@ -7270,6 +7522,52 @@
         </w:tcBorders>
       </w:tcPr>
     </w:tblStylePr>
+    <w:tblStylePr w:type="lastCol">
+      <w:rPr>
+        <w:i/>
+        <w:color w:val="404040"/>
+      </w:rPr>
+      <w:pPr>
+        <w:pBdr/>
+        <w:spacing/>
+        <w:ind/>
+      </w:pPr>
+      <w:tblPr>
+        <w:tblBorders/>
+      </w:tblPr>
+      <w:tcPr>
+        <w:shd w:val="clear" w:color="ffffff"/>
+        <w:tcBorders>
+          <w:top w:val="none" w:color="000000" w:sz="4" w:space="0"/>
+          <w:left w:val="none" w:color="000000" w:sz="4" w:space="0"/>
+          <w:bottom w:val="none" w:color="000000" w:sz="4" w:space="0"/>
+          <w:right w:val="none" w:color="000000" w:sz="4" w:space="0"/>
+        </w:tcBorders>
+      </w:tcPr>
+    </w:tblStylePr>
+    <w:tblStylePr w:type="lastRow">
+      <w:rPr>
+        <w:b/>
+        <w:color w:val="404040"/>
+      </w:rPr>
+      <w:pPr>
+        <w:pBdr/>
+        <w:spacing/>
+        <w:ind/>
+      </w:pPr>
+      <w:tblPr>
+        <w:tblBorders/>
+      </w:tblPr>
+      <w:tcPr>
+        <w:shd w:val="clear" w:color="ffffff"/>
+        <w:tcBorders>
+          <w:top w:val="none" w:color="000000" w:sz="4" w:space="0"/>
+          <w:left w:val="none" w:color="000000" w:sz="4" w:space="0"/>
+          <w:bottom w:val="none" w:color="000000" w:sz="4" w:space="0"/>
+          <w:right w:val="none" w:color="000000" w:sz="4" w:space="0"/>
+        </w:tcBorders>
+      </w:tcPr>
+    </w:tblStylePr>
     <w:tblStylePr w:type="nwCell">
       <w:pPr>
         <w:pBdr/>
@@ -7336,9 +7634,9 @@
       </w:tcPr>
     </w:tblStylePr>
   </w:style>
-  <w:style w:type="table" w:styleId="34">
+  <w:style w:type="table" w:styleId="739">
     <w:name w:val="Grid Table 3 - Accent 1"/>
-    <w:basedOn w:val="727"/>
+    <w:basedOn w:val="881"/>
     <w:uiPriority w:val="99"/>
     <w:pPr>
       <w:pBdr/>
@@ -7437,29 +7735,6 @@
         <w:tblBorders/>
       </w:tblPr>
       <w:tcPr>
-        <w:shd w:color="ffffff"/>
-        <w:tcBorders>
-          <w:top w:val="none" w:color="000000" w:sz="4" w:space="0"/>
-          <w:left w:val="none" w:color="000000" w:sz="4" w:space="0"/>
-          <w:bottom w:val="none" w:color="000000" w:sz="4" w:space="0"/>
-          <w:right w:val="none" w:color="000000" w:sz="4" w:space="0"/>
-        </w:tcBorders>
-      </w:tcPr>
-    </w:tblStylePr>
-    <w:tblStylePr w:type="firstRow">
-      <w:rPr>
-        <w:b/>
-        <w:color w:val="404040"/>
-      </w:rPr>
-      <w:pPr>
-        <w:pBdr/>
-        <w:spacing/>
-        <w:ind/>
-      </w:pPr>
-      <w:tblPr>
-        <w:tblBorders/>
-      </w:tblPr>
-      <w:tcPr>
         <w:shd w:val="clear" w:color="ffffff"/>
         <w:tcBorders>
           <w:top w:val="none" w:color="000000" w:sz="4" w:space="0"/>
@@ -7469,30 +7744,7 @@
         </w:tcBorders>
       </w:tcPr>
     </w:tblStylePr>
-    <w:tblStylePr w:type="lastCol">
-      <w:rPr>
-        <w:i/>
-        <w:color w:val="404040"/>
-      </w:rPr>
-      <w:pPr>
-        <w:pBdr/>
-        <w:spacing/>
-        <w:ind/>
-      </w:pPr>
-      <w:tblPr>
-        <w:tblBorders/>
-      </w:tblPr>
-      <w:tcPr>
-        <w:shd w:color="ffffff"/>
-        <w:tcBorders>
-          <w:top w:val="none" w:color="000000" w:sz="4" w:space="0"/>
-          <w:left w:val="none" w:color="000000" w:sz="4" w:space="0"/>
-          <w:bottom w:val="none" w:color="000000" w:sz="4" w:space="0"/>
-          <w:right w:val="none" w:color="000000" w:sz="4" w:space="0"/>
-        </w:tcBorders>
-      </w:tcPr>
-    </w:tblStylePr>
-    <w:tblStylePr w:type="lastRow">
+    <w:tblStylePr w:type="firstRow">
       <w:rPr>
         <w:b/>
         <w:color w:val="404040"/>
@@ -7515,6 +7767,52 @@
         </w:tcBorders>
       </w:tcPr>
     </w:tblStylePr>
+    <w:tblStylePr w:type="lastCol">
+      <w:rPr>
+        <w:i/>
+        <w:color w:val="404040"/>
+      </w:rPr>
+      <w:pPr>
+        <w:pBdr/>
+        <w:spacing/>
+        <w:ind/>
+      </w:pPr>
+      <w:tblPr>
+        <w:tblBorders/>
+      </w:tblPr>
+      <w:tcPr>
+        <w:shd w:val="clear" w:color="ffffff"/>
+        <w:tcBorders>
+          <w:top w:val="none" w:color="000000" w:sz="4" w:space="0"/>
+          <w:left w:val="none" w:color="000000" w:sz="4" w:space="0"/>
+          <w:bottom w:val="none" w:color="000000" w:sz="4" w:space="0"/>
+          <w:right w:val="none" w:color="000000" w:sz="4" w:space="0"/>
+        </w:tcBorders>
+      </w:tcPr>
+    </w:tblStylePr>
+    <w:tblStylePr w:type="lastRow">
+      <w:rPr>
+        <w:b/>
+        <w:color w:val="404040"/>
+      </w:rPr>
+      <w:pPr>
+        <w:pBdr/>
+        <w:spacing/>
+        <w:ind/>
+      </w:pPr>
+      <w:tblPr>
+        <w:tblBorders/>
+      </w:tblPr>
+      <w:tcPr>
+        <w:shd w:val="clear" w:color="ffffff"/>
+        <w:tcBorders>
+          <w:top w:val="none" w:color="000000" w:sz="4" w:space="0"/>
+          <w:left w:val="none" w:color="000000" w:sz="4" w:space="0"/>
+          <w:bottom w:val="none" w:color="000000" w:sz="4" w:space="0"/>
+          <w:right w:val="none" w:color="000000" w:sz="4" w:space="0"/>
+        </w:tcBorders>
+      </w:tcPr>
+    </w:tblStylePr>
     <w:tblStylePr w:type="nwCell">
       <w:pPr>
         <w:pBdr/>
@@ -7581,9 +7879,9 @@
       </w:tcPr>
     </w:tblStylePr>
   </w:style>
-  <w:style w:type="table" w:styleId="35">
+  <w:style w:type="table" w:styleId="740">
     <w:name w:val="Grid Table 3 - Accent 2"/>
-    <w:basedOn w:val="727"/>
+    <w:basedOn w:val="881"/>
     <w:uiPriority w:val="99"/>
     <w:pPr>
       <w:pBdr/>
@@ -7682,29 +7980,6 @@
         <w:tblBorders/>
       </w:tblPr>
       <w:tcPr>
-        <w:shd w:color="ffffff"/>
-        <w:tcBorders>
-          <w:top w:val="none" w:color="000000" w:sz="4" w:space="0"/>
-          <w:left w:val="none" w:color="000000" w:sz="4" w:space="0"/>
-          <w:bottom w:val="none" w:color="000000" w:sz="4" w:space="0"/>
-          <w:right w:val="none" w:color="000000" w:sz="4" w:space="0"/>
-        </w:tcBorders>
-      </w:tcPr>
-    </w:tblStylePr>
-    <w:tblStylePr w:type="firstRow">
-      <w:rPr>
-        <w:b/>
-        <w:color w:val="404040"/>
-      </w:rPr>
-      <w:pPr>
-        <w:pBdr/>
-        <w:spacing/>
-        <w:ind/>
-      </w:pPr>
-      <w:tblPr>
-        <w:tblBorders/>
-      </w:tblPr>
-      <w:tcPr>
         <w:shd w:val="clear" w:color="ffffff"/>
         <w:tcBorders>
           <w:top w:val="none" w:color="000000" w:sz="4" w:space="0"/>
@@ -7714,30 +7989,7 @@
         </w:tcBorders>
       </w:tcPr>
     </w:tblStylePr>
-    <w:tblStylePr w:type="lastCol">
-      <w:rPr>
-        <w:i/>
-        <w:color w:val="404040"/>
-      </w:rPr>
-      <w:pPr>
-        <w:pBdr/>
-        <w:spacing/>
-        <w:ind/>
-      </w:pPr>
-      <w:tblPr>
-        <w:tblBorders/>
-      </w:tblPr>
-      <w:tcPr>
-        <w:shd w:color="ffffff"/>
-        <w:tcBorders>
-          <w:top w:val="none" w:color="000000" w:sz="4" w:space="0"/>
-          <w:left w:val="none" w:color="000000" w:sz="4" w:space="0"/>
-          <w:bottom w:val="none" w:color="000000" w:sz="4" w:space="0"/>
-          <w:right w:val="none" w:color="000000" w:sz="4" w:space="0"/>
-        </w:tcBorders>
-      </w:tcPr>
-    </w:tblStylePr>
-    <w:tblStylePr w:type="lastRow">
+    <w:tblStylePr w:type="firstRow">
       <w:rPr>
         <w:b/>
         <w:color w:val="404040"/>
@@ -7760,6 +8012,52 @@
         </w:tcBorders>
       </w:tcPr>
     </w:tblStylePr>
+    <w:tblStylePr w:type="lastCol">
+      <w:rPr>
+        <w:i/>
+        <w:color w:val="404040"/>
+      </w:rPr>
+      <w:pPr>
+        <w:pBdr/>
+        <w:spacing/>
+        <w:ind/>
+      </w:pPr>
+      <w:tblPr>
+        <w:tblBorders/>
+      </w:tblPr>
+      <w:tcPr>
+        <w:shd w:val="clear" w:color="ffffff"/>
+        <w:tcBorders>
+          <w:top w:val="none" w:color="000000" w:sz="4" w:space="0"/>
+          <w:left w:val="none" w:color="000000" w:sz="4" w:space="0"/>
+          <w:bottom w:val="none" w:color="000000" w:sz="4" w:space="0"/>
+          <w:right w:val="none" w:color="000000" w:sz="4" w:space="0"/>
+        </w:tcBorders>
+      </w:tcPr>
+    </w:tblStylePr>
+    <w:tblStylePr w:type="lastRow">
+      <w:rPr>
+        <w:b/>
+        <w:color w:val="404040"/>
+      </w:rPr>
+      <w:pPr>
+        <w:pBdr/>
+        <w:spacing/>
+        <w:ind/>
+      </w:pPr>
+      <w:tblPr>
+        <w:tblBorders/>
+      </w:tblPr>
+      <w:tcPr>
+        <w:shd w:val="clear" w:color="ffffff"/>
+        <w:tcBorders>
+          <w:top w:val="none" w:color="000000" w:sz="4" w:space="0"/>
+          <w:left w:val="none" w:color="000000" w:sz="4" w:space="0"/>
+          <w:bottom w:val="none" w:color="000000" w:sz="4" w:space="0"/>
+          <w:right w:val="none" w:color="000000" w:sz="4" w:space="0"/>
+        </w:tcBorders>
+      </w:tcPr>
+    </w:tblStylePr>
     <w:tblStylePr w:type="nwCell">
       <w:pPr>
         <w:pBdr/>
@@ -7826,9 +8124,9 @@
       </w:tcPr>
     </w:tblStylePr>
   </w:style>
-  <w:style w:type="table" w:styleId="36">
+  <w:style w:type="table" w:styleId="741">
     <w:name w:val="Grid Table 3 - Accent 3"/>
-    <w:basedOn w:val="727"/>
+    <w:basedOn w:val="881"/>
     <w:uiPriority w:val="99"/>
     <w:pPr>
       <w:pBdr/>
@@ -7927,29 +8225,6 @@
         <w:tblBorders/>
       </w:tblPr>
       <w:tcPr>
-        <w:shd w:color="ffffff"/>
-        <w:tcBorders>
-          <w:top w:val="none" w:color="000000" w:sz="4" w:space="0"/>
-          <w:left w:val="none" w:color="000000" w:sz="4" w:space="0"/>
-          <w:bottom w:val="none" w:color="000000" w:sz="4" w:space="0"/>
-          <w:right w:val="none" w:color="000000" w:sz="4" w:space="0"/>
-        </w:tcBorders>
-      </w:tcPr>
-    </w:tblStylePr>
-    <w:tblStylePr w:type="firstRow">
-      <w:rPr>
-        <w:b/>
-        <w:color w:val="404040"/>
-      </w:rPr>
-      <w:pPr>
-        <w:pBdr/>
-        <w:spacing/>
-        <w:ind/>
-      </w:pPr>
-      <w:tblPr>
-        <w:tblBorders/>
-      </w:tblPr>
-      <w:tcPr>
         <w:shd w:val="clear" w:color="ffffff"/>
         <w:tcBorders>
           <w:top w:val="none" w:color="000000" w:sz="4" w:space="0"/>
@@ -7959,30 +8234,7 @@
         </w:tcBorders>
       </w:tcPr>
     </w:tblStylePr>
-    <w:tblStylePr w:type="lastCol">
-      <w:rPr>
-        <w:i/>
-        <w:color w:val="404040"/>
-      </w:rPr>
-      <w:pPr>
-        <w:pBdr/>
-        <w:spacing/>
-        <w:ind/>
-      </w:pPr>
-      <w:tblPr>
-        <w:tblBorders/>
-      </w:tblPr>
-      <w:tcPr>
-        <w:shd w:color="ffffff"/>
-        <w:tcBorders>
-          <w:top w:val="none" w:color="000000" w:sz="4" w:space="0"/>
-          <w:left w:val="none" w:color="000000" w:sz="4" w:space="0"/>
-          <w:bottom w:val="none" w:color="000000" w:sz="4" w:space="0"/>
-          <w:right w:val="none" w:color="000000" w:sz="4" w:space="0"/>
-        </w:tcBorders>
-      </w:tcPr>
-    </w:tblStylePr>
-    <w:tblStylePr w:type="lastRow">
+    <w:tblStylePr w:type="firstRow">
       <w:rPr>
         <w:b/>
         <w:color w:val="404040"/>
@@ -8005,6 +8257,52 @@
         </w:tcBorders>
       </w:tcPr>
     </w:tblStylePr>
+    <w:tblStylePr w:type="lastCol">
+      <w:rPr>
+        <w:i/>
+        <w:color w:val="404040"/>
+      </w:rPr>
+      <w:pPr>
+        <w:pBdr/>
+        <w:spacing/>
+        <w:ind/>
+      </w:pPr>
+      <w:tblPr>
+        <w:tblBorders/>
+      </w:tblPr>
+      <w:tcPr>
+        <w:shd w:val="clear" w:color="ffffff"/>
+        <w:tcBorders>
+          <w:top w:val="none" w:color="000000" w:sz="4" w:space="0"/>
+          <w:left w:val="none" w:color="000000" w:sz="4" w:space="0"/>
+          <w:bottom w:val="none" w:color="000000" w:sz="4" w:space="0"/>
+          <w:right w:val="none" w:color="000000" w:sz="4" w:space="0"/>
+        </w:tcBorders>
+      </w:tcPr>
+    </w:tblStylePr>
+    <w:tblStylePr w:type="lastRow">
+      <w:rPr>
+        <w:b/>
+        <w:color w:val="404040"/>
+      </w:rPr>
+      <w:pPr>
+        <w:pBdr/>
+        <w:spacing/>
+        <w:ind/>
+      </w:pPr>
+      <w:tblPr>
+        <w:tblBorders/>
+      </w:tblPr>
+      <w:tcPr>
+        <w:shd w:val="clear" w:color="ffffff"/>
+        <w:tcBorders>
+          <w:top w:val="none" w:color="000000" w:sz="4" w:space="0"/>
+          <w:left w:val="none" w:color="000000" w:sz="4" w:space="0"/>
+          <w:bottom w:val="none" w:color="000000" w:sz="4" w:space="0"/>
+          <w:right w:val="none" w:color="000000" w:sz="4" w:space="0"/>
+        </w:tcBorders>
+      </w:tcPr>
+    </w:tblStylePr>
     <w:tblStylePr w:type="nwCell">
       <w:pPr>
         <w:pBdr/>
@@ -8071,9 +8369,9 @@
       </w:tcPr>
     </w:tblStylePr>
   </w:style>
-  <w:style w:type="table" w:styleId="37">
+  <w:style w:type="table" w:styleId="742">
     <w:name w:val="Grid Table 3 - Accent 4"/>
-    <w:basedOn w:val="727"/>
+    <w:basedOn w:val="881"/>
     <w:uiPriority w:val="99"/>
     <w:pPr>
       <w:pBdr/>
@@ -8172,29 +8470,6 @@
         <w:tblBorders/>
       </w:tblPr>
       <w:tcPr>
-        <w:shd w:color="ffffff"/>
-        <w:tcBorders>
-          <w:top w:val="none" w:color="000000" w:sz="4" w:space="0"/>
-          <w:left w:val="none" w:color="000000" w:sz="4" w:space="0"/>
-          <w:bottom w:val="none" w:color="000000" w:sz="4" w:space="0"/>
-          <w:right w:val="none" w:color="000000" w:sz="4" w:space="0"/>
-        </w:tcBorders>
-      </w:tcPr>
-    </w:tblStylePr>
-    <w:tblStylePr w:type="firstRow">
-      <w:rPr>
-        <w:b/>
-        <w:color w:val="404040"/>
-      </w:rPr>
-      <w:pPr>
-        <w:pBdr/>
-        <w:spacing/>
-        <w:ind/>
-      </w:pPr>
-      <w:tblPr>
-        <w:tblBorders/>
-      </w:tblPr>
-      <w:tcPr>
         <w:shd w:val="clear" w:color="ffffff"/>
         <w:tcBorders>
           <w:top w:val="none" w:color="000000" w:sz="4" w:space="0"/>
@@ -8204,30 +8479,7 @@
         </w:tcBorders>
       </w:tcPr>
     </w:tblStylePr>
-    <w:tblStylePr w:type="lastCol">
-      <w:rPr>
-        <w:i/>
-        <w:color w:val="404040"/>
-      </w:rPr>
-      <w:pPr>
-        <w:pBdr/>
-        <w:spacing/>
-        <w:ind/>
-      </w:pPr>
-      <w:tblPr>
-        <w:tblBorders/>
-      </w:tblPr>
-      <w:tcPr>
-        <w:shd w:color="ffffff"/>
-        <w:tcBorders>
-          <w:top w:val="none" w:color="000000" w:sz="4" w:space="0"/>
-          <w:left w:val="none" w:color="000000" w:sz="4" w:space="0"/>
-          <w:bottom w:val="none" w:color="000000" w:sz="4" w:space="0"/>
-          <w:right w:val="none" w:color="000000" w:sz="4" w:space="0"/>
-        </w:tcBorders>
-      </w:tcPr>
-    </w:tblStylePr>
-    <w:tblStylePr w:type="lastRow">
+    <w:tblStylePr w:type="firstRow">
       <w:rPr>
         <w:b/>
         <w:color w:val="404040"/>
@@ -8250,6 +8502,52 @@
         </w:tcBorders>
       </w:tcPr>
     </w:tblStylePr>
+    <w:tblStylePr w:type="lastCol">
+      <w:rPr>
+        <w:i/>
+        <w:color w:val="404040"/>
+      </w:rPr>
+      <w:pPr>
+        <w:pBdr/>
+        <w:spacing/>
+        <w:ind/>
+      </w:pPr>
+      <w:tblPr>
+        <w:tblBorders/>
+      </w:tblPr>
+      <w:tcPr>
+        <w:shd w:val="clear" w:color="ffffff"/>
+        <w:tcBorders>
+          <w:top w:val="none" w:color="000000" w:sz="4" w:space="0"/>
+          <w:left w:val="none" w:color="000000" w:sz="4" w:space="0"/>
+          <w:bottom w:val="none" w:color="000000" w:sz="4" w:space="0"/>
+          <w:right w:val="none" w:color="000000" w:sz="4" w:space="0"/>
+        </w:tcBorders>
+      </w:tcPr>
+    </w:tblStylePr>
+    <w:tblStylePr w:type="lastRow">
+      <w:rPr>
+        <w:b/>
+        <w:color w:val="404040"/>
+      </w:rPr>
+      <w:pPr>
+        <w:pBdr/>
+        <w:spacing/>
+        <w:ind/>
+      </w:pPr>
+      <w:tblPr>
+        <w:tblBorders/>
+      </w:tblPr>
+      <w:tcPr>
+        <w:shd w:val="clear" w:color="ffffff"/>
+        <w:tcBorders>
+          <w:top w:val="none" w:color="000000" w:sz="4" w:space="0"/>
+          <w:left w:val="none" w:color="000000" w:sz="4" w:space="0"/>
+          <w:bottom w:val="none" w:color="000000" w:sz="4" w:space="0"/>
+          <w:right w:val="none" w:color="000000" w:sz="4" w:space="0"/>
+        </w:tcBorders>
+      </w:tcPr>
+    </w:tblStylePr>
     <w:tblStylePr w:type="nwCell">
       <w:pPr>
         <w:pBdr/>
@@ -8316,9 +8614,9 @@
       </w:tcPr>
     </w:tblStylePr>
   </w:style>
-  <w:style w:type="table" w:styleId="38">
+  <w:style w:type="table" w:styleId="743">
     <w:name w:val="Grid Table 3 - Accent 5"/>
-    <w:basedOn w:val="727"/>
+    <w:basedOn w:val="881"/>
     <w:uiPriority w:val="99"/>
     <w:pPr>
       <w:pBdr/>
@@ -8417,29 +8715,6 @@
         <w:tblBorders/>
       </w:tblPr>
       <w:tcPr>
-        <w:shd w:color="ffffff"/>
-        <w:tcBorders>
-          <w:top w:val="none" w:color="000000" w:sz="4" w:space="0"/>
-          <w:left w:val="none" w:color="000000" w:sz="4" w:space="0"/>
-          <w:bottom w:val="none" w:color="000000" w:sz="4" w:space="0"/>
-          <w:right w:val="none" w:color="000000" w:sz="4" w:space="0"/>
-        </w:tcBorders>
-      </w:tcPr>
-    </w:tblStylePr>
-    <w:tblStylePr w:type="firstRow">
-      <w:rPr>
-        <w:b/>
-        <w:color w:val="404040"/>
-      </w:rPr>
-      <w:pPr>
-        <w:pBdr/>
-        <w:spacing/>
-        <w:ind/>
-      </w:pPr>
-      <w:tblPr>
-        <w:tblBorders/>
-      </w:tblPr>
-      <w:tcPr>
         <w:shd w:val="clear" w:color="ffffff"/>
         <w:tcBorders>
           <w:top w:val="none" w:color="000000" w:sz="4" w:space="0"/>
@@ -8449,30 +8724,7 @@
         </w:tcBorders>
       </w:tcPr>
     </w:tblStylePr>
-    <w:tblStylePr w:type="lastCol">
-      <w:rPr>
-        <w:i/>
-        <w:color w:val="404040"/>
-      </w:rPr>
-      <w:pPr>
-        <w:pBdr/>
-        <w:spacing/>
-        <w:ind/>
-      </w:pPr>
-      <w:tblPr>
-        <w:tblBorders/>
-      </w:tblPr>
-      <w:tcPr>
-        <w:shd w:color="ffffff"/>
-        <w:tcBorders>
-          <w:top w:val="none" w:color="000000" w:sz="4" w:space="0"/>
-          <w:left w:val="none" w:color="000000" w:sz="4" w:space="0"/>
-          <w:bottom w:val="none" w:color="000000" w:sz="4" w:space="0"/>
-          <w:right w:val="none" w:color="000000" w:sz="4" w:space="0"/>
-        </w:tcBorders>
-      </w:tcPr>
-    </w:tblStylePr>
-    <w:tblStylePr w:type="lastRow">
+    <w:tblStylePr w:type="firstRow">
       <w:rPr>
         <w:b/>
         <w:color w:val="404040"/>
@@ -8495,6 +8747,52 @@
         </w:tcBorders>
       </w:tcPr>
     </w:tblStylePr>
+    <w:tblStylePr w:type="lastCol">
+      <w:rPr>
+        <w:i/>
+        <w:color w:val="404040"/>
+      </w:rPr>
+      <w:pPr>
+        <w:pBdr/>
+        <w:spacing/>
+        <w:ind/>
+      </w:pPr>
+      <w:tblPr>
+        <w:tblBorders/>
+      </w:tblPr>
+      <w:tcPr>
+        <w:shd w:val="clear" w:color="ffffff"/>
+        <w:tcBorders>
+          <w:top w:val="none" w:color="000000" w:sz="4" w:space="0"/>
+          <w:left w:val="none" w:color="000000" w:sz="4" w:space="0"/>
+          <w:bottom w:val="none" w:color="000000" w:sz="4" w:space="0"/>
+          <w:right w:val="none" w:color="000000" w:sz="4" w:space="0"/>
+        </w:tcBorders>
+      </w:tcPr>
+    </w:tblStylePr>
+    <w:tblStylePr w:type="lastRow">
+      <w:rPr>
+        <w:b/>
+        <w:color w:val="404040"/>
+      </w:rPr>
+      <w:pPr>
+        <w:pBdr/>
+        <w:spacing/>
+        <w:ind/>
+      </w:pPr>
+      <w:tblPr>
+        <w:tblBorders/>
+      </w:tblPr>
+      <w:tcPr>
+        <w:shd w:val="clear" w:color="ffffff"/>
+        <w:tcBorders>
+          <w:top w:val="none" w:color="000000" w:sz="4" w:space="0"/>
+          <w:left w:val="none" w:color="000000" w:sz="4" w:space="0"/>
+          <w:bottom w:val="none" w:color="000000" w:sz="4" w:space="0"/>
+          <w:right w:val="none" w:color="000000" w:sz="4" w:space="0"/>
+        </w:tcBorders>
+      </w:tcPr>
+    </w:tblStylePr>
     <w:tblStylePr w:type="nwCell">
       <w:pPr>
         <w:pBdr/>
@@ -8561,9 +8859,9 @@
       </w:tcPr>
     </w:tblStylePr>
   </w:style>
-  <w:style w:type="table" w:styleId="39">
+  <w:style w:type="table" w:styleId="744">
     <w:name w:val="Grid Table 3 - Accent 6"/>
-    <w:basedOn w:val="727"/>
+    <w:basedOn w:val="881"/>
     <w:uiPriority w:val="99"/>
     <w:pPr>
       <w:pBdr/>
@@ -8662,29 +8960,6 @@
         <w:tblBorders/>
       </w:tblPr>
       <w:tcPr>
-        <w:shd w:color="ffffff"/>
-        <w:tcBorders>
-          <w:top w:val="none" w:color="000000" w:sz="4" w:space="0"/>
-          <w:left w:val="none" w:color="000000" w:sz="4" w:space="0"/>
-          <w:bottom w:val="none" w:color="000000" w:sz="4" w:space="0"/>
-          <w:right w:val="none" w:color="000000" w:sz="4" w:space="0"/>
-        </w:tcBorders>
-      </w:tcPr>
-    </w:tblStylePr>
-    <w:tblStylePr w:type="firstRow">
-      <w:rPr>
-        <w:b/>
-        <w:color w:val="404040"/>
-      </w:rPr>
-      <w:pPr>
-        <w:pBdr/>
-        <w:spacing/>
-        <w:ind/>
-      </w:pPr>
-      <w:tblPr>
-        <w:tblBorders/>
-      </w:tblPr>
-      <w:tcPr>
         <w:shd w:val="clear" w:color="ffffff"/>
         <w:tcBorders>
           <w:top w:val="none" w:color="000000" w:sz="4" w:space="0"/>
@@ -8694,30 +8969,7 @@
         </w:tcBorders>
       </w:tcPr>
     </w:tblStylePr>
-    <w:tblStylePr w:type="lastCol">
-      <w:rPr>
-        <w:i/>
-        <w:color w:val="404040"/>
-      </w:rPr>
-      <w:pPr>
-        <w:pBdr/>
-        <w:spacing/>
-        <w:ind/>
-      </w:pPr>
-      <w:tblPr>
-        <w:tblBorders/>
-      </w:tblPr>
-      <w:tcPr>
-        <w:shd w:color="ffffff"/>
-        <w:tcBorders>
-          <w:top w:val="none" w:color="000000" w:sz="4" w:space="0"/>
-          <w:left w:val="none" w:color="000000" w:sz="4" w:space="0"/>
-          <w:bottom w:val="none" w:color="000000" w:sz="4" w:space="0"/>
-          <w:right w:val="none" w:color="000000" w:sz="4" w:space="0"/>
-        </w:tcBorders>
-      </w:tcPr>
-    </w:tblStylePr>
-    <w:tblStylePr w:type="lastRow">
+    <w:tblStylePr w:type="firstRow">
       <w:rPr>
         <w:b/>
         <w:color w:val="404040"/>
@@ -8740,6 +8992,52 @@
         </w:tcBorders>
       </w:tcPr>
     </w:tblStylePr>
+    <w:tblStylePr w:type="lastCol">
+      <w:rPr>
+        <w:i/>
+        <w:color w:val="404040"/>
+      </w:rPr>
+      <w:pPr>
+        <w:pBdr/>
+        <w:spacing/>
+        <w:ind/>
+      </w:pPr>
+      <w:tblPr>
+        <w:tblBorders/>
+      </w:tblPr>
+      <w:tcPr>
+        <w:shd w:val="clear" w:color="ffffff"/>
+        <w:tcBorders>
+          <w:top w:val="none" w:color="000000" w:sz="4" w:space="0"/>
+          <w:left w:val="none" w:color="000000" w:sz="4" w:space="0"/>
+          <w:bottom w:val="none" w:color="000000" w:sz="4" w:space="0"/>
+          <w:right w:val="none" w:color="000000" w:sz="4" w:space="0"/>
+        </w:tcBorders>
+      </w:tcPr>
+    </w:tblStylePr>
+    <w:tblStylePr w:type="lastRow">
+      <w:rPr>
+        <w:b/>
+        <w:color w:val="404040"/>
+      </w:rPr>
+      <w:pPr>
+        <w:pBdr/>
+        <w:spacing/>
+        <w:ind/>
+      </w:pPr>
+      <w:tblPr>
+        <w:tblBorders/>
+      </w:tblPr>
+      <w:tcPr>
+        <w:shd w:val="clear" w:color="ffffff"/>
+        <w:tcBorders>
+          <w:top w:val="none" w:color="000000" w:sz="4" w:space="0"/>
+          <w:left w:val="none" w:color="000000" w:sz="4" w:space="0"/>
+          <w:bottom w:val="none" w:color="000000" w:sz="4" w:space="0"/>
+          <w:right w:val="none" w:color="000000" w:sz="4" w:space="0"/>
+        </w:tcBorders>
+      </w:tcPr>
+    </w:tblStylePr>
     <w:tblStylePr w:type="nwCell">
       <w:pPr>
         <w:pBdr/>
@@ -8806,9 +9104,9 @@
       </w:tcPr>
     </w:tblStylePr>
   </w:style>
-  <w:style w:type="table" w:styleId="40">
+  <w:style w:type="table" w:styleId="745">
     <w:name w:val="Grid Table 4"/>
-    <w:basedOn w:val="727"/>
+    <w:basedOn w:val="881"/>
     <w:uiPriority w:val="59"/>
     <w:pPr>
       <w:pBdr/>
@@ -9039,9 +9337,9 @@
       </w:tcPr>
     </w:tblStylePr>
   </w:style>
-  <w:style w:type="table" w:styleId="41">
+  <w:style w:type="table" w:styleId="746">
     <w:name w:val="Grid Table 4 - Accent 1"/>
-    <w:basedOn w:val="727"/>
+    <w:basedOn w:val="881"/>
     <w:uiPriority w:val="59"/>
     <w:pPr>
       <w:pBdr/>
@@ -9272,9 +9570,9 @@
       </w:tcPr>
     </w:tblStylePr>
   </w:style>
-  <w:style w:type="table" w:styleId="42">
+  <w:style w:type="table" w:styleId="747">
     <w:name w:val="Grid Table 4 - Accent 2"/>
-    <w:basedOn w:val="727"/>
+    <w:basedOn w:val="881"/>
     <w:uiPriority w:val="59"/>
     <w:pPr>
       <w:pBdr/>
@@ -9505,9 +9803,9 @@
       </w:tcPr>
     </w:tblStylePr>
   </w:style>
-  <w:style w:type="table" w:styleId="43">
+  <w:style w:type="table" w:styleId="748">
     <w:name w:val="Grid Table 4 - Accent 3"/>
-    <w:basedOn w:val="727"/>
+    <w:basedOn w:val="881"/>
     <w:uiPriority w:val="59"/>
     <w:pPr>
       <w:pBdr/>
@@ -9738,9 +10036,9 @@
       </w:tcPr>
     </w:tblStylePr>
   </w:style>
-  <w:style w:type="table" w:styleId="44">
+  <w:style w:type="table" w:styleId="749">
     <w:name w:val="Grid Table 4 - Accent 4"/>
-    <w:basedOn w:val="727"/>
+    <w:basedOn w:val="881"/>
     <w:uiPriority w:val="59"/>
     <w:pPr>
       <w:pBdr/>
@@ -9971,9 +10269,9 @@
       </w:tcPr>
     </w:tblStylePr>
   </w:style>
-  <w:style w:type="table" w:styleId="45">
+  <w:style w:type="table" w:styleId="750">
     <w:name w:val="Grid Table 4 - Accent 5"/>
-    <w:basedOn w:val="727"/>
+    <w:basedOn w:val="881"/>
     <w:uiPriority w:val="59"/>
     <w:pPr>
       <w:pBdr/>
@@ -10204,9 +10502,9 @@
       </w:tcPr>
     </w:tblStylePr>
   </w:style>
-  <w:style w:type="table" w:styleId="46">
+  <w:style w:type="table" w:styleId="751">
     <w:name w:val="Grid Table 4 - Accent 6"/>
-    <w:basedOn w:val="727"/>
+    <w:basedOn w:val="881"/>
     <w:uiPriority w:val="59"/>
     <w:pPr>
       <w:pBdr/>
@@ -10437,9 +10735,9 @@
       </w:tcPr>
     </w:tblStylePr>
   </w:style>
-  <w:style w:type="table" w:styleId="47">
+  <w:style w:type="table" w:styleId="752">
     <w:name w:val="Grid Table 5 Dark"/>
-    <w:basedOn w:val="727"/>
+    <w:basedOn w:val="881"/>
     <w:uiPriority w:val="99"/>
     <w:pPr>
       <w:pBdr/>
@@ -10665,9 +10963,9 @@
       </w:tcPr>
     </w:tblStylePr>
   </w:style>
-  <w:style w:type="table" w:styleId="48">
+  <w:style w:type="table" w:styleId="753">
     <w:name w:val="Grid Table 5 Dark- Accent 1"/>
-    <w:basedOn w:val="727"/>
+    <w:basedOn w:val="881"/>
     <w:uiPriority w:val="99"/>
     <w:pPr>
       <w:pBdr/>
@@ -10893,9 +11191,9 @@
       </w:tcPr>
     </w:tblStylePr>
   </w:style>
-  <w:style w:type="table" w:styleId="49">
+  <w:style w:type="table" w:styleId="754">
     <w:name w:val="Grid Table 5 Dark - Accent 2"/>
-    <w:basedOn w:val="727"/>
+    <w:basedOn w:val="881"/>
     <w:uiPriority w:val="99"/>
     <w:pPr>
       <w:pBdr/>
@@ -11121,9 +11419,9 @@
       </w:tcPr>
     </w:tblStylePr>
   </w:style>
-  <w:style w:type="table" w:styleId="50">
+  <w:style w:type="table" w:styleId="755">
     <w:name w:val="Grid Table 5 Dark - Accent 3"/>
-    <w:basedOn w:val="727"/>
+    <w:basedOn w:val="881"/>
     <w:uiPriority w:val="99"/>
     <w:pPr>
       <w:pBdr/>
@@ -11349,9 +11647,9 @@
       </w:tcPr>
     </w:tblStylePr>
   </w:style>
-  <w:style w:type="table" w:styleId="51">
+  <w:style w:type="table" w:styleId="756">
     <w:name w:val="Grid Table 5 Dark- Accent 4"/>
-    <w:basedOn w:val="727"/>
+    <w:basedOn w:val="881"/>
     <w:uiPriority w:val="99"/>
     <w:pPr>
       <w:pBdr/>
@@ -11577,9 +11875,9 @@
       </w:tcPr>
     </w:tblStylePr>
   </w:style>
-  <w:style w:type="table" w:styleId="52">
+  <w:style w:type="table" w:styleId="757">
     <w:name w:val="Grid Table 5 Dark - Accent 5"/>
-    <w:basedOn w:val="727"/>
+    <w:basedOn w:val="881"/>
     <w:uiPriority w:val="99"/>
     <w:pPr>
       <w:pBdr/>
@@ -11805,9 +12103,9 @@
       </w:tcPr>
     </w:tblStylePr>
   </w:style>
-  <w:style w:type="table" w:styleId="53">
+  <w:style w:type="table" w:styleId="758">
     <w:name w:val="Grid Table 5 Dark - Accent 6"/>
-    <w:basedOn w:val="727"/>
+    <w:basedOn w:val="881"/>
     <w:uiPriority w:val="99"/>
     <w:pPr>
       <w:pBdr/>
@@ -12033,9 +12331,9 @@
       </w:tcPr>
     </w:tblStylePr>
   </w:style>
-  <w:style w:type="table" w:styleId="54">
+  <w:style w:type="table" w:styleId="759">
     <w:name w:val="Grid Table 6 Colorful"/>
-    <w:basedOn w:val="727"/>
+    <w:basedOn w:val="881"/>
     <w:uiPriority w:val="99"/>
     <w:pPr>
       <w:pBdr/>
@@ -12263,9 +12561,9 @@
       </w:tcPr>
     </w:tblStylePr>
   </w:style>
-  <w:style w:type="table" w:styleId="55">
+  <w:style w:type="table" w:styleId="760">
     <w:name w:val="Grid Table 6 Colorful - Accent 1"/>
-    <w:basedOn w:val="727"/>
+    <w:basedOn w:val="881"/>
     <w:uiPriority w:val="99"/>
     <w:pPr>
       <w:pBdr/>
@@ -12493,9 +12791,9 @@
       </w:tcPr>
     </w:tblStylePr>
   </w:style>
-  <w:style w:type="table" w:styleId="56">
+  <w:style w:type="table" w:styleId="761">
     <w:name w:val="Grid Table 6 Colorful - Accent 2"/>
-    <w:basedOn w:val="727"/>
+    <w:basedOn w:val="881"/>
     <w:uiPriority w:val="99"/>
     <w:pPr>
       <w:pBdr/>
@@ -12723,9 +13021,9 @@
       </w:tcPr>
     </w:tblStylePr>
   </w:style>
-  <w:style w:type="table" w:styleId="57">
+  <w:style w:type="table" w:styleId="762">
     <w:name w:val="Grid Table 6 Colorful - Accent 3"/>
-    <w:basedOn w:val="727"/>
+    <w:basedOn w:val="881"/>
     <w:uiPriority w:val="99"/>
     <w:pPr>
       <w:pBdr/>
@@ -12953,9 +13251,9 @@
       </w:tcPr>
     </w:tblStylePr>
   </w:style>
-  <w:style w:type="table" w:styleId="58">
+  <w:style w:type="table" w:styleId="763">
     <w:name w:val="Grid Table 6 Colorful - Accent 4"/>
-    <w:basedOn w:val="727"/>
+    <w:basedOn w:val="881"/>
     <w:uiPriority w:val="99"/>
     <w:pPr>
       <w:pBdr/>
@@ -13183,9 +13481,9 @@
       </w:tcPr>
     </w:tblStylePr>
   </w:style>
-  <w:style w:type="table" w:styleId="59">
+  <w:style w:type="table" w:styleId="764">
     <w:name w:val="Grid Table 6 Colorful - Accent 5"/>
-    <w:basedOn w:val="727"/>
+    <w:basedOn w:val="881"/>
     <w:uiPriority w:val="99"/>
     <w:pPr>
       <w:pBdr/>
@@ -13413,9 +13711,9 @@
       </w:tcPr>
     </w:tblStylePr>
   </w:style>
-  <w:style w:type="table" w:styleId="60">
+  <w:style w:type="table" w:styleId="765">
     <w:name w:val="Grid Table 6 Colorful - Accent 6"/>
-    <w:basedOn w:val="727"/>
+    <w:basedOn w:val="881"/>
     <w:uiPriority w:val="99"/>
     <w:pPr>
       <w:pBdr/>
@@ -13643,9 +13941,9 @@
       </w:tcPr>
     </w:tblStylePr>
   </w:style>
-  <w:style w:type="table" w:styleId="61">
+  <w:style w:type="table" w:styleId="766">
     <w:name w:val="Grid Table 7 Colorful"/>
-    <w:basedOn w:val="727"/>
+    <w:basedOn w:val="881"/>
     <w:uiPriority w:val="99"/>
     <w:pPr>
       <w:pBdr/>
@@ -13747,11 +14045,11 @@
         <w:tblBorders/>
       </w:tblPr>
       <w:tcPr>
-        <w:shd w:color="ffffff"/>
+        <w:shd w:val="clear" w:color="ffffff"/>
         <w:tcBorders>
-          <w:top w:val="none"/>
-          <w:left w:val="none"/>
-          <w:bottom w:val="none"/>
+          <w:top w:val="none" w:color="000000" w:sz="4" w:space="0"/>
+          <w:left w:val="none" w:color="000000" w:sz="4" w:space="0"/>
+          <w:bottom w:val="none" w:color="000000" w:sz="4" w:space="0"/>
           <w:right w:val="single" w:color="000000" w:themeColor="text1" w:themeTint="80" w:sz="4" w:space="0"/>
         </w:tcBorders>
       </w:tcPr>
@@ -13774,10 +14072,10 @@
       <w:tcPr>
         <w:shd w:val="clear" w:color="ffffff" w:themeColor="light1" w:fill="ffffff" w:themeFill="light1"/>
         <w:tcBorders>
-          <w:top w:val="none"/>
-          <w:left w:val="none"/>
+          <w:top w:val="none" w:color="000000" w:sz="4" w:space="0"/>
+          <w:left w:val="none" w:color="000000" w:sz="4" w:space="0"/>
           <w:bottom w:val="single" w:color="000000" w:themeColor="text1" w:themeTint="80" w:sz="4" w:space="0"/>
-          <w:right w:val="none"/>
+          <w:right w:val="none" w:color="000000" w:sz="4" w:space="0"/>
         </w:tcBorders>
       </w:tcPr>
     </w:tblStylePr>
@@ -13797,12 +14095,12 @@
         <w:tblBorders/>
       </w:tblPr>
       <w:tcPr>
-        <w:shd w:color="ffffff"/>
+        <w:shd w:val="clear" w:color="ffffff"/>
         <w:tcBorders>
-          <w:top w:val="none"/>
+          <w:top w:val="none" w:color="000000" w:sz="4" w:space="0"/>
           <w:left w:val="single" w:color="000000" w:themeColor="text1" w:themeTint="80" w:sz="4" w:space="0"/>
-          <w:bottom w:val="none"/>
-          <w:right w:val="none"/>
+          <w:bottom w:val="none" w:color="000000" w:sz="4" w:space="0"/>
+          <w:right w:val="none" w:color="000000" w:sz="4" w:space="0"/>
         </w:tcBorders>
       </w:tcPr>
     </w:tblStylePr>
@@ -13825,9 +14123,9 @@
         <w:shd w:val="clear" w:color="ffffff" w:themeColor="light1" w:fill="ffffff" w:themeFill="light1"/>
         <w:tcBorders>
           <w:top w:val="single" w:color="000000" w:themeColor="text1" w:themeTint="80" w:sz="4" w:space="0"/>
-          <w:left w:val="none"/>
-          <w:bottom w:val="none"/>
-          <w:right w:val="none"/>
+          <w:left w:val="none" w:color="000000" w:sz="4" w:space="0"/>
+          <w:bottom w:val="none" w:color="000000" w:sz="4" w:space="0"/>
+          <w:right w:val="none" w:color="000000" w:sz="4" w:space="0"/>
         </w:tcBorders>
       </w:tcPr>
     </w:tblStylePr>
@@ -13897,9 +14195,9 @@
       </w:tcPr>
     </w:tblStylePr>
   </w:style>
-  <w:style w:type="table" w:styleId="62">
+  <w:style w:type="table" w:styleId="767">
     <w:name w:val="Grid Table 7 Colorful - Accent 1"/>
-    <w:basedOn w:val="727"/>
+    <w:basedOn w:val="881"/>
     <w:uiPriority w:val="99"/>
     <w:pPr>
       <w:pBdr/>
@@ -14001,11 +14299,11 @@
         <w:tblBorders/>
       </w:tblPr>
       <w:tcPr>
-        <w:shd w:color="ffffff"/>
+        <w:shd w:val="clear" w:color="ffffff"/>
         <w:tcBorders>
-          <w:top w:val="none"/>
-          <w:left w:val="none"/>
-          <w:bottom w:val="none"/>
+          <w:top w:val="none" w:color="000000" w:sz="4" w:space="0"/>
+          <w:left w:val="none" w:color="000000" w:sz="4" w:space="0"/>
+          <w:bottom w:val="none" w:color="000000" w:sz="4" w:space="0"/>
           <w:right w:val="single" w:color="000000" w:themeColor="accent1" w:themeTint="80" w:sz="4" w:space="0"/>
         </w:tcBorders>
       </w:tcPr>
@@ -14028,10 +14326,10 @@
       <w:tcPr>
         <w:shd w:val="clear" w:color="ffffff" w:themeColor="light1" w:fill="ffffff" w:themeFill="light1"/>
         <w:tcBorders>
-          <w:top w:val="none"/>
-          <w:left w:val="none"/>
+          <w:top w:val="none" w:color="000000" w:sz="4" w:space="0"/>
+          <w:left w:val="none" w:color="000000" w:sz="4" w:space="0"/>
           <w:bottom w:val="single" w:color="000000" w:themeColor="accent1" w:themeTint="80" w:sz="4" w:space="0"/>
-          <w:right w:val="none"/>
+          <w:right w:val="none" w:color="000000" w:sz="4" w:space="0"/>
         </w:tcBorders>
       </w:tcPr>
     </w:tblStylePr>
@@ -14051,12 +14349,12 @@
         <w:tblBorders/>
       </w:tblPr>
       <w:tcPr>
-        <w:shd w:color="ffffff"/>
+        <w:shd w:val="clear" w:color="ffffff"/>
         <w:tcBorders>
-          <w:top w:val="none"/>
+          <w:top w:val="none" w:color="000000" w:sz="4" w:space="0"/>
           <w:left w:val="single" w:color="000000" w:themeColor="accent1" w:themeTint="80" w:sz="4" w:space="0"/>
-          <w:bottom w:val="none"/>
-          <w:right w:val="none"/>
+          <w:bottom w:val="none" w:color="000000" w:sz="4" w:space="0"/>
+          <w:right w:val="none" w:color="000000" w:sz="4" w:space="0"/>
         </w:tcBorders>
       </w:tcPr>
     </w:tblStylePr>
@@ -14079,9 +14377,9 @@
         <w:shd w:val="clear" w:color="ffffff" w:themeColor="light1" w:fill="ffffff" w:themeFill="light1"/>
         <w:tcBorders>
           <w:top w:val="single" w:color="000000" w:themeColor="accent1" w:themeTint="80" w:sz="4" w:space="0"/>
-          <w:left w:val="none"/>
-          <w:bottom w:val="none"/>
-          <w:right w:val="none"/>
+          <w:left w:val="none" w:color="000000" w:sz="4" w:space="0"/>
+          <w:bottom w:val="none" w:color="000000" w:sz="4" w:space="0"/>
+          <w:right w:val="none" w:color="000000" w:sz="4" w:space="0"/>
         </w:tcBorders>
       </w:tcPr>
     </w:tblStylePr>
@@ -14151,9 +14449,9 @@
       </w:tcPr>
     </w:tblStylePr>
   </w:style>
-  <w:style w:type="table" w:styleId="63">
+  <w:style w:type="table" w:styleId="768">
     <w:name w:val="Grid Table 7 Colorful - Accent 2"/>
-    <w:basedOn w:val="727"/>
+    <w:basedOn w:val="881"/>
     <w:uiPriority w:val="99"/>
     <w:pPr>
       <w:pBdr/>
@@ -14255,11 +14553,11 @@
         <w:tblBorders/>
       </w:tblPr>
       <w:tcPr>
-        <w:shd w:color="ffffff"/>
+        <w:shd w:val="clear" w:color="ffffff"/>
         <w:tcBorders>
-          <w:top w:val="none"/>
-          <w:left w:val="none"/>
-          <w:bottom w:val="none"/>
+          <w:top w:val="none" w:color="000000" w:sz="4" w:space="0"/>
+          <w:left w:val="none" w:color="000000" w:sz="4" w:space="0"/>
+          <w:bottom w:val="none" w:color="000000" w:sz="4" w:space="0"/>
           <w:right w:val="single" w:color="000000" w:themeColor="accent2" w:themeTint="97" w:sz="4" w:space="0"/>
         </w:tcBorders>
       </w:tcPr>
@@ -14282,10 +14580,10 @@
       <w:tcPr>
         <w:shd w:val="clear" w:color="ffffff" w:themeColor="light1" w:fill="ffffff" w:themeFill="light1"/>
         <w:tcBorders>
-          <w:top w:val="none"/>
-          <w:left w:val="none"/>
+          <w:top w:val="none" w:color="000000" w:sz="4" w:space="0"/>
+          <w:left w:val="none" w:color="000000" w:sz="4" w:space="0"/>
           <w:bottom w:val="single" w:color="000000" w:themeColor="accent2" w:themeTint="97" w:sz="4" w:space="0"/>
-          <w:right w:val="none"/>
+          <w:right w:val="none" w:color="000000" w:sz="4" w:space="0"/>
         </w:tcBorders>
       </w:tcPr>
     </w:tblStylePr>
@@ -14305,12 +14603,12 @@
         <w:tblBorders/>
       </w:tblPr>
       <w:tcPr>
-        <w:shd w:color="ffffff"/>
+        <w:shd w:val="clear" w:color="ffffff"/>
         <w:tcBorders>
-          <w:top w:val="none"/>
+          <w:top w:val="none" w:color="000000" w:sz="4" w:space="0"/>
           <w:left w:val="single" w:color="000000" w:themeColor="accent2" w:themeTint="97" w:sz="4" w:space="0"/>
-          <w:bottom w:val="none"/>
-          <w:right w:val="none"/>
+          <w:bottom w:val="none" w:color="000000" w:sz="4" w:space="0"/>
+          <w:right w:val="none" w:color="000000" w:sz="4" w:space="0"/>
         </w:tcBorders>
       </w:tcPr>
     </w:tblStylePr>
@@ -14333,9 +14631,9 @@
         <w:shd w:val="clear" w:color="ffffff" w:themeColor="light1" w:fill="ffffff" w:themeFill="light1"/>
         <w:tcBorders>
           <w:top w:val="single" w:color="000000" w:themeColor="accent2" w:themeTint="97" w:sz="4" w:space="0"/>
-          <w:left w:val="none"/>
-          <w:bottom w:val="none"/>
-          <w:right w:val="none"/>
+          <w:left w:val="none" w:color="000000" w:sz="4" w:space="0"/>
+          <w:bottom w:val="none" w:color="000000" w:sz="4" w:space="0"/>
+          <w:right w:val="none" w:color="000000" w:sz="4" w:space="0"/>
         </w:tcBorders>
       </w:tcPr>
     </w:tblStylePr>
@@ -14405,9 +14703,9 @@
       </w:tcPr>
     </w:tblStylePr>
   </w:style>
-  <w:style w:type="table" w:styleId="64">
+  <w:style w:type="table" w:styleId="769">
     <w:name w:val="Grid Table 7 Colorful - Accent 3"/>
-    <w:basedOn w:val="727"/>
+    <w:basedOn w:val="881"/>
     <w:uiPriority w:val="99"/>
     <w:pPr>
       <w:pBdr/>
@@ -14509,11 +14807,11 @@
         <w:tblBorders/>
       </w:tblPr>
       <w:tcPr>
-        <w:shd w:color="ffffff"/>
+        <w:shd w:val="clear" w:color="ffffff"/>
         <w:tcBorders>
-          <w:top w:val="none"/>
-          <w:left w:val="none"/>
-          <w:bottom w:val="none"/>
+          <w:top w:val="none" w:color="000000" w:sz="4" w:space="0"/>
+          <w:left w:val="none" w:color="000000" w:sz="4" w:space="0"/>
+          <w:bottom w:val="none" w:color="000000" w:sz="4" w:space="0"/>
           <w:right w:val="single" w:color="000000" w:themeColor="accent3" w:themeTint="FE" w:sz="4" w:space="0"/>
         </w:tcBorders>
       </w:tcPr>
@@ -14536,10 +14834,10 @@
       <w:tcPr>
         <w:shd w:val="clear" w:color="ffffff" w:themeColor="light1" w:fill="ffffff" w:themeFill="light1"/>
         <w:tcBorders>
-          <w:top w:val="none"/>
-          <w:left w:val="none"/>
+          <w:top w:val="none" w:color="000000" w:sz="4" w:space="0"/>
+          <w:left w:val="none" w:color="000000" w:sz="4" w:space="0"/>
           <w:bottom w:val="single" w:color="000000" w:themeColor="accent3" w:themeTint="FE" w:sz="4" w:space="0"/>
-          <w:right w:val="none"/>
+          <w:right w:val="none" w:color="000000" w:sz="4" w:space="0"/>
         </w:tcBorders>
       </w:tcPr>
     </w:tblStylePr>
@@ -14559,12 +14857,12 @@
         <w:tblBorders/>
       </w:tblPr>
       <w:tcPr>
-        <w:shd w:color="ffffff"/>
+        <w:shd w:val="clear" w:color="ffffff"/>
         <w:tcBorders>
-          <w:top w:val="none"/>
+          <w:top w:val="none" w:color="000000" w:sz="4" w:space="0"/>
           <w:left w:val="single" w:color="000000" w:themeColor="accent3" w:themeTint="FE" w:sz="4" w:space="0"/>
-          <w:bottom w:val="none"/>
-          <w:right w:val="none"/>
+          <w:bottom w:val="none" w:color="000000" w:sz="4" w:space="0"/>
+          <w:right w:val="none" w:color="000000" w:sz="4" w:space="0"/>
         </w:tcBorders>
       </w:tcPr>
     </w:tblStylePr>
@@ -14587,9 +14885,9 @@
         <w:shd w:val="clear" w:color="ffffff" w:themeColor="light1" w:fill="ffffff" w:themeFill="light1"/>
         <w:tcBorders>
           <w:top w:val="single" w:color="000000" w:themeColor="accent3" w:themeTint="FE" w:sz="4" w:space="0"/>
-          <w:left w:val="none"/>
-          <w:bottom w:val="none"/>
-          <w:right w:val="none"/>
+          <w:left w:val="none" w:color="000000" w:sz="4" w:space="0"/>
+          <w:bottom w:val="none" w:color="000000" w:sz="4" w:space="0"/>
+          <w:right w:val="none" w:color="000000" w:sz="4" w:space="0"/>
         </w:tcBorders>
       </w:tcPr>
     </w:tblStylePr>
@@ -14659,9 +14957,9 @@
       </w:tcPr>
     </w:tblStylePr>
   </w:style>
-  <w:style w:type="table" w:styleId="65">
+  <w:style w:type="table" w:styleId="770">
     <w:name w:val="Grid Table 7 Colorful - Accent 4"/>
-    <w:basedOn w:val="727"/>
+    <w:basedOn w:val="881"/>
     <w:uiPriority w:val="99"/>
     <w:pPr>
       <w:pBdr/>
@@ -14763,11 +15061,11 @@
         <w:tblBorders/>
       </w:tblPr>
       <w:tcPr>
-        <w:shd w:color="ffffff"/>
+        <w:shd w:val="clear" w:color="ffffff"/>
         <w:tcBorders>
-          <w:top w:val="none"/>
-          <w:left w:val="none"/>
-          <w:bottom w:val="none"/>
+          <w:top w:val="none" w:color="000000" w:sz="4" w:space="0"/>
+          <w:left w:val="none" w:color="000000" w:sz="4" w:space="0"/>
+          <w:bottom w:val="none" w:color="000000" w:sz="4" w:space="0"/>
           <w:right w:val="single" w:color="000000" w:themeColor="accent4" w:themeTint="9A" w:sz="4" w:space="0"/>
         </w:tcBorders>
       </w:tcPr>
@@ -14790,10 +15088,10 @@
       <w:tcPr>
         <w:shd w:val="clear" w:color="ffffff" w:themeColor="light1" w:fill="ffffff" w:themeFill="light1"/>
         <w:tcBorders>
-          <w:top w:val="none"/>
-          <w:left w:val="none"/>
+          <w:top w:val="none" w:color="000000" w:sz="4" w:space="0"/>
+          <w:left w:val="none" w:color="000000" w:sz="4" w:space="0"/>
           <w:bottom w:val="single" w:color="000000" w:themeColor="accent4" w:themeTint="9A" w:sz="4" w:space="0"/>
-          <w:right w:val="none"/>
+          <w:right w:val="none" w:color="000000" w:sz="4" w:space="0"/>
         </w:tcBorders>
       </w:tcPr>
     </w:tblStylePr>
@@ -14813,12 +15111,12 @@
         <w:tblBorders/>
       </w:tblPr>
       <w:tcPr>
-        <w:shd w:color="ffffff"/>
+        <w:shd w:val="clear" w:color="ffffff"/>
         <w:tcBorders>
-          <w:top w:val="none"/>
+          <w:top w:val="none" w:color="000000" w:sz="4" w:space="0"/>
           <w:left w:val="single" w:color="000000" w:themeColor="accent4" w:themeTint="9A" w:sz="4" w:space="0"/>
-          <w:bottom w:val="none"/>
-          <w:right w:val="none"/>
+          <w:bottom w:val="none" w:color="000000" w:sz="4" w:space="0"/>
+          <w:right w:val="none" w:color="000000" w:sz="4" w:space="0"/>
         </w:tcBorders>
       </w:tcPr>
     </w:tblStylePr>
@@ -14841,9 +15139,9 @@
         <w:shd w:val="clear" w:color="ffffff" w:themeColor="light1" w:fill="ffffff" w:themeFill="light1"/>
         <w:tcBorders>
           <w:top w:val="single" w:color="000000" w:themeColor="accent4" w:themeTint="9A" w:sz="4" w:space="0"/>
-          <w:left w:val="none"/>
-          <w:bottom w:val="none"/>
-          <w:right w:val="none"/>
+          <w:left w:val="none" w:color="000000" w:sz="4" w:space="0"/>
+          <w:bottom w:val="none" w:color="000000" w:sz="4" w:space="0"/>
+          <w:right w:val="none" w:color="000000" w:sz="4" w:space="0"/>
         </w:tcBorders>
       </w:tcPr>
     </w:tblStylePr>
@@ -14913,9 +15211,9 @@
       </w:tcPr>
     </w:tblStylePr>
   </w:style>
-  <w:style w:type="table" w:styleId="66">
+  <w:style w:type="table" w:styleId="771">
     <w:name w:val="Grid Table 7 Colorful - Accent 5"/>
-    <w:basedOn w:val="727"/>
+    <w:basedOn w:val="881"/>
     <w:uiPriority w:val="99"/>
     <w:pPr>
       <w:pBdr/>
@@ -15017,11 +15315,11 @@
         <w:tblBorders/>
       </w:tblPr>
       <w:tcPr>
-        <w:shd w:color="ffffff"/>
+        <w:shd w:val="clear" w:color="ffffff"/>
         <w:tcBorders>
-          <w:top w:val="none"/>
-          <w:left w:val="none"/>
-          <w:bottom w:val="none"/>
+          <w:top w:val="none" w:color="000000" w:sz="4" w:space="0"/>
+          <w:left w:val="none" w:color="000000" w:sz="4" w:space="0"/>
+          <w:bottom w:val="none" w:color="000000" w:sz="4" w:space="0"/>
           <w:right w:val="single" w:color="000000" w:themeColor="accent5" w:themeTint="90" w:sz="4" w:space="0"/>
         </w:tcBorders>
       </w:tcPr>
@@ -15044,10 +15342,10 @@
       <w:tcPr>
         <w:shd w:val="clear" w:color="ffffff" w:themeColor="light1" w:fill="ffffff" w:themeFill="light1"/>
         <w:tcBorders>
-          <w:top w:val="none"/>
-          <w:left w:val="none"/>
+          <w:top w:val="none" w:color="000000" w:sz="4" w:space="0"/>
+          <w:left w:val="none" w:color="000000" w:sz="4" w:space="0"/>
           <w:bottom w:val="single" w:color="000000" w:themeColor="accent5" w:themeTint="90" w:sz="4" w:space="0"/>
-          <w:right w:val="none"/>
+          <w:right w:val="none" w:color="000000" w:sz="4" w:space="0"/>
         </w:tcBorders>
       </w:tcPr>
     </w:tblStylePr>
@@ -15067,12 +15365,12 @@
         <w:tblBorders/>
       </w:tblPr>
       <w:tcPr>
-        <w:shd w:color="ffffff"/>
+        <w:shd w:val="clear" w:color="ffffff"/>
         <w:tcBorders>
-          <w:top w:val="none"/>
+          <w:top w:val="none" w:color="000000" w:sz="4" w:space="0"/>
           <w:left w:val="single" w:color="000000" w:themeColor="accent5" w:themeTint="90" w:sz="4" w:space="0"/>
-          <w:bottom w:val="none"/>
-          <w:right w:val="none"/>
+          <w:bottom w:val="none" w:color="000000" w:sz="4" w:space="0"/>
+          <w:right w:val="none" w:color="000000" w:sz="4" w:space="0"/>
         </w:tcBorders>
       </w:tcPr>
     </w:tblStylePr>
@@ -15095,9 +15393,9 @@
         <w:shd w:val="clear" w:color="ffffff" w:themeColor="light1" w:fill="ffffff" w:themeFill="light1"/>
         <w:tcBorders>
           <w:top w:val="single" w:color="000000" w:themeColor="accent5" w:themeTint="90" w:sz="4" w:space="0"/>
-          <w:left w:val="none"/>
-          <w:bottom w:val="none"/>
-          <w:right w:val="none"/>
+          <w:left w:val="none" w:color="000000" w:sz="4" w:space="0"/>
+          <w:bottom w:val="none" w:color="000000" w:sz="4" w:space="0"/>
+          <w:right w:val="none" w:color="000000" w:sz="4" w:space="0"/>
         </w:tcBorders>
       </w:tcPr>
     </w:tblStylePr>
@@ -15167,9 +15465,9 @@
       </w:tcPr>
     </w:tblStylePr>
   </w:style>
-  <w:style w:type="table" w:styleId="67">
+  <w:style w:type="table" w:styleId="772">
     <w:name w:val="Grid Table 7 Colorful - Accent 6"/>
-    <w:basedOn w:val="727"/>
+    <w:basedOn w:val="881"/>
     <w:uiPriority w:val="99"/>
     <w:pPr>
       <w:pBdr/>
@@ -15271,11 +15569,11 @@
         <w:tblBorders/>
       </w:tblPr>
       <w:tcPr>
-        <w:shd w:color="ffffff"/>
+        <w:shd w:val="clear" w:color="ffffff"/>
         <w:tcBorders>
-          <w:top w:val="none"/>
-          <w:left w:val="none"/>
-          <w:bottom w:val="none"/>
+          <w:top w:val="none" w:color="000000" w:sz="4" w:space="0"/>
+          <w:left w:val="none" w:color="000000" w:sz="4" w:space="0"/>
+          <w:bottom w:val="none" w:color="000000" w:sz="4" w:space="0"/>
           <w:right w:val="single" w:color="000000" w:themeColor="accent6" w:themeTint="90" w:sz="4" w:space="0"/>
         </w:tcBorders>
       </w:tcPr>
@@ -15298,10 +15596,10 @@
       <w:tcPr>
         <w:shd w:val="clear" w:color="ffffff" w:themeColor="light1" w:fill="ffffff" w:themeFill="light1"/>
         <w:tcBorders>
-          <w:top w:val="none"/>
-          <w:left w:val="none"/>
+          <w:top w:val="none" w:color="000000" w:sz="4" w:space="0"/>
+          <w:left w:val="none" w:color="000000" w:sz="4" w:space="0"/>
           <w:bottom w:val="single" w:color="000000" w:themeColor="accent6" w:themeTint="90" w:sz="4" w:space="0"/>
-          <w:right w:val="none"/>
+          <w:right w:val="none" w:color="000000" w:sz="4" w:space="0"/>
         </w:tcBorders>
       </w:tcPr>
     </w:tblStylePr>
@@ -15321,12 +15619,12 @@
         <w:tblBorders/>
       </w:tblPr>
       <w:tcPr>
-        <w:shd w:color="ffffff"/>
+        <w:shd w:val="clear" w:color="ffffff"/>
         <w:tcBorders>
-          <w:top w:val="none"/>
+          <w:top w:val="none" w:color="000000" w:sz="4" w:space="0"/>
           <w:left w:val="single" w:color="000000" w:themeColor="accent6" w:themeTint="90" w:sz="4" w:space="0"/>
-          <w:bottom w:val="none"/>
-          <w:right w:val="none"/>
+          <w:bottom w:val="none" w:color="000000" w:sz="4" w:space="0"/>
+          <w:right w:val="none" w:color="000000" w:sz="4" w:space="0"/>
         </w:tcBorders>
       </w:tcPr>
     </w:tblStylePr>
@@ -15349,9 +15647,9 @@
         <w:shd w:val="clear" w:color="ffffff" w:themeColor="light1" w:fill="ffffff" w:themeFill="light1"/>
         <w:tcBorders>
           <w:top w:val="single" w:color="000000" w:themeColor="accent6" w:themeTint="90" w:sz="4" w:space="0"/>
-          <w:left w:val="none"/>
-          <w:bottom w:val="none"/>
-          <w:right w:val="none"/>
+          <w:left w:val="none" w:color="000000" w:sz="4" w:space="0"/>
+          <w:bottom w:val="none" w:color="000000" w:sz="4" w:space="0"/>
+          <w:right w:val="none" w:color="000000" w:sz="4" w:space="0"/>
         </w:tcBorders>
       </w:tcPr>
     </w:tblStylePr>
@@ -15421,9 +15719,9 @@
       </w:tcPr>
     </w:tblStylePr>
   </w:style>
-  <w:style w:type="table" w:styleId="68">
+  <w:style w:type="table" w:styleId="773">
     <w:name w:val="List Table 1 Light"/>
-    <w:basedOn w:val="727"/>
+    <w:basedOn w:val="881"/>
     <w:uiPriority w:val="99"/>
     <w:pPr>
       <w:pBdr/>
@@ -15637,9 +15935,9 @@
       </w:tcPr>
     </w:tblStylePr>
   </w:style>
-  <w:style w:type="table" w:styleId="69">
+  <w:style w:type="table" w:styleId="774">
     <w:name w:val="List Table 1 Light - Accent 1"/>
-    <w:basedOn w:val="727"/>
+    <w:basedOn w:val="881"/>
     <w:uiPriority w:val="99"/>
     <w:pPr>
       <w:pBdr/>
@@ -15853,9 +16151,9 @@
       </w:tcPr>
     </w:tblStylePr>
   </w:style>
-  <w:style w:type="table" w:styleId="70">
+  <w:style w:type="table" w:styleId="775">
     <w:name w:val="List Table 1 Light - Accent 2"/>
-    <w:basedOn w:val="727"/>
+    <w:basedOn w:val="881"/>
     <w:uiPriority w:val="99"/>
     <w:pPr>
       <w:pBdr/>
@@ -16069,9 +16367,9 @@
       </w:tcPr>
     </w:tblStylePr>
   </w:style>
-  <w:style w:type="table" w:styleId="71">
+  <w:style w:type="table" w:styleId="776">
     <w:name w:val="List Table 1 Light - Accent 3"/>
-    <w:basedOn w:val="727"/>
+    <w:basedOn w:val="881"/>
     <w:uiPriority w:val="99"/>
     <w:pPr>
       <w:pBdr/>
@@ -16285,9 +16583,9 @@
       </w:tcPr>
     </w:tblStylePr>
   </w:style>
-  <w:style w:type="table" w:styleId="72">
+  <w:style w:type="table" w:styleId="777">
     <w:name w:val="List Table 1 Light - Accent 4"/>
-    <w:basedOn w:val="727"/>
+    <w:basedOn w:val="881"/>
     <w:uiPriority w:val="99"/>
     <w:pPr>
       <w:pBdr/>
@@ -16501,9 +16799,9 @@
       </w:tcPr>
     </w:tblStylePr>
   </w:style>
-  <w:style w:type="table" w:styleId="73">
+  <w:style w:type="table" w:styleId="778">
     <w:name w:val="List Table 1 Light - Accent 5"/>
-    <w:basedOn w:val="727"/>
+    <w:basedOn w:val="881"/>
     <w:uiPriority w:val="99"/>
     <w:pPr>
       <w:pBdr/>
@@ -16717,9 +17015,9 @@
       </w:tcPr>
     </w:tblStylePr>
   </w:style>
-  <w:style w:type="table" w:styleId="74">
+  <w:style w:type="table" w:styleId="779">
     <w:name w:val="List Table 1 Light - Accent 6"/>
-    <w:basedOn w:val="727"/>
+    <w:basedOn w:val="881"/>
     <w:uiPriority w:val="99"/>
     <w:pPr>
       <w:pBdr/>
@@ -16933,9 +17231,9 @@
       </w:tcPr>
     </w:tblStylePr>
   </w:style>
-  <w:style w:type="table" w:styleId="75">
+  <w:style w:type="table" w:styleId="780">
     <w:name w:val="List Table 2"/>
-    <w:basedOn w:val="727"/>
+    <w:basedOn w:val="881"/>
     <w:uiPriority w:val="99"/>
     <w:pPr>
       <w:pBdr/>
@@ -17171,9 +17469,9 @@
       </w:tcPr>
     </w:tblStylePr>
   </w:style>
-  <w:style w:type="table" w:styleId="76">
+  <w:style w:type="table" w:styleId="781">
     <w:name w:val="List Table 2 - Accent 1"/>
-    <w:basedOn w:val="727"/>
+    <w:basedOn w:val="881"/>
     <w:uiPriority w:val="99"/>
     <w:pPr>
       <w:pBdr/>
@@ -17409,9 +17707,9 @@
       </w:tcPr>
     </w:tblStylePr>
   </w:style>
-  <w:style w:type="table" w:styleId="77">
+  <w:style w:type="table" w:styleId="782">
     <w:name w:val="List Table 2 - Accent 2"/>
-    <w:basedOn w:val="727"/>
+    <w:basedOn w:val="881"/>
     <w:uiPriority w:val="99"/>
     <w:pPr>
       <w:pBdr/>
@@ -17647,9 +17945,9 @@
       </w:tcPr>
     </w:tblStylePr>
   </w:style>
-  <w:style w:type="table" w:styleId="78">
+  <w:style w:type="table" w:styleId="783">
     <w:name w:val="List Table 2 - Accent 3"/>
-    <w:basedOn w:val="727"/>
+    <w:basedOn w:val="881"/>
     <w:uiPriority w:val="99"/>
     <w:pPr>
       <w:pBdr/>
@@ -17885,9 +18183,9 @@
       </w:tcPr>
     </w:tblStylePr>
   </w:style>
-  <w:style w:type="table" w:styleId="79">
+  <w:style w:type="table" w:styleId="784">
     <w:name w:val="List Table 2 - Accent 4"/>
-    <w:basedOn w:val="727"/>
+    <w:basedOn w:val="881"/>
     <w:uiPriority w:val="99"/>
     <w:pPr>
       <w:pBdr/>
@@ -18123,9 +18421,9 @@
       </w:tcPr>
     </w:tblStylePr>
   </w:style>
-  <w:style w:type="table" w:styleId="80">
+  <w:style w:type="table" w:styleId="785">
     <w:name w:val="List Table 2 - Accent 5"/>
-    <w:basedOn w:val="727"/>
+    <w:basedOn w:val="881"/>
     <w:uiPriority w:val="99"/>
     <w:pPr>
       <w:pBdr/>
@@ -18361,9 +18659,9 @@
       </w:tcPr>
     </w:tblStylePr>
   </w:style>
-  <w:style w:type="table" w:styleId="81">
+  <w:style w:type="table" w:styleId="786">
     <w:name w:val="List Table 2 - Accent 6"/>
-    <w:basedOn w:val="727"/>
+    <w:basedOn w:val="881"/>
     <w:uiPriority w:val="99"/>
     <w:pPr>
       <w:pBdr/>
@@ -18599,9 +18897,9 @@
       </w:tcPr>
     </w:tblStylePr>
   </w:style>
-  <w:style w:type="table" w:styleId="82">
+  <w:style w:type="table" w:styleId="787">
     <w:name w:val="List Table 3"/>
-    <w:basedOn w:val="727"/>
+    <w:basedOn w:val="881"/>
     <w:uiPriority w:val="99"/>
     <w:pPr>
       <w:pBdr/>
@@ -18827,9 +19125,9 @@
       </w:tcPr>
     </w:tblStylePr>
   </w:style>
-  <w:style w:type="table" w:styleId="83">
+  <w:style w:type="table" w:styleId="788">
     <w:name w:val="List Table 3 - Accent 1"/>
-    <w:basedOn w:val="727"/>
+    <w:basedOn w:val="881"/>
     <w:uiPriority w:val="99"/>
     <w:pPr>
       <w:pBdr/>
@@ -19055,9 +19353,9 @@
       </w:tcPr>
     </w:tblStylePr>
   </w:style>
-  <w:style w:type="table" w:styleId="84">
+  <w:style w:type="table" w:styleId="789">
     <w:name w:val="List Table 3 - Accent 2"/>
-    <w:basedOn w:val="727"/>
+    <w:basedOn w:val="881"/>
     <w:uiPriority w:val="99"/>
     <w:pPr>
       <w:pBdr/>
@@ -19283,9 +19581,9 @@
       </w:tcPr>
     </w:tblStylePr>
   </w:style>
-  <w:style w:type="table" w:styleId="85">
+  <w:style w:type="table" w:styleId="790">
     <w:name w:val="List Table 3 - Accent 3"/>
-    <w:basedOn w:val="727"/>
+    <w:basedOn w:val="881"/>
     <w:uiPriority w:val="99"/>
     <w:pPr>
       <w:pBdr/>
@@ -19511,9 +19809,9 @@
       </w:tcPr>
     </w:tblStylePr>
   </w:style>
-  <w:style w:type="table" w:styleId="86">
+  <w:style w:type="table" w:styleId="791">
     <w:name w:val="List Table 3 - Accent 4"/>
-    <w:basedOn w:val="727"/>
+    <w:basedOn w:val="881"/>
     <w:uiPriority w:val="99"/>
     <w:pPr>
       <w:pBdr/>
@@ -19739,9 +20037,9 @@
       </w:tcPr>
     </w:tblStylePr>
   </w:style>
-  <w:style w:type="table" w:styleId="87">
+  <w:style w:type="table" w:styleId="792">
     <w:name w:val="List Table 3 - Accent 5"/>
-    <w:basedOn w:val="727"/>
+    <w:basedOn w:val="881"/>
     <w:uiPriority w:val="99"/>
     <w:pPr>
       <w:pBdr/>
@@ -19967,9 +20265,9 @@
       </w:tcPr>
     </w:tblStylePr>
   </w:style>
-  <w:style w:type="table" w:styleId="88">
+  <w:style w:type="table" w:styleId="793">
     <w:name w:val="List Table 3 - Accent 6"/>
-    <w:basedOn w:val="727"/>
+    <w:basedOn w:val="881"/>
     <w:uiPriority w:val="99"/>
     <w:pPr>
       <w:pBdr/>
@@ -20195,9 +20493,9 @@
       </w:tcPr>
     </w:tblStylePr>
   </w:style>
-  <w:style w:type="table" w:styleId="89">
+  <w:style w:type="table" w:styleId="794">
     <w:name w:val="List Table 4"/>
-    <w:basedOn w:val="727"/>
+    <w:basedOn w:val="881"/>
     <w:uiPriority w:val="99"/>
     <w:pPr>
       <w:pBdr/>
@@ -20420,9 +20718,9 @@
       </w:tcPr>
     </w:tblStylePr>
   </w:style>
-  <w:style w:type="table" w:styleId="90">
+  <w:style w:type="table" w:styleId="795">
     <w:name w:val="List Table 4 - Accent 1"/>
-    <w:basedOn w:val="727"/>
+    <w:basedOn w:val="881"/>
     <w:uiPriority w:val="99"/>
     <w:pPr>
       <w:pBdr/>
@@ -20645,9 +20943,9 @@
       </w:tcPr>
     </w:tblStylePr>
   </w:style>
-  <w:style w:type="table" w:styleId="91">
+  <w:style w:type="table" w:styleId="796">
     <w:name w:val="List Table 4 - Accent 2"/>
-    <w:basedOn w:val="727"/>
+    <w:basedOn w:val="881"/>
     <w:uiPriority w:val="99"/>
     <w:pPr>
       <w:pBdr/>
@@ -20870,9 +21168,9 @@
       </w:tcPr>
     </w:tblStylePr>
   </w:style>
-  <w:style w:type="table" w:styleId="92">
+  <w:style w:type="table" w:styleId="797">
     <w:name w:val="List Table 4 - Accent 3"/>
-    <w:basedOn w:val="727"/>
+    <w:basedOn w:val="881"/>
     <w:uiPriority w:val="99"/>
     <w:pPr>
       <w:pBdr/>
@@ -21095,9 +21393,9 @@
       </w:tcPr>
     </w:tblStylePr>
   </w:style>
-  <w:style w:type="table" w:styleId="93">
+  <w:style w:type="table" w:styleId="798">
     <w:name w:val="List Table 4 - Accent 4"/>
-    <w:basedOn w:val="727"/>
+    <w:basedOn w:val="881"/>
     <w:uiPriority w:val="99"/>
     <w:pPr>
       <w:pBdr/>
@@ -21320,9 +21618,9 @@
       </w:tcPr>
     </w:tblStylePr>
   </w:style>
-  <w:style w:type="table" w:styleId="94">
+  <w:style w:type="table" w:styleId="799">
     <w:name w:val="List Table 4 - Accent 5"/>
-    <w:basedOn w:val="727"/>
+    <w:basedOn w:val="881"/>
     <w:uiPriority w:val="99"/>
     <w:pPr>
       <w:pBdr/>
@@ -21545,9 +21843,9 @@
       </w:tcPr>
     </w:tblStylePr>
   </w:style>
-  <w:style w:type="table" w:styleId="95">
+  <w:style w:type="table" w:styleId="800">
     <w:name w:val="List Table 4 - Accent 6"/>
-    <w:basedOn w:val="727"/>
+    <w:basedOn w:val="881"/>
     <w:uiPriority w:val="99"/>
     <w:pPr>
       <w:pBdr/>
@@ -21770,9 +22068,9 @@
       </w:tcPr>
     </w:tblStylePr>
   </w:style>
-  <w:style w:type="table" w:styleId="96">
+  <w:style w:type="table" w:styleId="801">
     <w:name w:val="List Table 5 Dark"/>
-    <w:basedOn w:val="727"/>
+    <w:basedOn w:val="881"/>
     <w:uiPriority w:val="99"/>
     <w:pPr>
       <w:pBdr/>
@@ -22012,9 +22310,9 @@
       </w:tcPr>
     </w:tblStylePr>
   </w:style>
-  <w:style w:type="table" w:styleId="97">
+  <w:style w:type="table" w:styleId="802">
     <w:name w:val="List Table 5 Dark - Accent 1"/>
-    <w:basedOn w:val="727"/>
+    <w:basedOn w:val="881"/>
     <w:uiPriority w:val="99"/>
     <w:pPr>
       <w:pBdr/>
@@ -22254,9 +22552,9 @@
       </w:tcPr>
     </w:tblStylePr>
   </w:style>
-  <w:style w:type="table" w:styleId="98">
+  <w:style w:type="table" w:styleId="803">
     <w:name w:val="List Table 5 Dark - Accent 2"/>
-    <w:basedOn w:val="727"/>
+    <w:basedOn w:val="881"/>
     <w:uiPriority w:val="99"/>
     <w:pPr>
       <w:pBdr/>
@@ -22496,9 +22794,9 @@
       </w:tcPr>
     </w:tblStylePr>
   </w:style>
-  <w:style w:type="table" w:styleId="99">
+  <w:style w:type="table" w:styleId="804">
     <w:name w:val="List Table 5 Dark - Accent 3"/>
-    <w:basedOn w:val="727"/>
+    <w:basedOn w:val="881"/>
     <w:uiPriority w:val="99"/>
     <w:pPr>
       <w:pBdr/>
@@ -22738,9 +23036,9 @@
       </w:tcPr>
     </w:tblStylePr>
   </w:style>
-  <w:style w:type="table" w:styleId="100">
+  <w:style w:type="table" w:styleId="805">
     <w:name w:val="List Table 5 Dark - Accent 4"/>
-    <w:basedOn w:val="727"/>
+    <w:basedOn w:val="881"/>
     <w:uiPriority w:val="99"/>
     <w:pPr>
       <w:pBdr/>
@@ -22980,9 +23278,9 @@
       </w:tcPr>
     </w:tblStylePr>
   </w:style>
-  <w:style w:type="table" w:styleId="101">
+  <w:style w:type="table" w:styleId="806">
     <w:name w:val="List Table 5 Dark - Accent 5"/>
-    <w:basedOn w:val="727"/>
+    <w:basedOn w:val="881"/>
     <w:uiPriority w:val="99"/>
     <w:pPr>
       <w:pBdr/>
@@ -23222,9 +23520,9 @@
       </w:tcPr>
     </w:tblStylePr>
   </w:style>
-  <w:style w:type="table" w:styleId="102">
+  <w:style w:type="table" w:styleId="807">
     <w:name w:val="List Table 5 Dark - Accent 6"/>
-    <w:basedOn w:val="727"/>
+    <w:basedOn w:val="881"/>
     <w:uiPriority w:val="99"/>
     <w:pPr>
       <w:pBdr/>
@@ -23464,9 +23762,9 @@
       </w:tcPr>
     </w:tblStylePr>
   </w:style>
-  <w:style w:type="table" w:styleId="103">
+  <w:style w:type="table" w:styleId="808">
     <w:name w:val="List Table 6 Colorful"/>
-    <w:basedOn w:val="727"/>
+    <w:basedOn w:val="881"/>
     <w:uiPriority w:val="99"/>
     <w:pPr>
       <w:pBdr/>
@@ -23687,9 +23985,9 @@
       </w:tcPr>
     </w:tblStylePr>
   </w:style>
-  <w:style w:type="table" w:styleId="104">
+  <w:style w:type="table" w:styleId="809">
     <w:name w:val="List Table 6 Colorful - Accent 1"/>
-    <w:basedOn w:val="727"/>
+    <w:basedOn w:val="881"/>
     <w:uiPriority w:val="99"/>
     <w:pPr>
       <w:pBdr/>
@@ -23910,9 +24208,9 @@
       </w:tcPr>
     </w:tblStylePr>
   </w:style>
-  <w:style w:type="table" w:styleId="105">
+  <w:style w:type="table" w:styleId="810">
     <w:name w:val="List Table 6 Colorful - Accent 2"/>
-    <w:basedOn w:val="727"/>
+    <w:basedOn w:val="881"/>
     <w:uiPriority w:val="99"/>
     <w:pPr>
       <w:pBdr/>
@@ -24133,9 +24431,9 @@
       </w:tcPr>
     </w:tblStylePr>
   </w:style>
-  <w:style w:type="table" w:styleId="106">
+  <w:style w:type="table" w:styleId="811">
     <w:name w:val="List Table 6 Colorful - Accent 3"/>
-    <w:basedOn w:val="727"/>
+    <w:basedOn w:val="881"/>
     <w:uiPriority w:val="99"/>
     <w:pPr>
       <w:pBdr/>
@@ -24356,9 +24654,9 @@
       </w:tcPr>
     </w:tblStylePr>
   </w:style>
-  <w:style w:type="table" w:styleId="107">
+  <w:style w:type="table" w:styleId="812">
     <w:name w:val="List Table 6 Colorful - Accent 4"/>
-    <w:basedOn w:val="727"/>
+    <w:basedOn w:val="881"/>
     <w:uiPriority w:val="99"/>
     <w:pPr>
       <w:pBdr/>
@@ -24579,9 +24877,9 @@
       </w:tcPr>
     </w:tblStylePr>
   </w:style>
-  <w:style w:type="table" w:styleId="108">
+  <w:style w:type="table" w:styleId="813">
     <w:name w:val="List Table 6 Colorful - Accent 5"/>
-    <w:basedOn w:val="727"/>
+    <w:basedOn w:val="881"/>
     <w:uiPriority w:val="99"/>
     <w:pPr>
       <w:pBdr/>
@@ -24802,9 +25100,9 @@
       </w:tcPr>
     </w:tblStylePr>
   </w:style>
-  <w:style w:type="table" w:styleId="109">
+  <w:style w:type="table" w:styleId="814">
     <w:name w:val="List Table 6 Colorful - Accent 6"/>
-    <w:basedOn w:val="727"/>
+    <w:basedOn w:val="881"/>
     <w:uiPriority w:val="99"/>
     <w:pPr>
       <w:pBdr/>
@@ -25025,9 +25323,9 @@
       </w:tcPr>
     </w:tblStylePr>
   </w:style>
-  <w:style w:type="table" w:styleId="110">
+  <w:style w:type="table" w:styleId="815">
     <w:name w:val="List Table 7 Colorful"/>
-    <w:basedOn w:val="727"/>
+    <w:basedOn w:val="881"/>
     <w:uiPriority w:val="99"/>
     <w:pPr>
       <w:pBdr/>
@@ -25126,11 +25424,11 @@
         <w:tblBorders/>
       </w:tblPr>
       <w:tcPr>
-        <w:shd w:color="ffffff"/>
+        <w:shd w:val="clear" w:color="ffffff"/>
         <w:tcBorders>
-          <w:top w:val="none"/>
-          <w:left w:val="none"/>
-          <w:bottom w:val="none"/>
+          <w:top w:val="none" w:color="000000" w:sz="4" w:space="0"/>
+          <w:left w:val="none" w:color="000000" w:sz="4" w:space="0"/>
+          <w:bottom w:val="none" w:color="000000" w:sz="4" w:space="0"/>
           <w:right w:val="single" w:color="000000" w:themeColor="text1" w:themeTint="80" w:sz="4" w:space="0"/>
         </w:tcBorders>
       </w:tcPr>
@@ -25153,10 +25451,10 @@
       <w:tcPr>
         <w:shd w:val="clear" w:color="ffffff" w:themeColor="light1" w:fill="ffffff" w:themeFill="light1"/>
         <w:tcBorders>
-          <w:top w:val="none"/>
-          <w:left w:val="none"/>
+          <w:top w:val="none" w:color="000000" w:sz="4" w:space="0"/>
+          <w:left w:val="none" w:color="000000" w:sz="4" w:space="0"/>
           <w:bottom w:val="single" w:color="000000" w:themeColor="text1" w:themeTint="80" w:sz="4" w:space="0"/>
-          <w:right w:val="none"/>
+          <w:right w:val="none" w:color="000000" w:sz="4" w:space="0"/>
         </w:tcBorders>
       </w:tcPr>
     </w:tblStylePr>
@@ -25176,12 +25474,12 @@
         <w:tblBorders/>
       </w:tblPr>
       <w:tcPr>
-        <w:shd w:color="ffffff"/>
+        <w:shd w:val="clear" w:color="ffffff"/>
         <w:tcBorders>
-          <w:top w:val="none"/>
+          <w:top w:val="none" w:color="000000" w:sz="4" w:space="0"/>
           <w:left w:val="single" w:color="000000" w:themeColor="text1" w:themeTint="80" w:sz="4" w:space="0"/>
-          <w:bottom w:val="none"/>
-          <w:right w:val="none"/>
+          <w:bottom w:val="none" w:color="000000" w:sz="4" w:space="0"/>
+          <w:right w:val="none" w:color="000000" w:sz="4" w:space="0"/>
         </w:tcBorders>
       </w:tcPr>
     </w:tblStylePr>
@@ -25204,9 +25502,9 @@
         <w:shd w:val="clear" w:color="ffffff" w:themeColor="light1" w:fill="ffffff" w:themeFill="light1"/>
         <w:tcBorders>
           <w:top w:val="single" w:color="000000" w:themeColor="text1" w:themeTint="80" w:sz="4" w:space="0"/>
-          <w:left w:val="none"/>
-          <w:bottom w:val="none"/>
-          <w:right w:val="none"/>
+          <w:left w:val="none" w:color="000000" w:sz="4" w:space="0"/>
+          <w:bottom w:val="none" w:color="000000" w:sz="4" w:space="0"/>
+          <w:right w:val="none" w:color="000000" w:sz="4" w:space="0"/>
         </w:tcBorders>
       </w:tcPr>
     </w:tblStylePr>
@@ -25281,9 +25579,9 @@
       </w:tcPr>
     </w:tblStylePr>
   </w:style>
-  <w:style w:type="table" w:styleId="111">
+  <w:style w:type="table" w:styleId="816">
     <w:name w:val="List Table 7 Colorful - Accent 1"/>
-    <w:basedOn w:val="727"/>
+    <w:basedOn w:val="881"/>
     <w:uiPriority w:val="99"/>
     <w:pPr>
       <w:pBdr/>
@@ -25382,11 +25680,11 @@
         <w:tblBorders/>
       </w:tblPr>
       <w:tcPr>
-        <w:shd w:color="ffffff"/>
+        <w:shd w:val="clear" w:color="ffffff"/>
         <w:tcBorders>
-          <w:top w:val="none"/>
-          <w:left w:val="none"/>
-          <w:bottom w:val="none"/>
+          <w:top w:val="none" w:color="000000" w:sz="4" w:space="0"/>
+          <w:left w:val="none" w:color="000000" w:sz="4" w:space="0"/>
+          <w:bottom w:val="none" w:color="000000" w:sz="4" w:space="0"/>
           <w:right w:val="single" w:color="000000" w:themeColor="accent1" w:sz="4" w:space="0"/>
         </w:tcBorders>
       </w:tcPr>
@@ -25409,10 +25707,10 @@
       <w:tcPr>
         <w:shd w:val="clear" w:color="ffffff" w:themeColor="light1" w:fill="ffffff" w:themeFill="light1"/>
         <w:tcBorders>
-          <w:top w:val="none"/>
-          <w:left w:val="none"/>
+          <w:top w:val="none" w:color="000000" w:sz="4" w:space="0"/>
+          <w:left w:val="none" w:color="000000" w:sz="4" w:space="0"/>
           <w:bottom w:val="single" w:color="000000" w:themeColor="accent1" w:sz="4" w:space="0"/>
-          <w:right w:val="none"/>
+          <w:right w:val="none" w:color="000000" w:sz="4" w:space="0"/>
         </w:tcBorders>
       </w:tcPr>
     </w:tblStylePr>
@@ -25432,12 +25730,12 @@
         <w:tblBorders/>
       </w:tblPr>
       <w:tcPr>
-        <w:shd w:color="ffffff"/>
+        <w:shd w:val="clear" w:color="ffffff"/>
         <w:tcBorders>
-          <w:top w:val="none"/>
+          <w:top w:val="none" w:color="000000" w:sz="4" w:space="0"/>
           <w:left w:val="single" w:color="000000" w:themeColor="accent1" w:sz="4" w:space="0"/>
-          <w:bottom w:val="none"/>
-          <w:right w:val="none"/>
+          <w:bottom w:val="none" w:color="000000" w:sz="4" w:space="0"/>
+          <w:right w:val="none" w:color="000000" w:sz="4" w:space="0"/>
         </w:tcBorders>
       </w:tcPr>
     </w:tblStylePr>
@@ -25460,9 +25758,9 @@
         <w:shd w:val="clear" w:color="ffffff" w:themeColor="light1" w:fill="ffffff" w:themeFill="light1"/>
         <w:tcBorders>
           <w:top w:val="single" w:color="000000" w:themeColor="accent1" w:sz="4" w:space="0"/>
-          <w:left w:val="none"/>
-          <w:bottom w:val="none"/>
-          <w:right w:val="none"/>
+          <w:left w:val="none" w:color="000000" w:sz="4" w:space="0"/>
+          <w:bottom w:val="none" w:color="000000" w:sz="4" w:space="0"/>
+          <w:right w:val="none" w:color="000000" w:sz="4" w:space="0"/>
         </w:tcBorders>
       </w:tcPr>
     </w:tblStylePr>
@@ -25537,9 +25835,9 @@
       </w:tcPr>
     </w:tblStylePr>
   </w:style>
-  <w:style w:type="table" w:styleId="112">
+  <w:style w:type="table" w:styleId="817">
     <w:name w:val="List Table 7 Colorful - Accent 2"/>
-    <w:basedOn w:val="727"/>
+    <w:basedOn w:val="881"/>
     <w:uiPriority w:val="99"/>
     <w:pPr>
       <w:pBdr/>
@@ -25638,11 +25936,11 @@
         <w:tblBorders/>
       </w:tblPr>
       <w:tcPr>
-        <w:shd w:color="ffffff"/>
+        <w:shd w:val="clear" w:color="ffffff"/>
         <w:tcBorders>
-          <w:top w:val="none"/>
-          <w:left w:val="none"/>
-          <w:bottom w:val="none"/>
+          <w:top w:val="none" w:color="000000" w:sz="4" w:space="0"/>
+          <w:left w:val="none" w:color="000000" w:sz="4" w:space="0"/>
+          <w:bottom w:val="none" w:color="000000" w:sz="4" w:space="0"/>
           <w:right w:val="single" w:color="000000" w:themeColor="accent2" w:themeTint="97" w:sz="4" w:space="0"/>
         </w:tcBorders>
       </w:tcPr>
@@ -25665,10 +25963,10 @@
       <w:tcPr>
         <w:shd w:val="clear" w:color="ffffff" w:themeColor="light1" w:fill="ffffff" w:themeFill="light1"/>
         <w:tcBorders>
-          <w:top w:val="none"/>
-          <w:left w:val="none"/>
+          <w:top w:val="none" w:color="000000" w:sz="4" w:space="0"/>
+          <w:left w:val="none" w:color="000000" w:sz="4" w:space="0"/>
           <w:bottom w:val="single" w:color="000000" w:themeColor="accent2" w:themeTint="97" w:sz="4" w:space="0"/>
-          <w:right w:val="none"/>
+          <w:right w:val="none" w:color="000000" w:sz="4" w:space="0"/>
         </w:tcBorders>
       </w:tcPr>
     </w:tblStylePr>
@@ -25688,12 +25986,12 @@
         <w:tblBorders/>
       </w:tblPr>
       <w:tcPr>
-        <w:shd w:color="ffffff"/>
+        <w:shd w:val="clear" w:color="ffffff"/>
         <w:tcBorders>
-          <w:top w:val="none"/>
+          <w:top w:val="none" w:color="000000" w:sz="4" w:space="0"/>
           <w:left w:val="single" w:color="000000" w:themeColor="accent2" w:themeTint="97" w:sz="4" w:space="0"/>
-          <w:bottom w:val="none"/>
-          <w:right w:val="none"/>
+          <w:bottom w:val="none" w:color="000000" w:sz="4" w:space="0"/>
+          <w:right w:val="none" w:color="000000" w:sz="4" w:space="0"/>
         </w:tcBorders>
       </w:tcPr>
     </w:tblStylePr>
@@ -25716,9 +26014,9 @@
         <w:shd w:val="clear" w:color="ffffff" w:themeColor="light1" w:fill="ffffff" w:themeFill="light1"/>
         <w:tcBorders>
           <w:top w:val="single" w:color="000000" w:themeColor="accent2" w:themeTint="97" w:sz="4" w:space="0"/>
-          <w:left w:val="none"/>
-          <w:bottom w:val="none"/>
-          <w:right w:val="none"/>
+          <w:left w:val="none" w:color="000000" w:sz="4" w:space="0"/>
+          <w:bottom w:val="none" w:color="000000" w:sz="4" w:space="0"/>
+          <w:right w:val="none" w:color="000000" w:sz="4" w:space="0"/>
         </w:tcBorders>
       </w:tcPr>
     </w:tblStylePr>
@@ -25793,9 +26091,9 @@
       </w:tcPr>
     </w:tblStylePr>
   </w:style>
-  <w:style w:type="table" w:styleId="113">
+  <w:style w:type="table" w:styleId="818">
     <w:name w:val="List Table 7 Colorful - Accent 3"/>
-    <w:basedOn w:val="727"/>
+    <w:basedOn w:val="881"/>
     <w:uiPriority w:val="99"/>
     <w:pPr>
       <w:pBdr/>
@@ -25894,11 +26192,11 @@
         <w:tblBorders/>
       </w:tblPr>
       <w:tcPr>
-        <w:shd w:color="ffffff"/>
+        <w:shd w:val="clear" w:color="ffffff"/>
         <w:tcBorders>
-          <w:top w:val="none"/>
-          <w:left w:val="none"/>
-          <w:bottom w:val="none"/>
+          <w:top w:val="none" w:color="000000" w:sz="4" w:space="0"/>
+          <w:left w:val="none" w:color="000000" w:sz="4" w:space="0"/>
+          <w:bottom w:val="none" w:color="000000" w:sz="4" w:space="0"/>
           <w:right w:val="single" w:color="000000" w:themeColor="accent3" w:themeTint="98" w:sz="4" w:space="0"/>
         </w:tcBorders>
       </w:tcPr>
@@ -25921,10 +26219,10 @@
       <w:tcPr>
         <w:shd w:val="clear" w:color="ffffff" w:themeColor="light1" w:fill="ffffff" w:themeFill="light1"/>
         <w:tcBorders>
-          <w:top w:val="none"/>
-          <w:left w:val="none"/>
+          <w:top w:val="none" w:color="000000" w:sz="4" w:space="0"/>
+          <w:left w:val="none" w:color="000000" w:sz="4" w:space="0"/>
           <w:bottom w:val="single" w:color="000000" w:themeColor="accent3" w:themeTint="98" w:sz="4" w:space="0"/>
-          <w:right w:val="none"/>
+          <w:right w:val="none" w:color="000000" w:sz="4" w:space="0"/>
         </w:tcBorders>
       </w:tcPr>
     </w:tblStylePr>
@@ -25944,12 +26242,12 @@
         <w:tblBorders/>
       </w:tblPr>
       <w:tcPr>
-        <w:shd w:color="ffffff"/>
+        <w:shd w:val="clear" w:color="ffffff"/>
         <w:tcBorders>
-          <w:top w:val="none"/>
+          <w:top w:val="none" w:color="000000" w:sz="4" w:space="0"/>
           <w:left w:val="single" w:color="000000" w:themeColor="accent3" w:themeTint="98" w:sz="4" w:space="0"/>
-          <w:bottom w:val="none"/>
-          <w:right w:val="none"/>
+          <w:bottom w:val="none" w:color="000000" w:sz="4" w:space="0"/>
+          <w:right w:val="none" w:color="000000" w:sz="4" w:space="0"/>
         </w:tcBorders>
       </w:tcPr>
     </w:tblStylePr>
@@ -25972,9 +26270,9 @@
         <w:shd w:val="clear" w:color="ffffff" w:themeColor="light1" w:fill="ffffff" w:themeFill="light1"/>
         <w:tcBorders>
           <w:top w:val="single" w:color="000000" w:themeColor="accent3" w:themeTint="98" w:sz="4" w:space="0"/>
-          <w:left w:val="none"/>
-          <w:bottom w:val="none"/>
-          <w:right w:val="none"/>
+          <w:left w:val="none" w:color="000000" w:sz="4" w:space="0"/>
+          <w:bottom w:val="none" w:color="000000" w:sz="4" w:space="0"/>
+          <w:right w:val="none" w:color="000000" w:sz="4" w:space="0"/>
         </w:tcBorders>
       </w:tcPr>
     </w:tblStylePr>
@@ -26049,9 +26347,9 @@
       </w:tcPr>
     </w:tblStylePr>
   </w:style>
-  <w:style w:type="table" w:styleId="114">
+  <w:style w:type="table" w:styleId="819">
     <w:name w:val="List Table 7 Colorful - Accent 4"/>
-    <w:basedOn w:val="727"/>
+    <w:basedOn w:val="881"/>
     <w:uiPriority w:val="99"/>
     <w:pPr>
       <w:pBdr/>
@@ -26150,11 +26448,11 @@
         <w:tblBorders/>
       </w:tblPr>
       <w:tcPr>
-        <w:shd w:color="ffffff"/>
+        <w:shd w:val="clear" w:color="ffffff"/>
         <w:tcBorders>
-          <w:top w:val="none"/>
-          <w:left w:val="none"/>
-          <w:bottom w:val="none"/>
+          <w:top w:val="none" w:color="000000" w:sz="4" w:space="0"/>
+          <w:left w:val="none" w:color="000000" w:sz="4" w:space="0"/>
+          <w:bottom w:val="none" w:color="000000" w:sz="4" w:space="0"/>
           <w:right w:val="single" w:color="000000" w:themeColor="accent4" w:themeTint="9A" w:sz="4" w:space="0"/>
         </w:tcBorders>
       </w:tcPr>
@@ -26177,10 +26475,10 @@
       <w:tcPr>
         <w:shd w:val="clear" w:color="ffffff" w:themeColor="light1" w:fill="ffffff" w:themeFill="light1"/>
         <w:tcBorders>
-          <w:top w:val="none"/>
-          <w:left w:val="none"/>
+          <w:top w:val="none" w:color="000000" w:sz="4" w:space="0"/>
+          <w:left w:val="none" w:color="000000" w:sz="4" w:space="0"/>
           <w:bottom w:val="single" w:color="000000" w:themeColor="accent4" w:themeTint="9A" w:sz="4" w:space="0"/>
-          <w:right w:val="none"/>
+          <w:right w:val="none" w:color="000000" w:sz="4" w:space="0"/>
         </w:tcBorders>
       </w:tcPr>
     </w:tblStylePr>
@@ -26200,12 +26498,12 @@
         <w:tblBorders/>
       </w:tblPr>
       <w:tcPr>
-        <w:shd w:color="ffffff"/>
+        <w:shd w:val="clear" w:color="ffffff"/>
         <w:tcBorders>
-          <w:top w:val="none"/>
+          <w:top w:val="none" w:color="000000" w:sz="4" w:space="0"/>
           <w:left w:val="single" w:color="000000" w:themeColor="accent4" w:themeTint="9A" w:sz="4" w:space="0"/>
-          <w:bottom w:val="none"/>
-          <w:right w:val="none"/>
+          <w:bottom w:val="none" w:color="000000" w:sz="4" w:space="0"/>
+          <w:right w:val="none" w:color="000000" w:sz="4" w:space="0"/>
         </w:tcBorders>
       </w:tcPr>
     </w:tblStylePr>
@@ -26228,9 +26526,9 @@
         <w:shd w:val="clear" w:color="ffffff" w:themeColor="light1" w:fill="ffffff" w:themeFill="light1"/>
         <w:tcBorders>
           <w:top w:val="single" w:color="000000" w:themeColor="accent4" w:themeTint="9A" w:sz="4" w:space="0"/>
-          <w:left w:val="none"/>
-          <w:bottom w:val="none"/>
-          <w:right w:val="none"/>
+          <w:left w:val="none" w:color="000000" w:sz="4" w:space="0"/>
+          <w:bottom w:val="none" w:color="000000" w:sz="4" w:space="0"/>
+          <w:right w:val="none" w:color="000000" w:sz="4" w:space="0"/>
         </w:tcBorders>
       </w:tcPr>
     </w:tblStylePr>
@@ -26305,9 +26603,9 @@
       </w:tcPr>
     </w:tblStylePr>
   </w:style>
-  <w:style w:type="table" w:styleId="115">
+  <w:style w:type="table" w:styleId="820">
     <w:name w:val="List Table 7 Colorful - Accent 5"/>
-    <w:basedOn w:val="727"/>
+    <w:basedOn w:val="881"/>
     <w:uiPriority w:val="99"/>
     <w:pPr>
       <w:pBdr/>
@@ -26406,11 +26704,11 @@
         <w:tblBorders/>
       </w:tblPr>
       <w:tcPr>
-        <w:shd w:color="ffffff"/>
+        <w:shd w:val="clear" w:color="ffffff"/>
         <w:tcBorders>
-          <w:top w:val="none"/>
-          <w:left w:val="none"/>
-          <w:bottom w:val="none"/>
+          <w:top w:val="none" w:color="000000" w:sz="4" w:space="0"/>
+          <w:left w:val="none" w:color="000000" w:sz="4" w:space="0"/>
+          <w:bottom w:val="none" w:color="000000" w:sz="4" w:space="0"/>
           <w:right w:val="single" w:color="000000" w:themeColor="accent5" w:themeTint="9A" w:sz="4" w:space="0"/>
         </w:tcBorders>
       </w:tcPr>
@@ -26433,10 +26731,10 @@
       <w:tcPr>
         <w:shd w:val="clear" w:color="ffffff" w:themeColor="light1" w:fill="ffffff" w:themeFill="light1"/>
         <w:tcBorders>
-          <w:top w:val="none"/>
-          <w:left w:val="none"/>
+          <w:top w:val="none" w:color="000000" w:sz="4" w:space="0"/>
+          <w:left w:val="none" w:color="000000" w:sz="4" w:space="0"/>
           <w:bottom w:val="single" w:color="000000" w:themeColor="accent5" w:themeTint="9A" w:sz="4" w:space="0"/>
-          <w:right w:val="none"/>
+          <w:right w:val="none" w:color="000000" w:sz="4" w:space="0"/>
         </w:tcBorders>
       </w:tcPr>
     </w:tblStylePr>
@@ -26456,12 +26754,12 @@
         <w:tblBorders/>
       </w:tblPr>
       <w:tcPr>
-        <w:shd w:color="ffffff"/>
+        <w:shd w:val="clear" w:color="ffffff"/>
         <w:tcBorders>
-          <w:top w:val="none"/>
+          <w:top w:val="none" w:color="000000" w:sz="4" w:space="0"/>
           <w:left w:val="single" w:color="000000" w:themeColor="accent5" w:themeTint="9A" w:sz="4" w:space="0"/>
-          <w:bottom w:val="none"/>
-          <w:right w:val="none"/>
+          <w:bottom w:val="none" w:color="000000" w:sz="4" w:space="0"/>
+          <w:right w:val="none" w:color="000000" w:sz="4" w:space="0"/>
         </w:tcBorders>
       </w:tcPr>
     </w:tblStylePr>
@@ -26484,9 +26782,9 @@
         <w:shd w:val="clear" w:color="ffffff" w:themeColor="light1" w:fill="ffffff" w:themeFill="light1"/>
         <w:tcBorders>
           <w:top w:val="single" w:color="000000" w:themeColor="accent5" w:themeTint="9A" w:sz="4" w:space="0"/>
-          <w:left w:val="none"/>
-          <w:bottom w:val="none"/>
-          <w:right w:val="none"/>
+          <w:left w:val="none" w:color="000000" w:sz="4" w:space="0"/>
+          <w:bottom w:val="none" w:color="000000" w:sz="4" w:space="0"/>
+          <w:right w:val="none" w:color="000000" w:sz="4" w:space="0"/>
         </w:tcBorders>
       </w:tcPr>
     </w:tblStylePr>
@@ -26561,9 +26859,9 @@
       </w:tcPr>
     </w:tblStylePr>
   </w:style>
-  <w:style w:type="table" w:styleId="116">
+  <w:style w:type="table" w:styleId="821">
     <w:name w:val="List Table 7 Colorful - Accent 6"/>
-    <w:basedOn w:val="727"/>
+    <w:basedOn w:val="881"/>
     <w:uiPriority w:val="99"/>
     <w:pPr>
       <w:pBdr/>
@@ -26662,11 +26960,11 @@
         <w:tblBorders/>
       </w:tblPr>
       <w:tcPr>
-        <w:shd w:color="ffffff"/>
+        <w:shd w:val="clear" w:color="ffffff"/>
         <w:tcBorders>
-          <w:top w:val="none"/>
-          <w:left w:val="none"/>
-          <w:bottom w:val="none"/>
+          <w:top w:val="none" w:color="000000" w:sz="4" w:space="0"/>
+          <w:left w:val="none" w:color="000000" w:sz="4" w:space="0"/>
+          <w:bottom w:val="none" w:color="000000" w:sz="4" w:space="0"/>
           <w:right w:val="single" w:color="000000" w:themeColor="accent6" w:themeTint="98" w:sz="4" w:space="0"/>
         </w:tcBorders>
       </w:tcPr>
@@ -26689,10 +26987,10 @@
       <w:tcPr>
         <w:shd w:val="clear" w:color="ffffff" w:themeColor="light1" w:fill="ffffff" w:themeFill="light1"/>
         <w:tcBorders>
-          <w:top w:val="none"/>
-          <w:left w:val="none"/>
+          <w:top w:val="none" w:color="000000" w:sz="4" w:space="0"/>
+          <w:left w:val="none" w:color="000000" w:sz="4" w:space="0"/>
           <w:bottom w:val="single" w:color="000000" w:themeColor="accent6" w:themeTint="98" w:sz="4" w:space="0"/>
-          <w:right w:val="none"/>
+          <w:right w:val="none" w:color="000000" w:sz="4" w:space="0"/>
         </w:tcBorders>
       </w:tcPr>
     </w:tblStylePr>
@@ -26712,12 +27010,12 @@
         <w:tblBorders/>
       </w:tblPr>
       <w:tcPr>
-        <w:shd w:color="ffffff"/>
+        <w:shd w:val="clear" w:color="ffffff"/>
         <w:tcBorders>
-          <w:top w:val="none"/>
+          <w:top w:val="none" w:color="000000" w:sz="4" w:space="0"/>
           <w:left w:val="single" w:color="000000" w:themeColor="accent6" w:themeTint="98" w:sz="4" w:space="0"/>
-          <w:bottom w:val="none"/>
-          <w:right w:val="none"/>
+          <w:bottom w:val="none" w:color="000000" w:sz="4" w:space="0"/>
+          <w:right w:val="none" w:color="000000" w:sz="4" w:space="0"/>
         </w:tcBorders>
       </w:tcPr>
     </w:tblStylePr>
@@ -26740,9 +27038,9 @@
         <w:shd w:val="clear" w:color="ffffff" w:themeColor="light1" w:fill="ffffff" w:themeFill="light1"/>
         <w:tcBorders>
           <w:top w:val="single" w:color="000000" w:themeColor="accent6" w:themeTint="98" w:sz="4" w:space="0"/>
-          <w:left w:val="none"/>
-          <w:bottom w:val="none"/>
-          <w:right w:val="none"/>
+          <w:left w:val="none" w:color="000000" w:sz="4" w:space="0"/>
+          <w:bottom w:val="none" w:color="000000" w:sz="4" w:space="0"/>
+          <w:right w:val="none" w:color="000000" w:sz="4" w:space="0"/>
         </w:tcBorders>
       </w:tcPr>
     </w:tblStylePr>
@@ -26817,9 +27115,9 @@
       </w:tcPr>
     </w:tblStylePr>
   </w:style>
-  <w:style w:type="table" w:styleId="117">
+  <w:style w:type="table" w:styleId="822">
     <w:name w:val="Lined - Accent"/>
-    <w:basedOn w:val="727"/>
+    <w:basedOn w:val="881"/>
     <w:uiPriority w:val="99"/>
     <w:pPr>
       <w:pBdr/>
@@ -27054,9 +27352,9 @@
       </w:tcPr>
     </w:tblStylePr>
   </w:style>
-  <w:style w:type="table" w:styleId="118">
+  <w:style w:type="table" w:styleId="823">
     <w:name w:val="Lined - Accent 1"/>
-    <w:basedOn w:val="727"/>
+    <w:basedOn w:val="881"/>
     <w:uiPriority w:val="99"/>
     <w:pPr>
       <w:pBdr/>
@@ -27291,9 +27589,9 @@
       </w:tcPr>
     </w:tblStylePr>
   </w:style>
-  <w:style w:type="table" w:styleId="119">
+  <w:style w:type="table" w:styleId="824">
     <w:name w:val="Lined - Accent 2"/>
-    <w:basedOn w:val="727"/>
+    <w:basedOn w:val="881"/>
     <w:uiPriority w:val="99"/>
     <w:pPr>
       <w:pBdr/>
@@ -27528,9 +27826,9 @@
       </w:tcPr>
     </w:tblStylePr>
   </w:style>
-  <w:style w:type="table" w:styleId="120">
+  <w:style w:type="table" w:styleId="825">
     <w:name w:val="Lined - Accent 3"/>
-    <w:basedOn w:val="727"/>
+    <w:basedOn w:val="881"/>
     <w:uiPriority w:val="99"/>
     <w:pPr>
       <w:pBdr/>
@@ -27765,9 +28063,9 @@
       </w:tcPr>
     </w:tblStylePr>
   </w:style>
-  <w:style w:type="table" w:styleId="121">
+  <w:style w:type="table" w:styleId="826">
     <w:name w:val="Lined - Accent 4"/>
-    <w:basedOn w:val="727"/>
+    <w:basedOn w:val="881"/>
     <w:uiPriority w:val="99"/>
     <w:pPr>
       <w:pBdr/>
@@ -28002,9 +28300,9 @@
       </w:tcPr>
     </w:tblStylePr>
   </w:style>
-  <w:style w:type="table" w:styleId="122">
+  <w:style w:type="table" w:styleId="827">
     <w:name w:val="Lined - Accent 5"/>
-    <w:basedOn w:val="727"/>
+    <w:basedOn w:val="881"/>
     <w:uiPriority w:val="99"/>
     <w:pPr>
       <w:pBdr/>
@@ -28239,9 +28537,9 @@
       </w:tcPr>
     </w:tblStylePr>
   </w:style>
-  <w:style w:type="table" w:styleId="123">
+  <w:style w:type="table" w:styleId="828">
     <w:name w:val="Lined - Accent 6"/>
-    <w:basedOn w:val="727"/>
+    <w:basedOn w:val="881"/>
     <w:uiPriority w:val="99"/>
     <w:pPr>
       <w:pBdr/>
@@ -28476,9 +28774,9 @@
       </w:tcPr>
     </w:tblStylePr>
   </w:style>
-  <w:style w:type="table" w:styleId="124">
+  <w:style w:type="table" w:styleId="829">
     <w:name w:val="Bordered &amp; Lined - Accent"/>
-    <w:basedOn w:val="727"/>
+    <w:basedOn w:val="881"/>
     <w:uiPriority w:val="99"/>
     <w:pPr>
       <w:pBdr/>
@@ -28720,9 +29018,9 @@
       </w:tcPr>
     </w:tblStylePr>
   </w:style>
-  <w:style w:type="table" w:styleId="125">
+  <w:style w:type="table" w:styleId="830">
     <w:name w:val="Bordered &amp; Lined - Accent 1"/>
-    <w:basedOn w:val="727"/>
+    <w:basedOn w:val="881"/>
     <w:uiPriority w:val="99"/>
     <w:pPr>
       <w:pBdr/>
@@ -28964,9 +29262,9 @@
       </w:tcPr>
     </w:tblStylePr>
   </w:style>
-  <w:style w:type="table" w:styleId="126">
+  <w:style w:type="table" w:styleId="831">
     <w:name w:val="Bordered &amp; Lined - Accent 2"/>
-    <w:basedOn w:val="727"/>
+    <w:basedOn w:val="881"/>
     <w:uiPriority w:val="99"/>
     <w:pPr>
       <w:pBdr/>
@@ -29208,9 +29506,9 @@
       </w:tcPr>
     </w:tblStylePr>
   </w:style>
-  <w:style w:type="table" w:styleId="127">
+  <w:style w:type="table" w:styleId="832">
     <w:name w:val="Bordered &amp; Lined - Accent 3"/>
-    <w:basedOn w:val="727"/>
+    <w:basedOn w:val="881"/>
     <w:uiPriority w:val="99"/>
     <w:pPr>
       <w:pBdr/>
@@ -29452,9 +29750,9 @@
       </w:tcPr>
     </w:tblStylePr>
   </w:style>
-  <w:style w:type="table" w:styleId="128">
+  <w:style w:type="table" w:styleId="833">
     <w:name w:val="Bordered &amp; Lined - Accent 4"/>
-    <w:basedOn w:val="727"/>
+    <w:basedOn w:val="881"/>
     <w:uiPriority w:val="99"/>
     <w:pPr>
       <w:pBdr/>
@@ -29696,9 +29994,9 @@
       </w:tcPr>
     </w:tblStylePr>
   </w:style>
-  <w:style w:type="table" w:styleId="129">
+  <w:style w:type="table" w:styleId="834">
     <w:name w:val="Bordered &amp; Lined - Accent 5"/>
-    <w:basedOn w:val="727"/>
+    <w:basedOn w:val="881"/>
     <w:uiPriority w:val="99"/>
     <w:pPr>
       <w:pBdr/>
@@ -29940,9 +30238,9 @@
       </w:tcPr>
     </w:tblStylePr>
   </w:style>
-  <w:style w:type="table" w:styleId="130">
+  <w:style w:type="table" w:styleId="835">
     <w:name w:val="Bordered &amp; Lined - Accent 6"/>
-    <w:basedOn w:val="727"/>
+    <w:basedOn w:val="881"/>
     <w:uiPriority w:val="99"/>
     <w:pPr>
       <w:pBdr/>
@@ -30184,9 +30482,9 @@
       </w:tcPr>
     </w:tblStylePr>
   </w:style>
-  <w:style w:type="table" w:styleId="131">
+  <w:style w:type="table" w:styleId="836">
     <w:name w:val="Bordered"/>
-    <w:basedOn w:val="727"/>
+    <w:basedOn w:val="881"/>
     <w:uiPriority w:val="99"/>
     <w:pPr>
       <w:pBdr/>
@@ -30415,9 +30713,9 @@
       </w:tcPr>
     </w:tblStylePr>
   </w:style>
-  <w:style w:type="table" w:styleId="132">
+  <w:style w:type="table" w:styleId="837">
     <w:name w:val="Bordered - Accent 1"/>
-    <w:basedOn w:val="727"/>
+    <w:basedOn w:val="881"/>
     <w:uiPriority w:val="99"/>
     <w:pPr>
       <w:pBdr/>
@@ -30646,9 +30944,9 @@
       </w:tcPr>
     </w:tblStylePr>
   </w:style>
-  <w:style w:type="table" w:styleId="133">
+  <w:style w:type="table" w:styleId="838">
     <w:name w:val="Bordered - Accent 2"/>
-    <w:basedOn w:val="727"/>
+    <w:basedOn w:val="881"/>
     <w:uiPriority w:val="99"/>
     <w:pPr>
       <w:pBdr/>
@@ -30877,9 +31175,9 @@
       </w:tcPr>
     </w:tblStylePr>
   </w:style>
-  <w:style w:type="table" w:styleId="134">
+  <w:style w:type="table" w:styleId="839">
     <w:name w:val="Bordered - Accent 3"/>
-    <w:basedOn w:val="727"/>
+    <w:basedOn w:val="881"/>
     <w:uiPriority w:val="99"/>
     <w:pPr>
       <w:pBdr/>
@@ -31108,9 +31406,9 @@
       </w:tcPr>
     </w:tblStylePr>
   </w:style>
-  <w:style w:type="table" w:styleId="135">
+  <w:style w:type="table" w:styleId="840">
     <w:name w:val="Bordered - Accent 4"/>
-    <w:basedOn w:val="727"/>
+    <w:basedOn w:val="881"/>
     <w:uiPriority w:val="99"/>
     <w:pPr>
       <w:pBdr/>
@@ -31339,9 +31637,9 @@
       </w:tcPr>
     </w:tblStylePr>
   </w:style>
-  <w:style w:type="table" w:styleId="136">
+  <w:style w:type="table" w:styleId="841">
     <w:name w:val="Bordered - Accent 5"/>
-    <w:basedOn w:val="727"/>
+    <w:basedOn w:val="881"/>
     <w:uiPriority w:val="99"/>
     <w:pPr>
       <w:pBdr/>
@@ -31570,9 +31868,9 @@
       </w:tcPr>
     </w:tblStylePr>
   </w:style>
-  <w:style w:type="table" w:styleId="137">
+  <w:style w:type="table" w:styleId="842">
     <w:name w:val="Bordered - Accent 6"/>
-    <w:basedOn w:val="727"/>
+    <w:basedOn w:val="881"/>
     <w:uiPriority w:val="99"/>
     <w:pPr>
       <w:pBdr/>
@@ -31801,9 +32099,9 @@
       </w:tcPr>
     </w:tblStylePr>
   </w:style>
-  <w:style w:type="paragraph" w:styleId="170">
+  <w:style w:type="paragraph" w:styleId="843">
     <w:name w:val="No Spacing"/>
-    <w:basedOn w:val="716"/>
+    <w:basedOn w:val="870"/>
     <w:uiPriority w:val="1"/>
     <w:qFormat/>
     <w:pPr>
@@ -31812,9 +32110,9 @@
       <w:ind/>
     </w:pPr>
   </w:style>
-  <w:style w:type="character" w:styleId="171">
+  <w:style w:type="character" w:styleId="844">
     <w:name w:val="Subtle Emphasis"/>
-    <w:basedOn w:val="726"/>
+    <w:basedOn w:val="880"/>
     <w:uiPriority w:val="19"/>
     <w:qFormat/>
     <w:pPr>
@@ -31828,9 +32126,9 @@
       <w:color w:val="404040" w:themeColor="text1" w:themeTint="BF"/>
     </w:rPr>
   </w:style>
-  <w:style w:type="character" w:styleId="172">
+  <w:style w:type="character" w:styleId="845">
     <w:name w:val="Emphasis"/>
-    <w:basedOn w:val="726"/>
+    <w:basedOn w:val="880"/>
     <w:uiPriority w:val="20"/>
     <w:qFormat/>
     <w:pPr>
@@ -31843,9 +32141,9 @@
       <w:iCs/>
     </w:rPr>
   </w:style>
-  <w:style w:type="character" w:styleId="173">
+  <w:style w:type="character" w:styleId="846">
     <w:name w:val="Strong"/>
-    <w:basedOn w:val="726"/>
+    <w:basedOn w:val="880"/>
     <w:uiPriority w:val="22"/>
     <w:qFormat/>
     <w:pPr>
@@ -31858,9 +32156,9 @@
       <w:bCs/>
     </w:rPr>
   </w:style>
-  <w:style w:type="character" w:styleId="174">
+  <w:style w:type="character" w:styleId="847">
     <w:name w:val="Subtle Reference"/>
-    <w:basedOn w:val="726"/>
+    <w:basedOn w:val="880"/>
     <w:uiPriority w:val="31"/>
     <w:qFormat/>
     <w:pPr>
@@ -31873,9 +32171,9 @@
       <w:color w:val="5a5a5a" w:themeColor="text1" w:themeTint="A5"/>
     </w:rPr>
   </w:style>
-  <w:style w:type="character" w:styleId="175">
+  <w:style w:type="character" w:styleId="848">
     <w:name w:val="Book Title"/>
-    <w:basedOn w:val="726"/>
+    <w:basedOn w:val="880"/>
     <w:uiPriority w:val="33"/>
     <w:qFormat/>
     <w:pPr>
@@ -31891,10 +32189,10 @@
       <w:spacing w:val="5"/>
     </w:rPr>
   </w:style>
-  <w:style w:type="character" w:styleId="177">
+  <w:style w:type="character" w:styleId="849">
     <w:name w:val="Header Char"/>
-    <w:basedOn w:val="726"/>
-    <w:link w:val="762"/>
+    <w:basedOn w:val="880"/>
+    <w:link w:val="916"/>
     <w:uiPriority w:val="99"/>
     <w:pPr>
       <w:pBdr/>
@@ -31902,10 +32200,10 @@
       <w:ind/>
     </w:pPr>
   </w:style>
-  <w:style w:type="paragraph" w:styleId="178">
+  <w:style w:type="paragraph" w:styleId="850">
     <w:name w:val="Footer"/>
-    <w:basedOn w:val="716"/>
-    <w:link w:val="179"/>
+    <w:basedOn w:val="870"/>
+    <w:link w:val="851"/>
     <w:uiPriority w:val="99"/>
     <w:unhideWhenUsed/>
     <w:pPr>
@@ -31918,10 +32216,10 @@
       <w:ind/>
     </w:pPr>
   </w:style>
-  <w:style w:type="character" w:styleId="179">
+  <w:style w:type="character" w:styleId="851">
     <w:name w:val="Footer Char"/>
-    <w:basedOn w:val="726"/>
-    <w:link w:val="178"/>
+    <w:basedOn w:val="880"/>
+    <w:link w:val="850"/>
     <w:uiPriority w:val="99"/>
     <w:pPr>
       <w:pBdr/>
@@ -31929,10 +32227,10 @@
       <w:ind/>
     </w:pPr>
   </w:style>
-  <w:style w:type="paragraph" w:styleId="181">
+  <w:style w:type="paragraph" w:styleId="852">
     <w:name w:val="footnote text"/>
-    <w:basedOn w:val="716"/>
-    <w:link w:val="182"/>
+    <w:basedOn w:val="870"/>
+    <w:link w:val="853"/>
     <w:uiPriority w:val="99"/>
     <w:semiHidden/>
     <w:unhideWhenUsed/>
@@ -31946,10 +32244,10 @@
       <w:szCs w:val="20"/>
     </w:rPr>
   </w:style>
-  <w:style w:type="character" w:styleId="182">
+  <w:style w:type="character" w:styleId="853">
     <w:name w:val="Footnote Text Char"/>
-    <w:basedOn w:val="726"/>
-    <w:link w:val="181"/>
+    <w:basedOn w:val="880"/>
+    <w:link w:val="852"/>
     <w:uiPriority w:val="99"/>
     <w:semiHidden/>
     <w:pPr>
@@ -31962,9 +32260,9 @@
       <w:szCs w:val="20"/>
     </w:rPr>
   </w:style>
-  <w:style w:type="character" w:styleId="183">
+  <w:style w:type="character" w:styleId="854">
     <w:name w:val="footnote reference"/>
-    <w:basedOn w:val="726"/>
+    <w:basedOn w:val="880"/>
     <w:uiPriority w:val="99"/>
     <w:semiHidden/>
     <w:unhideWhenUsed/>
@@ -31977,10 +32275,10 @@
       <w:vertAlign w:val="superscript"/>
     </w:rPr>
   </w:style>
-  <w:style w:type="paragraph" w:styleId="184">
+  <w:style w:type="paragraph" w:styleId="855">
     <w:name w:val="endnote text"/>
-    <w:basedOn w:val="716"/>
-    <w:link w:val="185"/>
+    <w:basedOn w:val="870"/>
+    <w:link w:val="856"/>
     <w:uiPriority w:val="99"/>
     <w:semiHidden/>
     <w:unhideWhenUsed/>
@@ -31994,10 +32292,10 @@
       <w:szCs w:val="20"/>
     </w:rPr>
   </w:style>
-  <w:style w:type="character" w:styleId="185">
+  <w:style w:type="character" w:styleId="856">
     <w:name w:val="Endnote Text Char"/>
-    <w:basedOn w:val="726"/>
-    <w:link w:val="184"/>
+    <w:basedOn w:val="880"/>
+    <w:link w:val="855"/>
     <w:uiPriority w:val="99"/>
     <w:semiHidden/>
     <w:pPr>
@@ -32010,9 +32308,9 @@
       <w:szCs w:val="20"/>
     </w:rPr>
   </w:style>
-  <w:style w:type="character" w:styleId="186">
+  <w:style w:type="character" w:styleId="857">
     <w:name w:val="endnote reference"/>
-    <w:basedOn w:val="726"/>
+    <w:basedOn w:val="880"/>
     <w:uiPriority w:val="99"/>
     <w:semiHidden/>
     <w:unhideWhenUsed/>
@@ -32025,10 +32323,10 @@
       <w:vertAlign w:val="superscript"/>
     </w:rPr>
   </w:style>
-  <w:style w:type="paragraph" w:styleId="189">
+  <w:style w:type="paragraph" w:styleId="858">
     <w:name w:val="toc 1"/>
-    <w:basedOn w:val="716"/>
-    <w:next w:val="716"/>
+    <w:basedOn w:val="870"/>
+    <w:next w:val="870"/>
     <w:uiPriority w:val="39"/>
     <w:unhideWhenUsed/>
     <w:pPr>
@@ -32037,10 +32335,10 @@
       <w:ind/>
     </w:pPr>
   </w:style>
-  <w:style w:type="paragraph" w:styleId="190">
+  <w:style w:type="paragraph" w:styleId="859">
     <w:name w:val="toc 2"/>
-    <w:basedOn w:val="716"/>
-    <w:next w:val="716"/>
+    <w:basedOn w:val="870"/>
+    <w:next w:val="870"/>
     <w:uiPriority w:val="39"/>
     <w:unhideWhenUsed/>
     <w:pPr>
@@ -32049,10 +32347,10 @@
       <w:ind w:left="220"/>
     </w:pPr>
   </w:style>
-  <w:style w:type="paragraph" w:styleId="191">
+  <w:style w:type="paragraph" w:styleId="860">
     <w:name w:val="toc 3"/>
-    <w:basedOn w:val="716"/>
-    <w:next w:val="716"/>
+    <w:basedOn w:val="870"/>
+    <w:next w:val="870"/>
     <w:uiPriority w:val="39"/>
     <w:unhideWhenUsed/>
     <w:pPr>
@@ -32061,10 +32359,10 @@
       <w:ind w:left="440"/>
     </w:pPr>
   </w:style>
-  <w:style w:type="paragraph" w:styleId="192">
+  <w:style w:type="paragraph" w:styleId="861">
     <w:name w:val="toc 4"/>
-    <w:basedOn w:val="716"/>
-    <w:next w:val="716"/>
+    <w:basedOn w:val="870"/>
+    <w:next w:val="870"/>
     <w:uiPriority w:val="39"/>
     <w:unhideWhenUsed/>
     <w:pPr>
@@ -32073,10 +32371,10 @@
       <w:ind w:left="660"/>
     </w:pPr>
   </w:style>
-  <w:style w:type="paragraph" w:styleId="193">
+  <w:style w:type="paragraph" w:styleId="862">
     <w:name w:val="toc 5"/>
-    <w:basedOn w:val="716"/>
-    <w:next w:val="716"/>
+    <w:basedOn w:val="870"/>
+    <w:next w:val="870"/>
     <w:uiPriority w:val="39"/>
     <w:unhideWhenUsed/>
     <w:pPr>
@@ -32085,10 +32383,10 @@
       <w:ind w:left="880"/>
     </w:pPr>
   </w:style>
-  <w:style w:type="paragraph" w:styleId="194">
+  <w:style w:type="paragraph" w:styleId="863">
     <w:name w:val="toc 6"/>
-    <w:basedOn w:val="716"/>
-    <w:next w:val="716"/>
+    <w:basedOn w:val="870"/>
+    <w:next w:val="870"/>
     <w:uiPriority w:val="39"/>
     <w:unhideWhenUsed/>
     <w:pPr>
@@ -32097,10 +32395,10 @@
       <w:ind w:left="1100"/>
     </w:pPr>
   </w:style>
-  <w:style w:type="paragraph" w:styleId="195">
+  <w:style w:type="paragraph" w:styleId="864">
     <w:name w:val="toc 7"/>
-    <w:basedOn w:val="716"/>
-    <w:next w:val="716"/>
+    <w:basedOn w:val="870"/>
+    <w:next w:val="870"/>
     <w:uiPriority w:val="39"/>
     <w:unhideWhenUsed/>
     <w:pPr>
@@ -32109,10 +32407,10 @@
       <w:ind w:left="1320"/>
     </w:pPr>
   </w:style>
-  <w:style w:type="paragraph" w:styleId="196">
+  <w:style w:type="paragraph" w:styleId="865">
     <w:name w:val="toc 8"/>
-    <w:basedOn w:val="716"/>
-    <w:next w:val="716"/>
+    <w:basedOn w:val="870"/>
+    <w:next w:val="870"/>
     <w:uiPriority w:val="39"/>
     <w:unhideWhenUsed/>
     <w:pPr>
@@ -32121,10 +32419,10 @@
       <w:ind w:left="1540"/>
     </w:pPr>
   </w:style>
-  <w:style w:type="paragraph" w:styleId="197">
+  <w:style w:type="paragraph" w:styleId="866">
     <w:name w:val="toc 9"/>
-    <w:basedOn w:val="716"/>
-    <w:next w:val="716"/>
+    <w:basedOn w:val="870"/>
+    <w:next w:val="870"/>
     <w:uiPriority w:val="39"/>
     <w:unhideWhenUsed/>
     <w:pPr>
@@ -32133,9 +32431,9 @@
       <w:ind w:left="1760"/>
     </w:pPr>
   </w:style>
-  <w:style w:type="character" w:styleId="198">
+  <w:style w:type="character" w:styleId="867">
     <w:name w:val="Placeholder Text"/>
-    <w:basedOn w:val="726"/>
+    <w:basedOn w:val="880"/>
     <w:uiPriority w:val="99"/>
     <w:semiHidden/>
     <w:pPr>
@@ -32147,7 +32445,7 @@
       <w:color w:val="666666"/>
     </w:rPr>
   </w:style>
-  <w:style w:type="paragraph" w:styleId="208">
+  <w:style w:type="paragraph" w:styleId="868">
     <w:name w:val="TOC Heading"/>
     <w:uiPriority w:val="39"/>
     <w:unhideWhenUsed/>
@@ -32157,10 +32455,10 @@
       <w:ind/>
     </w:pPr>
   </w:style>
-  <w:style w:type="paragraph" w:styleId="209">
+  <w:style w:type="paragraph" w:styleId="869">
     <w:name w:val="table of figures"/>
-    <w:basedOn w:val="716"/>
-    <w:next w:val="716"/>
+    <w:basedOn w:val="870"/>
+    <w:next w:val="870"/>
     <w:uiPriority w:val="99"/>
     <w:unhideWhenUsed/>
     <w:pPr>
@@ -32169,7 +32467,7 @@
       <w:ind/>
     </w:pPr>
   </w:style>
-  <w:style w:type="paragraph" w:styleId="716" w:default="1">
+  <w:style w:type="paragraph" w:styleId="870" w:default="1">
     <w:name w:val="Normal"/>
     <w:qFormat/>
     <w:pPr>
@@ -32178,11 +32476,11 @@
       <w:ind/>
     </w:pPr>
   </w:style>
-  <w:style w:type="paragraph" w:styleId="717">
+  <w:style w:type="paragraph" w:styleId="871">
     <w:name w:val="Heading 1"/>
-    <w:basedOn w:val="716"/>
-    <w:next w:val="716"/>
-    <w:link w:val="729"/>
+    <w:basedOn w:val="870"/>
+    <w:next w:val="870"/>
+    <w:link w:val="883"/>
     <w:uiPriority w:val="9"/>
     <w:qFormat/>
     <w:pPr>
@@ -32200,11 +32498,11 @@
       <w:szCs w:val="40"/>
     </w:rPr>
   </w:style>
-  <w:style w:type="paragraph" w:styleId="718">
+  <w:style w:type="paragraph" w:styleId="872">
     <w:name w:val="Heading 2"/>
-    <w:basedOn w:val="716"/>
-    <w:next w:val="716"/>
-    <w:link w:val="730"/>
+    <w:basedOn w:val="870"/>
+    <w:next w:val="870"/>
+    <w:link w:val="884"/>
     <w:uiPriority w:val="9"/>
     <w:semiHidden/>
     <w:unhideWhenUsed/>
@@ -32224,11 +32522,11 @@
       <w:szCs w:val="32"/>
     </w:rPr>
   </w:style>
-  <w:style w:type="paragraph" w:styleId="719">
+  <w:style w:type="paragraph" w:styleId="873">
     <w:name w:val="Heading 3"/>
-    <w:basedOn w:val="716"/>
-    <w:next w:val="716"/>
-    <w:link w:val="731"/>
+    <w:basedOn w:val="870"/>
+    <w:next w:val="870"/>
+    <w:link w:val="885"/>
     <w:uiPriority w:val="9"/>
     <w:semiHidden/>
     <w:unhideWhenUsed/>
@@ -32247,11 +32545,11 @@
       <w:szCs w:val="28"/>
     </w:rPr>
   </w:style>
-  <w:style w:type="paragraph" w:styleId="720">
+  <w:style w:type="paragraph" w:styleId="874">
     <w:name w:val="Heading 4"/>
-    <w:basedOn w:val="716"/>
-    <w:next w:val="716"/>
-    <w:link w:val="732"/>
+    <w:basedOn w:val="870"/>
+    <w:next w:val="870"/>
+    <w:link w:val="886"/>
     <w:uiPriority w:val="9"/>
     <w:semiHidden/>
     <w:unhideWhenUsed/>
@@ -32270,11 +32568,11 @@
       <w:color w:val="2f5496" w:themeColor="accent1" w:themeShade="BF"/>
     </w:rPr>
   </w:style>
-  <w:style w:type="paragraph" w:styleId="721">
+  <w:style w:type="paragraph" w:styleId="875">
     <w:name w:val="Heading 5"/>
-    <w:basedOn w:val="716"/>
-    <w:next w:val="716"/>
-    <w:link w:val="733"/>
+    <w:basedOn w:val="870"/>
+    <w:next w:val="870"/>
+    <w:link w:val="887"/>
     <w:uiPriority w:val="9"/>
     <w:semiHidden/>
     <w:unhideWhenUsed/>
@@ -32291,11 +32589,11 @@
       <w:color w:val="2f5496" w:themeColor="accent1" w:themeShade="BF"/>
     </w:rPr>
   </w:style>
-  <w:style w:type="paragraph" w:styleId="722">
+  <w:style w:type="paragraph" w:styleId="876">
     <w:name w:val="Heading 6"/>
-    <w:basedOn w:val="716"/>
-    <w:next w:val="716"/>
-    <w:link w:val="734"/>
+    <w:basedOn w:val="870"/>
+    <w:next w:val="870"/>
+    <w:link w:val="888"/>
     <w:uiPriority w:val="9"/>
     <w:semiHidden/>
     <w:unhideWhenUsed/>
@@ -32314,11 +32612,11 @@
       <w:color w:val="595959" w:themeColor="dark1" w:themeTint="A6"/>
     </w:rPr>
   </w:style>
-  <w:style w:type="paragraph" w:styleId="723">
+  <w:style w:type="paragraph" w:styleId="877">
     <w:name w:val="Heading 7"/>
-    <w:basedOn w:val="716"/>
-    <w:next w:val="716"/>
-    <w:link w:val="735"/>
+    <w:basedOn w:val="870"/>
+    <w:next w:val="870"/>
+    <w:link w:val="889"/>
     <w:qFormat/>
     <w:pPr>
       <w:keepNext w:val="true"/>
@@ -32332,11 +32630,11 @@
       <w:color w:val="595959" w:themeColor="dark1" w:themeTint="A6"/>
     </w:rPr>
   </w:style>
-  <w:style w:type="paragraph" w:styleId="724">
+  <w:style w:type="paragraph" w:styleId="878">
     <w:name w:val="Heading 8"/>
-    <w:basedOn w:val="716"/>
-    <w:next w:val="716"/>
-    <w:link w:val="736"/>
+    <w:basedOn w:val="870"/>
+    <w:next w:val="870"/>
+    <w:link w:val="890"/>
     <w:qFormat/>
     <w:pPr>
       <w:keepNext w:val="true"/>
@@ -32352,11 +32650,11 @@
       <w:color w:val="272727" w:themeColor="dark1" w:themeTint="D8"/>
     </w:rPr>
   </w:style>
-  <w:style w:type="paragraph" w:styleId="725">
+  <w:style w:type="paragraph" w:styleId="879">
     <w:name w:val="Heading 9"/>
-    <w:basedOn w:val="716"/>
-    <w:next w:val="716"/>
-    <w:link w:val="737"/>
+    <w:basedOn w:val="870"/>
+    <w:next w:val="870"/>
+    <w:link w:val="891"/>
     <w:qFormat/>
     <w:pPr>
       <w:keepNext w:val="true"/>
@@ -32370,7 +32668,7 @@
       <w:color w:val="272727" w:themeColor="dark1" w:themeTint="D8"/>
     </w:rPr>
   </w:style>
-  <w:style w:type="character" w:styleId="726" w:default="1">
+  <w:style w:type="character" w:styleId="880" w:default="1">
     <w:name w:val="Default Paragraph Font"/>
     <w:uiPriority w:val="1"/>
     <w:semiHidden/>
@@ -32381,7 +32679,7 @@
       <w:ind/>
     </w:pPr>
   </w:style>
-  <w:style w:type="table" w:styleId="727" w:default="1">
+  <w:style w:type="table" w:styleId="881" w:default="1">
     <w:name w:val="Normal Table"/>
     <w:uiPriority w:val="99"/>
     <w:semiHidden/>
@@ -32574,7 +32872,7 @@
       </w:tcPr>
     </w:tblStylePr>
   </w:style>
-  <w:style w:type="numbering" w:styleId="728" w:default="1">
+  <w:style w:type="numbering" w:styleId="882" w:default="1">
     <w:name w:val="No List"/>
     <w:uiPriority w:val="99"/>
     <w:semiHidden/>
@@ -32585,10 +32883,10 @@
       <w:ind/>
     </w:pPr>
   </w:style>
-  <w:style w:type="character" w:styleId="729" w:customStyle="1">
+  <w:style w:type="character" w:styleId="883" w:customStyle="1">
     <w:name w:val="Heading 1 Char"/>
-    <w:basedOn w:val="726"/>
-    <w:link w:val="717"/>
+    <w:basedOn w:val="880"/>
+    <w:link w:val="871"/>
     <w:qFormat/>
     <w:pPr>
       <w:pBdr/>
@@ -32602,10 +32900,10 @@
       <w:szCs w:val="40"/>
     </w:rPr>
   </w:style>
-  <w:style w:type="character" w:styleId="730" w:customStyle="1">
+  <w:style w:type="character" w:styleId="884" w:customStyle="1">
     <w:name w:val="Heading 2 Char"/>
-    <w:basedOn w:val="726"/>
-    <w:link w:val="718"/>
+    <w:basedOn w:val="880"/>
+    <w:link w:val="872"/>
     <w:qFormat/>
     <w:pPr>
       <w:pBdr/>
@@ -32619,10 +32917,10 @@
       <w:szCs w:val="32"/>
     </w:rPr>
   </w:style>
-  <w:style w:type="character" w:styleId="731" w:customStyle="1">
+  <w:style w:type="character" w:styleId="885" w:customStyle="1">
     <w:name w:val="Heading 3 Char"/>
-    <w:basedOn w:val="726"/>
-    <w:link w:val="719"/>
+    <w:basedOn w:val="880"/>
+    <w:link w:val="873"/>
     <w:qFormat/>
     <w:pPr>
       <w:pBdr/>
@@ -32636,10 +32934,10 @@
       <w:szCs w:val="28"/>
     </w:rPr>
   </w:style>
-  <w:style w:type="character" w:styleId="732" w:customStyle="1">
+  <w:style w:type="character" w:styleId="886" w:customStyle="1">
     <w:name w:val="Heading 4 Char"/>
-    <w:basedOn w:val="726"/>
-    <w:link w:val="720"/>
+    <w:basedOn w:val="880"/>
+    <w:link w:val="874"/>
     <w:qFormat/>
     <w:pPr>
       <w:pBdr/>
@@ -32653,10 +32951,10 @@
       <w:color w:val="2f5496" w:themeColor="accent1" w:themeShade="BF"/>
     </w:rPr>
   </w:style>
-  <w:style w:type="character" w:styleId="733" w:customStyle="1">
+  <w:style w:type="character" w:styleId="887" w:customStyle="1">
     <w:name w:val="Heading 5 Char"/>
-    <w:basedOn w:val="726"/>
-    <w:link w:val="721"/>
+    <w:basedOn w:val="880"/>
+    <w:link w:val="875"/>
     <w:qFormat/>
     <w:pPr>
       <w:pBdr/>
@@ -32668,10 +32966,10 @@
       <w:color w:val="2f5496" w:themeColor="accent1" w:themeShade="BF"/>
     </w:rPr>
   </w:style>
-  <w:style w:type="character" w:styleId="734" w:customStyle="1">
+  <w:style w:type="character" w:styleId="888" w:customStyle="1">
     <w:name w:val="Heading 6 Char"/>
-    <w:basedOn w:val="726"/>
-    <w:link w:val="722"/>
+    <w:basedOn w:val="880"/>
+    <w:link w:val="876"/>
     <w:qFormat/>
     <w:pPr>
       <w:pBdr/>
@@ -32685,10 +32983,10 @@
       <w:color w:val="595959" w:themeColor="dark1" w:themeTint="A6"/>
     </w:rPr>
   </w:style>
-  <w:style w:type="character" w:styleId="735" w:customStyle="1">
+  <w:style w:type="character" w:styleId="889" w:customStyle="1">
     <w:name w:val="Heading 7 Char"/>
-    <w:basedOn w:val="726"/>
-    <w:link w:val="723"/>
+    <w:basedOn w:val="880"/>
+    <w:link w:val="877"/>
     <w:qFormat/>
     <w:pPr>
       <w:pBdr/>
@@ -32700,10 +32998,10 @@
       <w:color w:val="595959" w:themeColor="dark1" w:themeTint="A6"/>
     </w:rPr>
   </w:style>
-  <w:style w:type="character" w:styleId="736" w:customStyle="1">
+  <w:style w:type="character" w:styleId="890" w:customStyle="1">
     <w:name w:val="Heading 8 Char"/>
-    <w:basedOn w:val="726"/>
-    <w:link w:val="724"/>
+    <w:basedOn w:val="880"/>
+    <w:link w:val="878"/>
     <w:qFormat/>
     <w:pPr>
       <w:pBdr/>
@@ -32717,10 +33015,10 @@
       <w:color w:val="272727" w:themeColor="dark1" w:themeTint="D8"/>
     </w:rPr>
   </w:style>
-  <w:style w:type="character" w:styleId="737" w:customStyle="1">
+  <w:style w:type="character" w:styleId="891" w:customStyle="1">
     <w:name w:val="Heading 9 Char"/>
-    <w:basedOn w:val="726"/>
-    <w:link w:val="725"/>
+    <w:basedOn w:val="880"/>
+    <w:link w:val="879"/>
     <w:qFormat/>
     <w:pPr>
       <w:pBdr/>
@@ -32732,10 +33030,10 @@
       <w:color w:val="272727" w:themeColor="dark1" w:themeTint="D8"/>
     </w:rPr>
   </w:style>
-  <w:style w:type="character" w:styleId="738" w:customStyle="1">
+  <w:style w:type="character" w:styleId="892" w:customStyle="1">
     <w:name w:val="Title Char"/>
-    <w:basedOn w:val="726"/>
-    <w:link w:val="755"/>
+    <w:basedOn w:val="880"/>
+    <w:link w:val="909"/>
     <w:qFormat/>
     <w:pPr>
       <w:pBdr/>
@@ -32749,10 +33047,10 @@
       <w:szCs w:val="56"/>
     </w:rPr>
   </w:style>
-  <w:style w:type="character" w:styleId="739" w:customStyle="1">
+  <w:style w:type="character" w:styleId="893" w:customStyle="1">
     <w:name w:val="Subtitle Char"/>
-    <w:basedOn w:val="726"/>
-    <w:link w:val="756"/>
+    <w:basedOn w:val="880"/>
+    <w:link w:val="910"/>
     <w:qFormat/>
     <w:pPr>
       <w:pBdr/>
@@ -32767,10 +33065,10 @@
       <w:szCs w:val="28"/>
     </w:rPr>
   </w:style>
-  <w:style w:type="character" w:styleId="740" w:customStyle="1">
+  <w:style w:type="character" w:styleId="894" w:customStyle="1">
     <w:name w:val="Quote Char"/>
-    <w:basedOn w:val="726"/>
-    <w:link w:val="757"/>
+    <w:basedOn w:val="880"/>
+    <w:link w:val="911"/>
     <w:qFormat/>
     <w:pPr>
       <w:pBdr/>
@@ -32783,9 +33081,9 @@
       <w:color w:val="404040" w:themeColor="dark1" w:themeTint="BF"/>
     </w:rPr>
   </w:style>
-  <w:style w:type="character" w:styleId="741">
+  <w:style w:type="character" w:styleId="895">
     <w:name w:val="Intense Emphasis"/>
-    <w:basedOn w:val="726"/>
+    <w:basedOn w:val="880"/>
     <w:qFormat/>
     <w:pPr>
       <w:pBdr/>
@@ -32798,10 +33096,10 @@
       <w:color w:val="2f5496" w:themeColor="accent1" w:themeShade="BF"/>
     </w:rPr>
   </w:style>
-  <w:style w:type="character" w:styleId="742" w:customStyle="1">
+  <w:style w:type="character" w:styleId="896" w:customStyle="1">
     <w:name w:val="Intense Quote Char"/>
-    <w:basedOn w:val="726"/>
-    <w:link w:val="759"/>
+    <w:basedOn w:val="880"/>
+    <w:link w:val="913"/>
     <w:qFormat/>
     <w:pPr>
       <w:pBdr/>
@@ -32814,9 +33112,9 @@
       <w:color w:val="2f5496" w:themeColor="accent1" w:themeShade="BF"/>
     </w:rPr>
   </w:style>
-  <w:style w:type="character" w:styleId="743">
+  <w:style w:type="character" w:styleId="897">
     <w:name w:val="Intense Reference"/>
-    <w:basedOn w:val="726"/>
+    <w:basedOn w:val="880"/>
     <w:qFormat/>
     <w:pPr>
       <w:pBdr/>
@@ -32831,9 +33129,9 @@
       <w:spacing w:val="5"/>
     </w:rPr>
   </w:style>
-  <w:style w:type="character" w:styleId="744">
+  <w:style w:type="character" w:styleId="898">
     <w:name w:val="Hyperlink"/>
-    <w:basedOn w:val="726"/>
+    <w:basedOn w:val="880"/>
     <w:pPr>
       <w:pBdr/>
       <w:spacing/>
@@ -32844,9 +33142,9 @@
       <w:u w:val="single"/>
     </w:rPr>
   </w:style>
-  <w:style w:type="character" w:styleId="745">
+  <w:style w:type="character" w:styleId="899">
     <w:name w:val="Unresolved Mention"/>
-    <w:basedOn w:val="726"/>
+    <w:basedOn w:val="880"/>
     <w:qFormat/>
     <w:pPr>
       <w:pBdr/>
@@ -32858,9 +33156,9 @@
       <w:shd w:val="clear" w:color="auto" w:fill="e1dfdd"/>
     </w:rPr>
   </w:style>
-  <w:style w:type="character" w:styleId="746">
+  <w:style w:type="character" w:styleId="900">
     <w:name w:val="FollowedHyperlink"/>
-    <w:basedOn w:val="726"/>
+    <w:basedOn w:val="880"/>
     <w:pPr>
       <w:pBdr/>
       <w:spacing/>
@@ -32871,7 +33169,7 @@
       <w:u w:val="single"/>
     </w:rPr>
   </w:style>
-  <w:style w:type="character" w:styleId="747" w:customStyle="1">
+  <w:style w:type="character" w:styleId="901" w:customStyle="1">
     <w:name w:val="Footnote Characters (user)"/>
     <w:qFormat/>
     <w:pPr>
@@ -32880,7 +33178,7 @@
       <w:ind/>
     </w:pPr>
   </w:style>
-  <w:style w:type="character" w:styleId="748" w:customStyle="1">
+  <w:style w:type="character" w:styleId="902" w:customStyle="1">
     <w:name w:val="Endnote Characters (user)"/>
     <w:qFormat/>
     <w:pPr>
@@ -32889,7 +33187,7 @@
       <w:ind/>
     </w:pPr>
   </w:style>
-  <w:style w:type="character" w:styleId="749" w:customStyle="1">
+  <w:style w:type="character" w:styleId="903" w:customStyle="1">
     <w:name w:val="Bullets"/>
     <w:qFormat/>
     <w:pPr>
@@ -32901,10 +33199,10 @@
       <w:rFonts w:ascii="OpenSymbol" w:hAnsi="OpenSymbol" w:eastAsia="OpenSymbol" w:cs="OpenSymbol"/>
     </w:rPr>
   </w:style>
-  <w:style w:type="paragraph" w:styleId="750" w:customStyle="1">
+  <w:style w:type="paragraph" w:styleId="904" w:customStyle="1">
     <w:name w:val="Heading"/>
-    <w:basedOn w:val="716"/>
-    <w:next w:val="751"/>
+    <w:basedOn w:val="870"/>
+    <w:next w:val="905"/>
     <w:qFormat/>
     <w:pPr>
       <w:keepNext w:val="true"/>
@@ -32918,18 +33216,18 @@
       <w:szCs w:val="28"/>
     </w:rPr>
   </w:style>
-  <w:style w:type="paragraph" w:styleId="751">
+  <w:style w:type="paragraph" w:styleId="905">
     <w:name w:val="Body Text"/>
-    <w:basedOn w:val="716"/>
+    <w:basedOn w:val="870"/>
     <w:pPr>
       <w:pBdr/>
       <w:spacing w:after="140" w:line="276" w:lineRule="auto"/>
       <w:ind/>
     </w:pPr>
   </w:style>
-  <w:style w:type="paragraph" w:styleId="752">
+  <w:style w:type="paragraph" w:styleId="906">
     <w:name w:val="List"/>
-    <w:basedOn w:val="751"/>
+    <w:basedOn w:val="905"/>
     <w:pPr>
       <w:pBdr/>
       <w:spacing/>
@@ -32939,9 +33237,9 @@
       <w:rFonts w:cs="Arial"/>
     </w:rPr>
   </w:style>
-  <w:style w:type="paragraph" w:styleId="753">
+  <w:style w:type="paragraph" w:styleId="907">
     <w:name w:val="Caption"/>
-    <w:basedOn w:val="716"/>
+    <w:basedOn w:val="870"/>
     <w:qFormat/>
     <w:pPr>
       <w:suppressLineNumbers w:val="true"/>
@@ -32957,9 +33255,9 @@
       <w:szCs w:val="24"/>
     </w:rPr>
   </w:style>
-  <w:style w:type="paragraph" w:styleId="754" w:customStyle="1">
+  <w:style w:type="paragraph" w:styleId="908" w:customStyle="1">
     <w:name w:val="Index"/>
-    <w:basedOn w:val="716"/>
+    <w:basedOn w:val="870"/>
     <w:qFormat/>
     <w:pPr>
       <w:suppressLineNumbers w:val="true"/>
@@ -32971,11 +33269,11 @@
       <w:rFonts w:cs="Arial"/>
     </w:rPr>
   </w:style>
-  <w:style w:type="paragraph" w:styleId="755">
+  <w:style w:type="paragraph" w:styleId="909">
     <w:name w:val="Title"/>
-    <w:basedOn w:val="716"/>
-    <w:next w:val="716"/>
-    <w:link w:val="738"/>
+    <w:basedOn w:val="870"/>
+    <w:next w:val="870"/>
+    <w:link w:val="892"/>
     <w:uiPriority w:val="10"/>
     <w:qFormat/>
     <w:pPr>
@@ -32991,11 +33289,11 @@
       <w:szCs w:val="56"/>
     </w:rPr>
   </w:style>
-  <w:style w:type="paragraph" w:styleId="756">
+  <w:style w:type="paragraph" w:styleId="910">
     <w:name w:val="Subtitle"/>
-    <w:basedOn w:val="716"/>
-    <w:next w:val="716"/>
-    <w:link w:val="739"/>
+    <w:basedOn w:val="870"/>
+    <w:next w:val="870"/>
+    <w:link w:val="893"/>
     <w:uiPriority w:val="11"/>
     <w:qFormat/>
     <w:pPr>
@@ -33010,11 +33308,11 @@
       <w:szCs w:val="28"/>
     </w:rPr>
   </w:style>
-  <w:style w:type="paragraph" w:styleId="757">
+  <w:style w:type="paragraph" w:styleId="911">
     <w:name w:val="Quote"/>
-    <w:basedOn w:val="716"/>
-    <w:next w:val="716"/>
-    <w:link w:val="740"/>
+    <w:basedOn w:val="870"/>
+    <w:next w:val="870"/>
+    <w:link w:val="894"/>
     <w:qFormat/>
     <w:pPr>
       <w:pBdr/>
@@ -33028,9 +33326,9 @@
       <w:color w:val="404040" w:themeColor="dark1" w:themeTint="BF"/>
     </w:rPr>
   </w:style>
-  <w:style w:type="paragraph" w:styleId="758">
+  <w:style w:type="paragraph" w:styleId="912">
     <w:name w:val="List Paragraph"/>
-    <w:basedOn w:val="716"/>
+    <w:basedOn w:val="870"/>
     <w:qFormat/>
     <w:pPr>
       <w:pBdr/>
@@ -33039,11 +33337,11 @@
       <w:contextualSpacing w:val="true"/>
     </w:pPr>
   </w:style>
-  <w:style w:type="paragraph" w:styleId="759">
+  <w:style w:type="paragraph" w:styleId="913">
     <w:name w:val="Intense Quote"/>
-    <w:basedOn w:val="716"/>
-    <w:next w:val="716"/>
-    <w:link w:val="742"/>
+    <w:basedOn w:val="870"/>
+    <w:next w:val="870"/>
+    <w:link w:val="896"/>
     <w:qFormat/>
     <w:pPr>
       <w:pBdr>
@@ -33060,7 +33358,7 @@
       <w:color w:val="2f5496" w:themeColor="accent1" w:themeShade="BF"/>
     </w:rPr>
   </w:style>
-  <w:style w:type="paragraph" w:styleId="760" w:customStyle="1">
+  <w:style w:type="paragraph" w:styleId="914" w:customStyle="1">
     <w:name w:val="normal1"/>
     <w:qFormat/>
     <w:pPr>
@@ -33074,9 +33372,9 @@
       <w:lang w:val="en-US" w:eastAsia="zh-CN" w:bidi="en-US"/>
     </w:rPr>
   </w:style>
-  <w:style w:type="paragraph" w:styleId="761" w:customStyle="1">
+  <w:style w:type="paragraph" w:styleId="915" w:customStyle="1">
     <w:name w:val="Header and Footer"/>
-    <w:basedOn w:val="716"/>
+    <w:basedOn w:val="870"/>
     <w:qFormat/>
     <w:pPr>
       <w:suppressLineNumbers w:val="true"/>
@@ -33089,9 +33387,9 @@
       <w:ind/>
     </w:pPr>
   </w:style>
-  <w:style w:type="paragraph" w:styleId="762">
+  <w:style w:type="paragraph" w:styleId="916">
     <w:name w:val="Header"/>
-    <w:basedOn w:val="761"/>
+    <w:basedOn w:val="915"/>
     <w:pPr>
       <w:pBdr/>
       <w:spacing/>
